--- a/downloads/student/ai-4-week-26.docx
+++ b/downloads/student/ai-4-week-26.docx
@@ -2115,6 +2115,16 @@
     <w:p>
       <w:r>
         <w:t>Seeds help reproduction but do not necessarily remove hardware or library nondeterminism; report the actual environment.</w:t>
+      </w:r>
+    </w:p>
+    <w:p>
+      <w:r>
+        <w:t>Read the labelled picture: What should accompany the mean 70%? Point to the relevant step in the picture, then write the changed result and the rule or evidence that supports it.</w:t>
+      </w:r>
+    </w:p>
+    <w:p>
+      <w:r>
+        <w:t>Change one thing: The report deletes the 60% run. Predict the result before checking the explanation. What remains the same?</w:t>
       </w:r>
     </w:p>
     <w:p>
@@ -4025,6 +4035,187 @@
     <w:p>
       <w:r>
         <w:t>Attempt the independent case before hints. Record whether you worked alone, used a hint or followed a model. After feedback, fix the first unsupported step and explain why it changed. A later check uses a changed case, not a copied answer.</w:t>
+      </w:r>
+    </w:p>
+    <w:p>
+      <w:pPr>
+        <w:pStyle w:val="Heading1"/>
+      </w:pPr>
+      <w:r>
+        <w:t>15. Your lesson route</w:t>
+      </w:r>
+    </w:p>
+    <w:p>
+      <w:r>
+        <w:t>Start with this question: Record variation across declared seeds instead of selecting the prettiest run.</w:t>
+      </w:r>
+    </w:p>
+    <w:tbl>
+      <w:tblPr>
+        <w:tblStyle w:val="LightShading-Accent1"/>
+        <w:tblW w:type="auto" w:w="0"/>
+        <w:tblLook w:firstColumn="1" w:firstRow="1" w:lastColumn="0" w:lastRow="0" w:noHBand="0" w:noVBand="1" w:val="04A0"/>
+      </w:tblPr>
+      <w:tblGrid>
+        <w:gridCol w:w="5112"/>
+        <w:gridCol w:w="5112"/>
+      </w:tblGrid>
+      <w:tr>
+        <w:trPr>
+          <w:tblHeader/>
+        </w:trPr>
+        <w:tc>
+          <w:tcPr>
+            <w:tcW w:type="dxa" w:w="5112"/>
+          </w:tcPr>
+          <w:p>
+            <w:r>
+              <w:t>By the end, I can</w:t>
+            </w:r>
+          </w:p>
+        </w:tc>
+        <w:tc>
+          <w:tcPr>
+            <w:tcW w:type="dxa" w:w="5112"/>
+          </w:tcPr>
+          <w:p>
+            <w:r>
+              <w:t>How I will show it</w:t>
+            </w:r>
+          </w:p>
+        </w:tc>
+      </w:tr>
+      <w:tr>
+        <w:tc>
+          <w:tcPr>
+            <w:tcW w:type="dxa" w:w="5112"/>
+          </w:tcPr>
+          <w:p>
+            <w:r>
+              <w:t>Record enough detail to reproduce a run</w:t>
+            </w:r>
+          </w:p>
+        </w:tc>
+        <w:tc>
+          <w:tcPr>
+            <w:tcW w:type="dxa" w:w="5112"/>
+          </w:tcPr>
+          <w:p>
+            <w:r>
+              <w:t>Explain the deciding step, show a trace or test, and state one limit.</w:t>
+            </w:r>
+          </w:p>
+        </w:tc>
+      </w:tr>
+      <w:tr>
+        <w:tc>
+          <w:tcPr>
+            <w:tcW w:type="dxa" w:w="5112"/>
+          </w:tcPr>
+          <w:p>
+            <w:r>
+              <w:t>Distinguish reproducibility from validity</w:t>
+            </w:r>
+          </w:p>
+        </w:tc>
+        <w:tc>
+          <w:tcPr>
+            <w:tcW w:type="dxa" w:w="5112"/>
+          </w:tcPr>
+          <w:p>
+            <w:r>
+              <w:t>Explain the deciding step, show a trace or test, and state one limit.</w:t>
+            </w:r>
+          </w:p>
+        </w:tc>
+      </w:tr>
+      <w:tr>
+        <w:tc>
+          <w:tcPr>
+            <w:tcW w:type="dxa" w:w="5112"/>
+          </w:tcPr>
+          <w:p>
+            <w:r>
+              <w:t>Report all planned seeds instead of selecting the best</w:t>
+            </w:r>
+          </w:p>
+        </w:tc>
+        <w:tc>
+          <w:tcPr>
+            <w:tcW w:type="dxa" w:w="5112"/>
+          </w:tcPr>
+          <w:p>
+            <w:r>
+              <w:t>Explain the deciding step, show a trace or test, and state one limit.</w:t>
+            </w:r>
+          </w:p>
+        </w:tc>
+      </w:tr>
+    </w:tbl>
+    <w:p>
+      <w:r>
+        <w:t>Remember → watch and explain → try with help → investigate → try independently → keep project evidence. Your teacher may spread this lesson across several classes.</w:t>
+      </w:r>
+    </w:p>
+    <w:p>
+      <w:r>
+        <w:t>Keep your first prediction. Compare it with what the evidence shows and explain any change.</w:t>
+      </w:r>
+    </w:p>
+    <w:p>
+      <w:pPr>
+        <w:pStyle w:val="Heading1"/>
+      </w:pPr>
+      <w:r>
+        <w:t>16. Finish and return</w:t>
+      </w:r>
+    </w:p>
+    <w:p>
+      <w:r>
+        <w:t>Close your notes. Explain this goal in your own words: Record enough detail to reproduce a run</w:t>
+      </w:r>
+    </w:p>
+    <w:p>
+      <w:pPr>
+        <w:pStyle w:val="Heading3"/>
+      </w:pPr>
+      <w:r>
+        <w:t>My deciding step, evidence and one remaining question</w:t>
+      </w:r>
+    </w:p>
+    <w:p>
+      <w:r>
+        <w:t>________________________________________________________________</w:t>
+      </w:r>
+    </w:p>
+    <w:p>
+      <w:r>
+        <w:t>________________________________________________________________</w:t>
+      </w:r>
+    </w:p>
+    <w:p>
+      <w:r>
+        <w:t>________________________________________________________________</w:t>
+      </w:r>
+    </w:p>
+    <w:p>
+      <w:r>
+        <w:t>________________________________________________________________</w:t>
+      </w:r>
+    </w:p>
+    <w:p>
+      <w:r>
+        <w:t>________________________________________________________________</w:t>
+      </w:r>
+    </w:p>
+    <w:p>
+      <w:r>
+        <w:t>If you are unsure, return to the worked picture and explain one arrow. If you are ready, change an input or assumption and justify your prediction.</w:t>
+      </w:r>
+    </w:p>
+    <w:p>
+      <w:r>
+        <w:t>Save your workbook evidence. At the next review, try a different case before opening your old answer.</w:t>
       </w:r>
     </w:p>
     <w:sectPr>

--- a/downloads/student/ai-4-week-26.docx
+++ b/downloads/student/ai-4-week-26.docx
@@ -4216,6 +4216,215 @@
     <w:p>
       <w:r>
         <w:t>Save your workbook evidence. At the next review, try a different case before opening your old answer.</w:t>
+      </w:r>
+    </w:p>
+    <w:p>
+      <w:pPr>
+        <w:pStyle w:val="Heading1"/>
+      </w:pPr>
+      <w:r>
+        <w:t>17. Supported practice, repair and portfolio</w:t>
+      </w:r>
+    </w:p>
+    <w:p>
+      <w:r>
+        <w:t>Use this supported practice once, in the browser or on paper. Keep the reserved independent assessment for a separate first attempt before teacher feedback.</w:t>
+      </w:r>
+    </w:p>
+    <w:p>
+      <w:r>
+        <w:t>Record variation across declared seeds instead of selecting the prettiest run.</w:t>
+      </w:r>
+    </w:p>
+    <w:p>
+      <w:pPr>
+        <w:pStyle w:val="Heading3"/>
+      </w:pPr>
+      <w:r>
+        <w:t>Practice 1: explain the deciding evidence</w:t>
+      </w:r>
+    </w:p>
+    <w:p>
+      <w:r>
+        <w:t>Which labelled step matches this detail? Record data version, split, code, settings and seeds, not just the winning80%.</w:t>
+      </w:r>
+    </w:p>
+    <w:p>
+      <w:r>
+        <w:t>1. Preserve context</w:t>
+      </w:r>
+    </w:p>
+    <w:p>
+      <w:r>
+        <w:t>2. Keep run identities</w:t>
+      </w:r>
+    </w:p>
+    <w:p>
+      <w:r>
+        <w:t>3. Summarise variation</w:t>
+      </w:r>
+    </w:p>
+    <w:p>
+      <w:pPr>
+        <w:pStyle w:val="Heading3"/>
+      </w:pPr>
+      <w:r>
+        <w:t>My selected conclusion, deciding fact and explanation</w:t>
+      </w:r>
+    </w:p>
+    <w:p>
+      <w:r>
+        <w:t>________________________________________________________________</w:t>
+      </w:r>
+    </w:p>
+    <w:p>
+      <w:r>
+        <w:t>________________________________________________________________</w:t>
+      </w:r>
+    </w:p>
+    <w:p>
+      <w:r>
+        <w:t>________________________________________________________________</w:t>
+      </w:r>
+    </w:p>
+    <w:p>
+      <w:r>
+        <w:t>________________________________________________________________</w:t>
+      </w:r>
+    </w:p>
+    <w:p>
+      <w:r>
+        <w:t>________________________________________________________________</w:t>
+      </w:r>
+    </w:p>
+    <w:p>
+      <w:r>
+        <w:t>Hint if needed: Read the steps in the pictorial case. Match the supplied detail to the stage that performs or records it.</w:t>
+      </w:r>
+    </w:p>
+    <w:p>
+      <w:r>
+        <w:t>After your attempt, compare with the supported explanation: Preserve context Record data version, split, code, settings and seeds, not just the winning80%. Read the picture in order. Record data version, split, code, settings and seeds, not just the winning80%. The arrows show which recorded input or intermediate result each decision uses. Explain the deciding step aloud before checking the changed case; pointing to the final answer alone does not show how it follows.</w:t>
+      </w:r>
+    </w:p>
+    <w:p>
+      <w:pPr>
+        <w:pStyle w:val="Heading3"/>
+      </w:pPr>
+      <w:r>
+        <w:t>Practice 2: explain the deciding evidence</w:t>
+      </w:r>
+    </w:p>
+    <w:p>
+      <w:r>
+        <w:t>Changed-case practice: The report deletes the 60% run. Which conclusion is supported by the supplied facts?</w:t>
+      </w:r>
+    </w:p>
+    <w:p>
+      <w:r>
+        <w:t>1. The remaining mean rises to75%, but the reported comparison becomes selectively incomplete.</w:t>
+      </w:r>
+    </w:p>
+    <w:p>
+      <w:r>
+        <w:t>2. This one example guarantees correct results for every future input.</w:t>
+      </w:r>
+    </w:p>
+    <w:p>
+      <w:r>
+        <w:t>3. We can decide the result without examining the changed input or the procedure.</w:t>
+      </w:r>
+    </w:p>
+    <w:p>
+      <w:pPr>
+        <w:pStyle w:val="Heading3"/>
+      </w:pPr>
+      <w:r>
+        <w:t>My selected conclusion, deciding fact and explanation</w:t>
+      </w:r>
+    </w:p>
+    <w:p>
+      <w:r>
+        <w:t>________________________________________________________________</w:t>
+      </w:r>
+    </w:p>
+    <w:p>
+      <w:r>
+        <w:t>________________________________________________________________</w:t>
+      </w:r>
+    </w:p>
+    <w:p>
+      <w:r>
+        <w:t>________________________________________________________________</w:t>
+      </w:r>
+    </w:p>
+    <w:p>
+      <w:r>
+        <w:t>________________________________________________________________</w:t>
+      </w:r>
+    </w:p>
+    <w:p>
+      <w:r>
+        <w:t>________________________________________________________________</w:t>
+      </w:r>
+    </w:p>
+    <w:p>
+      <w:r>
+        <w:t>Hint if needed: Use the changed condition and the deciding step in the pictorial trace. The answer must say what follows from those facts.</w:t>
+      </w:r>
+    </w:p>
+    <w:p>
+      <w:r>
+        <w:t>After your attempt, compare with the supported explanation: The remaining mean rises to75%, but the reported comparison becomes selectively incomplete. Removing an unfavourable declared run changes the evidence rather than improving the method.</w:t>
+      </w:r>
+    </w:p>
+    <w:p>
+      <w:pPr>
+        <w:pStyle w:val="Heading3"/>
+      </w:pPr>
+      <w:r>
+        <w:t>Repair a missing building block</w:t>
+      </w:r>
+    </w:p>
+    <w:p>
+      <w:r>
+        <w:t>Review Metrics Match Consequences (ai-4/25). Goal: Apply a declared score threshold including equality. Short practice: Which labels determine the false-alarm count at threshold 0.4? Point to the relevant step in the picture, then write the changed result and the rule or evidence that supports it.. Return to this week and explain what you changed.</w:t>
+      </w:r>
+    </w:p>
+    <w:p>
+      <w:r>
+        <w:t>Review Hold Out Test Data (ai-4/23). Goal: Freeze the full evaluation procedure before testing. Short practice: What is needed for an honest final claim about the revised version? Point to the relevant step in the picture, then write the changed result and the rule or evidence that supports it.. Return to this week and explain what you changed.</w:t>
+      </w:r>
+    </w:p>
+    <w:p>
+      <w:r>
+        <w:t>Review Mean, Median, and Baselines (ai-4/20). Goal: Fit mean and median constant baselines on training targets. Short practice: Does either original baseline win under evaluation MAE? Point to the relevant step in the picture, then write the changed result and the rule or evidence that supports it.. Return to this week and explain what you changed.</w:t>
+      </w:r>
+    </w:p>
+    <w:p>
+      <w:pPr>
+        <w:pStyle w:val="Heading3"/>
+      </w:pPr>
+      <w:r>
+        <w:t>Predict, run and debug</w:t>
+      </w:r>
+    </w:p>
+    <w:p>
+      <w:r>
+        <w:t>The browser lab lets you edit the supported Python examples already included in this lesson. Predict first, run, inspect the actual output or error, change one input, then run again. Keep code, predictions, actual results and a reasoned revision together. On paper, label your result as a trace rather than an execution.</w:t>
+      </w:r>
+    </w:p>
+    <w:p>
+      <w:pPr>
+        <w:pStyle w:val="Heading3"/>
+      </w:pPr>
+      <w:r>
+        <w:t>Keep your completed work</w:t>
+      </w:r>
+    </w:p>
+    <w:p>
+      <w:r>
+        <w:t>Use Download completed work in the hosted lesson to export your answers, reflections, practice feedback and code-run evidence. Open the HTML copy to read or print it. Drafts stay in this browser when storage is available; clear drafts on a shared device.</w:t>
       </w:r>
     </w:p>
     <w:sectPr>

--- a/downloads/student/ai-4-week-26.docx
+++ b/downloads/student/ai-4-week-26.docx
@@ -42,6 +42,11 @@
       </w:r>
     </w:p>
     <w:p>
+      <w:r>
+        <w:t>Start with the target: Record enough detail to reproduce a run. Try the recall before opening notes.</w:t>
+      </w:r>
+    </w:p>
+    <w:p>
       <w:pPr>
         <w:pStyle w:val="Heading3"/>
       </w:pPr>
@@ -50,18 +55,60 @@
       </w:r>
     </w:p>
     <w:p>
-      <w:r>
+      <w:pPr>
+        <w:spacing w:line="336" w:lineRule="auto" w:after="180"/>
+      </w:pPr>
+      <w:r>
+        <w:rPr>
+          <w:b w:val="0"/>
+        </w:rPr>
         <w:t>I can record enough detail to reproduce a run.</w:t>
       </w:r>
     </w:p>
     <w:p>
-      <w:r>
-        <w:t>I can distinguish reproducibility from validity.</w:t>
-      </w:r>
-    </w:p>
-    <w:p>
-      <w:r>
-        <w:t>I can report all planned seeds instead of selecting the best.</w:t>
+      <w:pPr>
+        <w:spacing w:line="336" w:lineRule="auto" w:after="180"/>
+      </w:pPr>
+      <w:r>
+        <w:rPr>
+          <w:b w:val="0"/>
+        </w:rPr>
+        <w:t xml:space="preserve">I can distinguish </w:t>
+      </w:r>
+      <w:r>
+        <w:rPr>
+          <w:b/>
+        </w:rPr>
+        <w:t>reproducibility</w:t>
+      </w:r>
+      <w:r>
+        <w:rPr>
+          <w:b w:val="0"/>
+        </w:rPr>
+        <w:t xml:space="preserve"> from validity.</w:t>
+      </w:r>
+    </w:p>
+    <w:p>
+      <w:pPr>
+        <w:spacing w:line="336" w:lineRule="auto" w:after="180"/>
+      </w:pPr>
+      <w:r>
+        <w:rPr>
+          <w:b w:val="0"/>
+        </w:rPr>
+        <w:t xml:space="preserve">I can report all planned </w:t>
+      </w:r>
+      <w:r>
+        <w:rPr>
+          <w:b/>
+        </w:rPr>
+        <w:t>seed</w:t>
+      </w:r>
+      <w:r>
+        <w:rPr>
+          <w:b w:val="0"/>
+        </w:rPr>
+        <w:t>s instead of selecting the best.</w:t>
       </w:r>
     </w:p>
     <w:p>
@@ -73,33 +120,93 @@
       </w:r>
     </w:p>
     <w:p>
-      <w:r>
+      <w:pPr>
+        <w:spacing w:line="336" w:lineRule="auto" w:after="180"/>
+      </w:pPr>
+      <w:r>
+        <w:rPr>
+          <w:b w:val="0"/>
+        </w:rPr>
         <w:t>Close your notes first. A rough first answer helps us choose the right starting point; it is not a score for your ability.</w:t>
       </w:r>
     </w:p>
     <w:p>
-      <w:r>
+      <w:pPr>
+        <w:spacing w:line="336" w:lineRule="auto" w:after="180"/>
+      </w:pPr>
+      <w:r>
+        <w:rPr>
+          <w:b w:val="0"/>
+        </w:rPr>
         <w:t>Without opening the old lesson, explain one key idea from Metrics Match Consequences. Give an example and a mistake that the idea helps you avoid.</w:t>
       </w:r>
     </w:p>
     <w:p>
-      <w:r>
+      <w:pPr>
+        <w:spacing w:line="336" w:lineRule="auto" w:after="180"/>
+      </w:pPr>
+      <w:r>
+        <w:rPr>
+          <w:b w:val="0"/>
+        </w:rPr>
         <w:t>Without opening the old lesson, explain one key idea from Hold Out Test Data. Give an example and a mistake that the idea helps you avoid.</w:t>
       </w:r>
     </w:p>
     <w:p>
-      <w:r>
+      <w:pPr>
+        <w:spacing w:line="336" w:lineRule="auto" w:after="180"/>
+      </w:pPr>
+      <w:r>
+        <w:rPr>
+          <w:b w:val="0"/>
+        </w:rPr>
         <w:t>Without opening the old lesson, explain one key idea from Mean, Median, and Baselines. Give an example and a mistake that the idea helps you avoid.</w:t>
       </w:r>
     </w:p>
     <w:p>
-      <w:r>
-        <w:t>After trying, check the relevant lesson or ask your teacher. Change the part of your explanation that the evidence shows was wrong.</w:t>
-      </w:r>
-    </w:p>
-    <w:p>
-      <w:r>
-        <w:t>A result is reproducible only when another builder can recreate the data, split, code, settings, seed, and metric calculation.</w:t>
+      <w:pPr>
+        <w:spacing w:line="336" w:lineRule="auto" w:after="180"/>
+      </w:pPr>
+      <w:r>
+        <w:rPr>
+          <w:b w:val="0"/>
+        </w:rPr>
+        <w:t xml:space="preserve">After trying, check the relevant lesson or ask your teacher. Change the part of your explanation that the </w:t>
+      </w:r>
+      <w:r>
+        <w:rPr>
+          <w:b/>
+        </w:rPr>
+        <w:t>evidence</w:t>
+      </w:r>
+      <w:r>
+        <w:rPr>
+          <w:b w:val="0"/>
+        </w:rPr>
+        <w:t xml:space="preserve"> shows was wrong.</w:t>
+      </w:r>
+    </w:p>
+    <w:p>
+      <w:pPr>
+        <w:spacing w:line="336" w:lineRule="auto" w:after="180"/>
+      </w:pPr>
+      <w:r>
+        <w:rPr>
+          <w:b w:val="0"/>
+        </w:rPr>
+        <w:t xml:space="preserve">A result is reproducible only when another builder can recreate the data, split, code, settings, </w:t>
+      </w:r>
+      <w:r>
+        <w:rPr>
+          <w:b/>
+        </w:rPr>
+        <w:t>seed</w:t>
+      </w:r>
+      <w:r>
+        <w:rPr>
+          <w:b w:val="0"/>
+        </w:rPr>
+        <w:t>, and metric calculation.</w:t>
       </w:r>
     </w:p>
     <w:p>
@@ -139,12 +246,45 @@
       </w:r>
     </w:p>
     <w:p>
-      <w:r>
-        <w:t>LEARNING TARGET  Two teams use the same random seed but different label files. Their results differ. List the records needed to reproduce the experiment.</w:t>
-      </w:r>
-    </w:p>
-    <w:p>
-      <w:r>
+      <w:pPr>
+        <w:pStyle w:val="Heading3"/>
+      </w:pPr>
+      <w:r>
+        <w:t>Your target</w:t>
+      </w:r>
+    </w:p>
+    <w:p>
+      <w:pPr>
+        <w:spacing w:line="336" w:lineRule="auto" w:after="180"/>
+        <w:shd w:fill="EDF7F3"/>
+      </w:pPr>
+      <w:r>
+        <w:rPr>
+          <w:b w:val="0"/>
+        </w:rPr>
+        <w:t xml:space="preserve">LEARNING TARGET  Two teams use the same </w:t>
+      </w:r>
+      <w:r>
+        <w:rPr>
+          <w:b/>
+        </w:rPr>
+        <w:t>random seed</w:t>
+      </w:r>
+      <w:r>
+        <w:rPr>
+          <w:b w:val="0"/>
+        </w:rPr>
+        <w:t xml:space="preserve"> but different label files. Their results differ. List the records needed to reproduce the experiment.</w:t>
+      </w:r>
+    </w:p>
+    <w:p>
+      <w:pPr>
+        <w:spacing w:line="336" w:lineRule="auto" w:after="180"/>
+      </w:pPr>
+      <w:r>
+        <w:rPr>
+          <w:b w:val="0"/>
+        </w:rPr>
         <w:t>Builder name and experiment date:</w:t>
       </w:r>
     </w:p>
@@ -157,7 +297,14 @@
       </w:r>
     </w:p>
     <w:p>
-      <w:r>
+      <w:pPr>
+        <w:spacing w:line="336" w:lineRule="auto" w:after="180"/>
+        <w:shd w:fill="F5F1FB"/>
+      </w:pPr>
+      <w:r>
+        <w:rPr>
+          <w:b w:val="0"/>
+        </w:rPr>
         <w:t>What must accompany a reported validation score?</w:t>
       </w:r>
     </w:p>
@@ -170,7 +317,14 @@
       </w:r>
     </w:p>
     <w:p>
-      <w:r>
+      <w:pPr>
+        <w:spacing w:line="336" w:lineRule="auto" w:after="180"/>
+        <w:shd w:fill="F5F1FB"/>
+      </w:pPr>
+      <w:r>
+        <w:rPr>
+          <w:b w:val="0"/>
+        </w:rPr>
         <w:t>Why should expected test results be written before running the function?</w:t>
       </w:r>
     </w:p>
@@ -206,7 +360,13 @@
       </w:r>
     </w:p>
     <w:p>
-      <w:r>
+      <w:pPr>
+        <w:spacing w:line="336" w:lineRule="auto" w:after="180"/>
+      </w:pPr>
+      <w:r>
+        <w:rPr>
+          <w:b w:val="0"/>
+        </w:rPr>
         <w:t>By the end, I can explain reproducible experiments using a traced example and a stated limitation.</w:t>
       </w:r>
     </w:p>
@@ -220,6 +380,17 @@
     </w:p>
     <w:p>
       <w:r>
+        <w:t>Investigate the supplied Reproducible Experiments case. Separate observations, given facts and assumptions before choosing an explanation.</w:t>
+      </w:r>
+    </w:p>
+    <w:p>
+      <w:pPr>
+        <w:spacing w:line="336" w:lineRule="auto" w:after="180"/>
+      </w:pPr>
+      <w:r>
+        <w:rPr>
+          <w:b/>
+        </w:rPr>
         <w:t>PICTURE ENTRY</w:t>
       </w:r>
     </w:p>
@@ -232,8 +403,26 @@
       </w:r>
     </w:p>
     <w:p>
-      <w:r>
-        <w:t>Begin with visible evidence; do not explain more than the picture and information support.</w:t>
+      <w:pPr>
+        <w:spacing w:line="336" w:lineRule="auto" w:after="180"/>
+      </w:pPr>
+      <w:r>
+        <w:rPr>
+          <w:b w:val="0"/>
+        </w:rPr>
+        <w:t xml:space="preserve">Begin with visible </w:t>
+      </w:r>
+      <w:r>
+        <w:rPr>
+          <w:b/>
+        </w:rPr>
+        <w:t>evidence</w:t>
+      </w:r>
+      <w:r>
+        <w:rPr>
+          <w:b w:val="0"/>
+        </w:rPr>
+        <w:t>; do not explain more than the picture and information support.</w:t>
       </w:r>
     </w:p>
     <w:p>
@@ -273,33 +462,138 @@
       </w:r>
     </w:p>
     <w:p>
-      <w:r>
-        <w:t>MYSTERY  The team must use reproducible experiments to solve a model-building problem. What information do they have? What important evidence is still missing?</w:t>
-      </w:r>
-    </w:p>
-    <w:p>
-      <w:r>
+      <w:pPr>
+        <w:pStyle w:val="Heading3"/>
+      </w:pPr>
+      <w:r>
+        <w:t>Start with this puzzle</w:t>
+      </w:r>
+    </w:p>
+    <w:p>
+      <w:pPr>
+        <w:spacing w:line="336" w:lineRule="auto" w:after="180"/>
+        <w:shd w:fill="F1F6FC"/>
+      </w:pPr>
+      <w:r>
+        <w:rPr>
+          <w:b w:val="0"/>
+        </w:rPr>
+        <w:t xml:space="preserve">MYSTERY  The team must use reproducible experiments to solve a model-building problem. What information do they have? What important </w:t>
+      </w:r>
+      <w:r>
+        <w:rPr>
+          <w:b/>
+        </w:rPr>
+        <w:t>evidence</w:t>
+      </w:r>
+      <w:r>
+        <w:rPr>
+          <w:b w:val="0"/>
+        </w:rPr>
+        <w:t xml:space="preserve"> is still missing?</w:t>
+      </w:r>
+    </w:p>
+    <w:p>
+      <w:pPr>
+        <w:spacing w:line="336" w:lineRule="auto" w:after="180"/>
+      </w:pPr>
+      <w:r>
+        <w:rPr>
+          <w:b w:val="0"/>
+        </w:rPr>
         <w:t>Name three visible details without interpreting them.</w:t>
       </w:r>
     </w:p>
     <w:p>
-      <w:r>
+      <w:pPr>
+        <w:spacing w:line="336" w:lineRule="auto" w:after="180"/>
+      </w:pPr>
+      <w:r>
+        <w:rPr>
+          <w:b w:val="0"/>
+        </w:rPr>
         <w:t>Predict the data, model, or evaluation decision being made.</w:t>
       </w:r>
     </w:p>
     <w:p>
-      <w:r>
+      <w:pPr>
+        <w:spacing w:line="336" w:lineRule="auto" w:after="180"/>
+      </w:pPr>
+      <w:r>
+        <w:rPr>
+          <w:b w:val="0"/>
+        </w:rPr>
         <w:t>Identify one hidden assumption that could change the result.</w:t>
       </w:r>
     </w:p>
     <w:p>
-      <w:r>
-        <w:t>State what evidence would confirm or reject your prediction.</w:t>
-      </w:r>
-    </w:p>
-    <w:p>
-      <w:r>
-        <w:t>My prediction and supporting evidence:</w:t>
+      <w:pPr>
+        <w:spacing w:line="336" w:lineRule="auto" w:after="180"/>
+      </w:pPr>
+      <w:r>
+        <w:rPr>
+          <w:b w:val="0"/>
+        </w:rPr>
+        <w:t xml:space="preserve">State what </w:t>
+      </w:r>
+      <w:r>
+        <w:rPr>
+          <w:b/>
+        </w:rPr>
+        <w:t>evidence</w:t>
+      </w:r>
+      <w:r>
+        <w:rPr>
+          <w:b w:val="0"/>
+        </w:rPr>
+        <w:t xml:space="preserve"> would confirm or reject your </w:t>
+      </w:r>
+      <w:r>
+        <w:rPr>
+          <w:b/>
+        </w:rPr>
+        <w:t>prediction</w:t>
+      </w:r>
+      <w:r>
+        <w:rPr>
+          <w:b w:val="0"/>
+        </w:rPr>
+        <w:t>.</w:t>
+      </w:r>
+    </w:p>
+    <w:p>
+      <w:pPr>
+        <w:spacing w:line="336" w:lineRule="auto" w:after="180"/>
+      </w:pPr>
+      <w:r>
+        <w:rPr>
+          <w:b w:val="0"/>
+        </w:rPr>
+        <w:t xml:space="preserve">My </w:t>
+      </w:r>
+      <w:r>
+        <w:rPr>
+          <w:b/>
+        </w:rPr>
+        <w:t>prediction</w:t>
+      </w:r>
+      <w:r>
+        <w:rPr>
+          <w:b w:val="0"/>
+        </w:rPr>
+        <w:t xml:space="preserve"> and supporting </w:t>
+      </w:r>
+      <w:r>
+        <w:rPr>
+          <w:b/>
+        </w:rPr>
+        <w:t>evidence</w:t>
+      </w:r>
+      <w:r>
+        <w:rPr>
+          <w:b w:val="0"/>
+        </w:rPr>
+        <w:t>:</w:t>
       </w:r>
     </w:p>
     <w:p>
@@ -311,13 +605,131 @@
       </w:r>
     </w:p>
     <w:p>
-      <w:r>
-        <w:t>A seed can help repeat a random split or initialization, but it is not a magic quality stamp. Save data version, split membership, code version, settings, preprocessing, seed and metric definition. Some software operations remain nondeterministic, so document tolerances and environment too.</w:t>
-      </w:r>
-    </w:p>
-    <w:p>
-      <w:r>
-        <w:t>Use fictional classroom data throughout this investigation. Keep the task, units, reference labels and data split visible as you reason. Earlier weeks supplied the model-building process; this week examines experimental records and seeds.</w:t>
+      <w:pPr>
+        <w:spacing w:line="336" w:lineRule="auto" w:after="180"/>
+      </w:pPr>
+      <w:r>
+        <w:rPr>
+          <w:b w:val="0"/>
+        </w:rPr>
+        <w:t xml:space="preserve">A </w:t>
+      </w:r>
+      <w:r>
+        <w:rPr>
+          <w:b/>
+        </w:rPr>
+        <w:t>seed</w:t>
+      </w:r>
+      <w:r>
+        <w:rPr>
+          <w:b w:val="0"/>
+        </w:rPr>
+        <w:t xml:space="preserve"> can help repeat a random split or initialization, but it is not a magic quality stamp. Save </w:t>
+      </w:r>
+      <w:r>
+        <w:rPr>
+          <w:b/>
+        </w:rPr>
+        <w:t>data version</w:t>
+      </w:r>
+      <w:r>
+        <w:rPr>
+          <w:b w:val="0"/>
+        </w:rPr>
+        <w:t xml:space="preserve">, split membership, code </w:t>
+      </w:r>
+      <w:r>
+        <w:rPr>
+          <w:b/>
+        </w:rPr>
+        <w:t>version</w:t>
+      </w:r>
+      <w:r>
+        <w:rPr>
+          <w:b w:val="0"/>
+        </w:rPr>
+        <w:t>, settings, pre</w:t>
+      </w:r>
+      <w:r>
+        <w:rPr>
+          <w:b/>
+        </w:rPr>
+        <w:t>process</w:t>
+      </w:r>
+      <w:r>
+        <w:rPr>
+          <w:b w:val="0"/>
+        </w:rPr>
+        <w:t xml:space="preserve">ing, </w:t>
+      </w:r>
+      <w:r>
+        <w:rPr>
+          <w:b/>
+        </w:rPr>
+        <w:t>seed</w:t>
+      </w:r>
+      <w:r>
+        <w:rPr>
+          <w:b w:val="0"/>
+        </w:rPr>
+        <w:t xml:space="preserve"> and metric definition.</w:t>
+      </w:r>
+    </w:p>
+    <w:p>
+      <w:pPr>
+        <w:spacing w:line="336" w:lineRule="auto" w:after="180"/>
+      </w:pPr>
+      <w:r>
+        <w:rPr>
+          <w:b w:val="0"/>
+        </w:rPr>
+        <w:t>Some software operations remain nondeterministic, so document tolerances and environment too.</w:t>
+      </w:r>
+    </w:p>
+    <w:p>
+      <w:pPr>
+        <w:spacing w:line="336" w:lineRule="auto" w:after="180"/>
+      </w:pPr>
+      <w:r>
+        <w:rPr>
+          <w:b w:val="0"/>
+        </w:rPr>
+        <w:t>Use fictional classroom data throughout this investigation. Keep the task, units, reference labels and data split visible as you reason.</w:t>
+      </w:r>
+    </w:p>
+    <w:p>
+      <w:pPr>
+        <w:spacing w:line="336" w:lineRule="auto" w:after="180"/>
+      </w:pPr>
+      <w:r>
+        <w:rPr>
+          <w:b w:val="0"/>
+        </w:rPr>
+        <w:t xml:space="preserve">Earlier weeks supplied the model-building </w:t>
+      </w:r>
+      <w:r>
+        <w:rPr>
+          <w:b/>
+        </w:rPr>
+        <w:t>process</w:t>
+      </w:r>
+      <w:r>
+        <w:rPr>
+          <w:b w:val="0"/>
+        </w:rPr>
+        <w:t xml:space="preserve">; this week examines experimental records and </w:t>
+      </w:r>
+      <w:r>
+        <w:rPr>
+          <w:b/>
+        </w:rPr>
+        <w:t>seed</w:t>
+      </w:r>
+      <w:r>
+        <w:rPr>
+          <w:b w:val="0"/>
+        </w:rPr>
+        <w:t>s.</w:t>
       </w:r>
     </w:p>
     <w:p>
@@ -329,8 +741,73 @@
       </w:r>
     </w:p>
     <w:p>
-      <w:r>
-        <w:t>A fictional activity scoring experiment compares two weight settings on the same development records. Save code version, input version, weights, tie rule and outputs. A label such as v2 is useful only when it refers to an identifiable saved state.</w:t>
+      <w:pPr>
+        <w:spacing w:line="336" w:lineRule="auto" w:after="180"/>
+      </w:pPr>
+      <w:r>
+        <w:rPr>
+          <w:b w:val="0"/>
+        </w:rPr>
+        <w:t xml:space="preserve">A fictional activity scoring experiment compares two weight settings on the same development records. Save code </w:t>
+      </w:r>
+      <w:r>
+        <w:rPr>
+          <w:b/>
+        </w:rPr>
+        <w:t>version</w:t>
+      </w:r>
+      <w:r>
+        <w:rPr>
+          <w:b w:val="0"/>
+        </w:rPr>
+        <w:t xml:space="preserve">, </w:t>
+      </w:r>
+      <w:r>
+        <w:rPr>
+          <w:b/>
+        </w:rPr>
+        <w:t>input</w:t>
+      </w:r>
+      <w:r>
+        <w:rPr>
+          <w:b w:val="0"/>
+        </w:rPr>
+        <w:t xml:space="preserve"> </w:t>
+      </w:r>
+      <w:r>
+        <w:rPr>
+          <w:b/>
+        </w:rPr>
+        <w:t>version</w:t>
+      </w:r>
+      <w:r>
+        <w:rPr>
+          <w:b w:val="0"/>
+        </w:rPr>
+        <w:t xml:space="preserve">, weights, tie rule and </w:t>
+      </w:r>
+      <w:r>
+        <w:rPr>
+          <w:b/>
+        </w:rPr>
+        <w:t>output</w:t>
+      </w:r>
+      <w:r>
+        <w:rPr>
+          <w:b w:val="0"/>
+        </w:rPr>
+        <w:t>s.</w:t>
+      </w:r>
+    </w:p>
+    <w:p>
+      <w:pPr>
+        <w:spacing w:line="336" w:lineRule="auto" w:after="180"/>
+      </w:pPr>
+      <w:r>
+        <w:rPr>
+          <w:b w:val="0"/>
+        </w:rPr>
+        <w:t>A label such as v2 is useful only when it refers to an identifiable saved state.</w:t>
       </w:r>
     </w:p>
     <w:p>
@@ -343,7 +820,24 @@
     </w:p>
     <w:p>
       <w:r>
-        <w:t>ML MECHANISM</w:t>
+        <w:t>Follow the mechanism for Reproducible Experiments. Connect each labelled input, deciding step and result.</w:t>
+      </w:r>
+    </w:p>
+    <w:p>
+      <w:pPr>
+        <w:spacing w:line="336" w:lineRule="auto" w:after="180"/>
+      </w:pPr>
+      <w:r>
+        <w:rPr>
+          <w:b/>
+        </w:rPr>
+        <w:t xml:space="preserve">ML </w:t>
+      </w:r>
+      <w:r>
+        <w:rPr>
+          <w:b/>
+        </w:rPr>
+        <w:t>MECHANISM</w:t>
       </w:r>
     </w:p>
     <w:p>
@@ -355,7 +849,13 @@
       </w:r>
     </w:p>
     <w:p>
-      <w:r>
+      <w:pPr>
+        <w:spacing w:line="336" w:lineRule="auto" w:after="180"/>
+      </w:pPr>
+      <w:r>
+        <w:rPr>
+          <w:b w:val="0"/>
+        </w:rPr>
         <w:t>Trace the information, fitted behavior, and evaluation proof separately.</w:t>
       </w:r>
     </w:p>
@@ -468,46 +968,224 @@
       </w:r>
     </w:p>
     <w:p>
-      <w:r>
+      <w:pPr>
+        <w:pStyle w:val="Heading3"/>
+      </w:pPr>
+      <w:r>
+        <w:t>Question to explain</w:t>
+      </w:r>
+    </w:p>
+    <w:p>
+      <w:pPr>
+        <w:spacing w:line="336" w:lineRule="auto" w:after="180"/>
+        <w:shd w:fill="F5F1FB"/>
+      </w:pPr>
+      <w:r>
+        <w:rPr>
+          <w:b w:val="0"/>
+        </w:rPr>
         <w:t>QUESTION  Reproduce a peer's run from an experiment card.</w:t>
       </w:r>
     </w:p>
     <w:p>
-      <w:r>
-        <w:t>MODEL IDEA  A result is reproducible only when another builder can recreate the data, split, code, settings, seed, and metric calculation.</w:t>
-      </w:r>
-    </w:p>
-    <w:p>
-      <w:r>
+      <w:pPr>
+        <w:spacing w:line="336" w:lineRule="auto" w:after="180"/>
+      </w:pPr>
+      <w:r>
+        <w:rPr>
+          <w:b w:val="0"/>
+        </w:rPr>
+        <w:t xml:space="preserve">MODEL IDEA  A result is reproducible only when another builder can recreate the data, split, code, settings, </w:t>
+      </w:r>
+      <w:r>
+        <w:rPr>
+          <w:b/>
+        </w:rPr>
+        <w:t>seed</w:t>
+      </w:r>
+      <w:r>
+        <w:rPr>
+          <w:b w:val="0"/>
+        </w:rPr>
+        <w:t>, and metric calculation.</w:t>
+      </w:r>
+    </w:p>
+    <w:p>
+      <w:pPr>
+        <w:spacing w:line="336" w:lineRule="auto" w:after="180"/>
+      </w:pPr>
+      <w:r>
+        <w:rPr>
+          <w:b w:val="0"/>
+        </w:rPr>
         <w:t>PROOF NEEDED  Use an unseen case, visible calculation, error analysis, and a stated limitation.</w:t>
       </w:r>
     </w:p>
     <w:p>
-      <w:r>
-        <w:t>UNDER THE HOOD  Record data=v2, split=grouped-s1, code=commit A7, seed=42. Record preprocessing, features, model type, settings, and library versions.</w:t>
-      </w:r>
-    </w:p>
-    <w:p>
-      <w:r>
-        <w:t>Draw a fresh data → model → prediction → evaluation trace:</w:t>
-      </w:r>
-    </w:p>
-    <w:p>
       <w:pPr>
         <w:pStyle w:val="Heading3"/>
       </w:pPr>
       <w:r>
+        <w:t>How the mechanism works</w:t>
+      </w:r>
+    </w:p>
+    <w:p>
+      <w:pPr>
+        <w:spacing w:line="336" w:lineRule="auto" w:after="180"/>
+        <w:shd w:fill="F1F6F8"/>
+      </w:pPr>
+      <w:r>
+        <w:rPr>
+          <w:b w:val="0"/>
+        </w:rPr>
+        <w:t xml:space="preserve">UNDER THE HOOD  Record data=v2, split=grouped-s1, code=commit A7, </w:t>
+      </w:r>
+      <w:r>
+        <w:rPr>
+          <w:b/>
+        </w:rPr>
+        <w:t>seed</w:t>
+      </w:r>
+      <w:r>
+        <w:rPr>
+          <w:b w:val="0"/>
+        </w:rPr>
+        <w:t>=42. Record pre</w:t>
+      </w:r>
+      <w:r>
+        <w:rPr>
+          <w:b/>
+        </w:rPr>
+        <w:t>process</w:t>
+      </w:r>
+      <w:r>
+        <w:rPr>
+          <w:b w:val="0"/>
+        </w:rPr>
+        <w:t xml:space="preserve">ing, features, model type, settings, and library </w:t>
+      </w:r>
+      <w:r>
+        <w:rPr>
+          <w:b/>
+        </w:rPr>
+        <w:t>version</w:t>
+      </w:r>
+      <w:r>
+        <w:rPr>
+          <w:b w:val="0"/>
+        </w:rPr>
+        <w:t>s.</w:t>
+      </w:r>
+    </w:p>
+    <w:p>
+      <w:pPr>
+        <w:spacing w:line="336" w:lineRule="auto" w:after="180"/>
+      </w:pPr>
+      <w:r>
+        <w:rPr>
+          <w:b w:val="0"/>
+        </w:rPr>
+        <w:t xml:space="preserve">Draw a fresh data → model → </w:t>
+      </w:r>
+      <w:r>
+        <w:rPr>
+          <w:b/>
+        </w:rPr>
+        <w:t>prediction</w:t>
+      </w:r>
+      <w:r>
+        <w:rPr>
+          <w:b w:val="0"/>
+        </w:rPr>
+        <w:t xml:space="preserve"> → evaluation trace:</w:t>
+      </w:r>
+    </w:p>
+    <w:p>
+      <w:pPr>
+        <w:pStyle w:val="Heading3"/>
+      </w:pPr>
+      <w:r>
         <w:t>A closer explanation</w:t>
       </w:r>
     </w:p>
     <w:p>
-      <w:r>
-        <w:t>A team declares seeds 11, 22, 33 before running. Validation accuracies are 14/20, 16/20, 12/20:70, 80, 60 percent. Mean accuracy is 70 percent, with a 20-percentage-point range. Reporting only seed 22 as the model result hides the declared experiment.</w:t>
-      </w:r>
-    </w:p>
-    <w:p>
-      <w:r>
-        <w:t>Before continuing, underline the decision rule and circle the evidence that supports the conclusion. Explain the example to a partner without replacing the counts or conditions with a stronger claim. Keep the distinction between an observed result and a proposed next step.</w:t>
+      <w:pPr>
+        <w:spacing w:line="336" w:lineRule="auto" w:after="180"/>
+      </w:pPr>
+      <w:r>
+        <w:rPr>
+          <w:b w:val="0"/>
+        </w:rPr>
+        <w:t xml:space="preserve">A team declares </w:t>
+      </w:r>
+      <w:r>
+        <w:rPr>
+          <w:b/>
+        </w:rPr>
+        <w:t>seed</w:t>
+      </w:r>
+      <w:r>
+        <w:rPr>
+          <w:b w:val="0"/>
+        </w:rPr>
+        <w:t>s 11, 22, 33 before running. Validation accuracies are 14/20, 16/20, 12/20:70, 80, 60 percent. Mean accuracy is 70 percent, with a 20-percentage-point range.</w:t>
+      </w:r>
+    </w:p>
+    <w:p>
+      <w:pPr>
+        <w:spacing w:line="336" w:lineRule="auto" w:after="180"/>
+      </w:pPr>
+      <w:r>
+        <w:rPr>
+          <w:b w:val="0"/>
+        </w:rPr>
+        <w:t xml:space="preserve">Reporting only </w:t>
+      </w:r>
+      <w:r>
+        <w:rPr>
+          <w:b/>
+        </w:rPr>
+        <w:t>seed</w:t>
+      </w:r>
+      <w:r>
+        <w:rPr>
+          <w:b w:val="0"/>
+        </w:rPr>
+        <w:t xml:space="preserve"> 22 as the model result hides the declared experiment.</w:t>
+      </w:r>
+    </w:p>
+    <w:p>
+      <w:pPr>
+        <w:spacing w:line="336" w:lineRule="auto" w:after="180"/>
+      </w:pPr>
+      <w:r>
+        <w:rPr>
+          <w:b w:val="0"/>
+        </w:rPr>
+        <w:t xml:space="preserve">Before continuing, underline the decision rule and circle the </w:t>
+      </w:r>
+      <w:r>
+        <w:rPr>
+          <w:b/>
+        </w:rPr>
+        <w:t>evidence</w:t>
+      </w:r>
+      <w:r>
+        <w:rPr>
+          <w:b w:val="0"/>
+        </w:rPr>
+        <w:t xml:space="preserve"> that supports the conclusion. Explain the example to a partner without replacing the counts or conditions with a stronger claim.</w:t>
+      </w:r>
+    </w:p>
+    <w:p>
+      <w:pPr>
+        <w:spacing w:line="336" w:lineRule="auto" w:after="180"/>
+      </w:pPr>
+      <w:r>
+        <w:rPr>
+          <w:b w:val="0"/>
+        </w:rPr>
+        <w:t>Keep the distinction between an observed result and a proposed next step.</w:t>
       </w:r>
     </w:p>
     <w:p>
@@ -666,8 +1344,25 @@
       </w:r>
     </w:p>
     <w:p>
-      <w:r>
-        <w:t>The ranking changes because the preference weights changed. That is a policy comparison, not proof that v2 is more accurate. Keep the same data and constraints when comparing weights, and record why a policy better fits the stated goal.</w:t>
+      <w:pPr>
+        <w:spacing w:line="336" w:lineRule="auto" w:after="180"/>
+      </w:pPr>
+      <w:r>
+        <w:rPr>
+          <w:b w:val="0"/>
+        </w:rPr>
+        <w:t>The ranking changes because the preference weights changed. That is a policy comparison, not proof that v2 is more accurate.</w:t>
+      </w:r>
+    </w:p>
+    <w:p>
+      <w:pPr>
+        <w:spacing w:line="336" w:lineRule="auto" w:after="180"/>
+      </w:pPr>
+      <w:r>
+        <w:rPr>
+          <w:b w:val="0"/>
+        </w:rPr>
+        <w:t>Keep the same data and constraints when comparing weights, and record why a policy better fits the stated goal.</w:t>
       </w:r>
     </w:p>
     <w:p>
@@ -679,8 +1374,25 @@
       </w:r>
     </w:p>
     <w:p>
-      <w:r>
-        <w:t>For the worked records, v1 gives A a score of 2 times 4 plus 1, or 9, and B a score of 2 times 2 plus 4, or 8. v2 gives A 4 plus 2 times 1, or 6, and B 2 plus 2 times 4, or 10. The winner changes because the weights changed. Keep the records fixed so this explanation can be checked. A different preference policy is not automatically a more accurate model.</w:t>
+      <w:pPr>
+        <w:spacing w:line="336" w:lineRule="auto" w:after="180"/>
+      </w:pPr>
+      <w:r>
+        <w:rPr>
+          <w:b w:val="0"/>
+        </w:rPr>
+        <w:t>For the worked records, v1 gives A a score of 2 times 4 plus 1, or 9, and B a score of 2 times 2 plus 4, or 8. v2 gives A 4 plus 2 times 1, or 6, and B 2 plus 2 times 4, or 10. The winner changes because the weights changed.</w:t>
+      </w:r>
+    </w:p>
+    <w:p>
+      <w:pPr>
+        <w:spacing w:line="336" w:lineRule="auto" w:after="180"/>
+      </w:pPr>
+      <w:r>
+        <w:rPr>
+          <w:b w:val="0"/>
+        </w:rPr>
+        <w:t>Keep the records fixed so this explanation can be checked. A different preference policy is not automatically a more accurate model.</w:t>
       </w:r>
     </w:p>
     <w:p>
@@ -692,8 +1404,26 @@
       </w:r>
     </w:p>
     <w:p>
-      <w:r>
-        <w:t>Point to the input, the deciding step and the result in this week’s visual. Explain the same step in ordinary words. A picture helps when you can say what each part represents.</w:t>
+      <w:pPr>
+        <w:spacing w:line="336" w:lineRule="auto" w:after="180"/>
+      </w:pPr>
+      <w:r>
+        <w:rPr>
+          <w:b w:val="0"/>
+        </w:rPr>
+        <w:t xml:space="preserve">Point to the </w:t>
+      </w:r>
+      <w:r>
+        <w:rPr>
+          <w:b/>
+        </w:rPr>
+        <w:t>input</w:t>
+      </w:r>
+      <w:r>
+        <w:rPr>
+          <w:b w:val="0"/>
+        </w:rPr>
+        <w:t>, the deciding step and the result in this week’s visual. Explain the same step in ordinary words. A picture helps when you can say what each part represents.</w:t>
       </w:r>
     </w:p>
     <w:p>
@@ -706,6 +1436,17 @@
     </w:p>
     <w:p>
       <w:r>
+        <w:t>Compare the supplied cases for Reproducible Experiments. Identify the detail that changes the conclusion.</w:t>
+      </w:r>
+    </w:p>
+    <w:p>
+      <w:pPr>
+        <w:spacing w:line="336" w:lineRule="auto" w:after="180"/>
+      </w:pPr>
+      <w:r>
+        <w:rPr>
+          <w:b/>
+        </w:rPr>
         <w:t>EVALUATION DESIGN</w:t>
       </w:r>
     </w:p>
@@ -718,7 +1459,13 @@
       </w:r>
     </w:p>
     <w:p>
-      <w:r>
+      <w:pPr>
+        <w:spacing w:line="336" w:lineRule="auto" w:after="180"/>
+      </w:pPr>
+      <w:r>
+        <w:rPr>
+          <w:b w:val="0"/>
+        </w:rPr>
         <w:t>A system is not understood until it survives more than one comfortable example.</w:t>
       </w:r>
     </w:p>
@@ -867,32 +1614,91 @@
       </w:r>
     </w:p>
     <w:p>
-      <w:r>
+      <w:pPr>
+        <w:spacing w:line="336" w:lineRule="auto" w:after="180"/>
+      </w:pPr>
+      <w:r>
+        <w:rPr>
+          <w:b w:val="0"/>
+        </w:rPr>
         <w:t>NORMAL  Expected data and expected behavior.</w:t>
       </w:r>
     </w:p>
     <w:p>
-      <w:r>
-        <w:t>BOUNDARY  Value close to a threshold, ambiguous label, or uncertain prediction.</w:t>
-      </w:r>
-    </w:p>
-    <w:p>
-      <w:r>
+      <w:pPr>
+        <w:pStyle w:val="Heading3"/>
+      </w:pPr>
+      <w:r>
+        <w:t>Keep this boundary clear</w:t>
+      </w:r>
+    </w:p>
+    <w:p>
+      <w:pPr>
+        <w:spacing w:line="336" w:lineRule="auto" w:after="180"/>
+        <w:shd w:fill="FFF5E6"/>
+      </w:pPr>
+      <w:r>
+        <w:rPr>
+          <w:b w:val="0"/>
+        </w:rPr>
+        <w:t xml:space="preserve">BOUNDARY  Value close to a threshold, ambiguous label, or uncertain </w:t>
+      </w:r>
+      <w:r>
+        <w:rPr>
+          <w:b/>
+        </w:rPr>
+        <w:t>prediction</w:t>
+      </w:r>
+      <w:r>
+        <w:rPr>
+          <w:b w:val="0"/>
+        </w:rPr>
+        <w:t>.</w:t>
+      </w:r>
+    </w:p>
+    <w:p>
+      <w:pPr>
+        <w:spacing w:line="336" w:lineRule="auto" w:after="180"/>
+      </w:pPr>
+      <w:r>
+        <w:rPr>
+          <w:b w:val="0"/>
+        </w:rPr>
         <w:t>MISSING  Necessary field, label, source, or measurement is unavailable.</w:t>
       </w:r>
     </w:p>
     <w:p>
-      <w:r>
+      <w:pPr>
+        <w:spacing w:line="336" w:lineRule="auto" w:after="180"/>
+      </w:pPr>
+      <w:r>
+        <w:rPr>
+          <w:b w:val="0"/>
+        </w:rPr>
         <w:t>SHIFTED  New lighting, species, device, subgroup, or time condition.</w:t>
       </w:r>
     </w:p>
     <w:p>
-      <w:r>
+      <w:pPr>
+        <w:spacing w:line="336" w:lineRule="auto" w:after="180"/>
+        <w:shd w:fill="FFF5E6"/>
+      </w:pPr>
+      <w:r>
+        <w:rPr>
+          <w:b w:val="0"/>
+        </w:rPr>
         <w:t>RELEASE RULE  Passing one case never proves generalization. Predefine expected behavior for all four categories.</w:t>
       </w:r>
     </w:p>
     <w:p>
-      <w:r>
+      <w:pPr>
+        <w:spacing w:line="336" w:lineRule="auto" w:after="180"/>
+        <w:shd w:fill="F5F1FB"/>
+      </w:pPr>
+      <w:r>
+        <w:rPr>
+          <w:b w:val="0"/>
+        </w:rPr>
         <w:t>Which case most threatens today's claim, and why?</w:t>
       </w:r>
     </w:p>
@@ -905,18 +1711,93 @@
       </w:r>
     </w:p>
     <w:p>
-      <w:r>
-        <w:t>Change: The report deletes the 60% run.</w:t>
-      </w:r>
-    </w:p>
-    <w:p>
-      <w:r>
-        <w:t>Prediction: The remaining mean rises to75%, but the reported comparison becomes selectively incomplete.</w:t>
-      </w:r>
-    </w:p>
-    <w:p>
-      <w:r>
-        <w:t>Reason: Removing an unfavourable declared run changes the evidence rather than improving the method.</w:t>
+      <w:pPr>
+        <w:pStyle w:val="Heading3"/>
+      </w:pPr>
+      <w:r>
+        <w:t>Change one thing</w:t>
+      </w:r>
+    </w:p>
+    <w:p>
+      <w:pPr>
+        <w:spacing w:line="336" w:lineRule="auto" w:after="180"/>
+        <w:shd w:fill="F5F1FB"/>
+      </w:pPr>
+      <w:r>
+        <w:rPr>
+          <w:b w:val="0"/>
+        </w:rPr>
+        <w:t xml:space="preserve">Change: The report deletes the </w:t>
+      </w:r>
+      <w:r>
+        <w:rPr>
+          <w:b/>
+        </w:rPr>
+        <w:t>60%</w:t>
+      </w:r>
+      <w:r>
+        <w:rPr>
+          <w:b w:val="0"/>
+        </w:rPr>
+        <w:t xml:space="preserve"> run.</w:t>
+      </w:r>
+    </w:p>
+    <w:p>
+      <w:pPr>
+        <w:pStyle w:val="Heading3"/>
+      </w:pPr>
+      <w:r>
+        <w:t>Predicted result</w:t>
+      </w:r>
+    </w:p>
+    <w:p>
+      <w:pPr>
+        <w:spacing w:line="336" w:lineRule="auto" w:after="180"/>
+        <w:shd w:fill="F1F6FC"/>
+      </w:pPr>
+      <w:r>
+        <w:rPr>
+          <w:b/>
+        </w:rPr>
+        <w:t>Prediction</w:t>
+      </w:r>
+      <w:r>
+        <w:rPr>
+          <w:b w:val="0"/>
+        </w:rPr>
+        <w:t>: The remaining mean rises to75%, but the reported comparison becomes selectively incomplete.</w:t>
+      </w:r>
+    </w:p>
+    <w:p>
+      <w:pPr>
+        <w:pStyle w:val="Heading3"/>
+      </w:pPr>
+      <w:r>
+        <w:t>Why the result follows</w:t>
+      </w:r>
+    </w:p>
+    <w:p>
+      <w:pPr>
+        <w:spacing w:line="336" w:lineRule="auto" w:after="180"/>
+        <w:shd w:fill="F1F6FC"/>
+      </w:pPr>
+      <w:r>
+        <w:rPr>
+          <w:b w:val="0"/>
+        </w:rPr>
+        <w:t xml:space="preserve">Reason: Removing an unfavourable declared run changes the </w:t>
+      </w:r>
+      <w:r>
+        <w:rPr>
+          <w:b/>
+        </w:rPr>
+        <w:t>evidence</w:t>
+      </w:r>
+      <w:r>
+        <w:rPr>
+          <w:b w:val="0"/>
+        </w:rPr>
+        <w:t xml:space="preserve"> rather than improving the method.</w:t>
       </w:r>
     </w:p>
     <w:p>
@@ -929,6 +1810,17 @@
     </w:p>
     <w:p>
       <w:r>
+        <w:t>Use the vocabulary of Reproducible Experiments to explain a concrete decision, rather than only memorising definitions.</w:t>
+      </w:r>
+    </w:p>
+    <w:p>
+      <w:pPr>
+        <w:spacing w:line="336" w:lineRule="auto" w:after="180"/>
+      </w:pPr>
+      <w:r>
+        <w:rPr>
+          <w:b/>
+        </w:rPr>
         <w:t>VOCABULARY</w:t>
       </w:r>
     </w:p>
@@ -941,7 +1833,13 @@
       </w:r>
     </w:p>
     <w:p>
-      <w:r>
+      <w:pPr>
+        <w:spacing w:line="336" w:lineRule="auto" w:after="180"/>
+      </w:pPr>
+      <w:r>
+        <w:rPr>
+          <w:b w:val="0"/>
+        </w:rPr>
         <w:t>A definition matters when it lets you interpret a new dataset, model, or result.</w:t>
       </w:r>
     </w:p>
@@ -1257,12 +2155,25 @@
       </w:tr>
     </w:tbl>
     <w:p>
-      <w:r>
+      <w:pPr>
+        <w:spacing w:line="336" w:lineRule="auto" w:after="180"/>
+        <w:shd w:fill="FFF5E6"/>
+      </w:pPr>
+      <w:r>
+        <w:rPr>
+          <w:b w:val="0"/>
+        </w:rPr>
         <w:t>MISCONCEPTION TO REPAIR  Writing down the final accuracy makes an experiment reproducible.</w:t>
       </w:r>
     </w:p>
     <w:p>
-      <w:r>
+      <w:pPr>
+        <w:spacing w:line="336" w:lineRule="auto" w:after="180"/>
+      </w:pPr>
+      <w:r>
+        <w:rPr>
+          <w:b w:val="0"/>
+        </w:rPr>
         <w:t>Repair the claim using a definition, calculation, or test record:</w:t>
       </w:r>
     </w:p>
@@ -1540,7 +2451,24 @@
     </w:p>
     <w:p>
       <w:r>
-        <w:t>WORKED EVIDENCE</w:t>
+        <w:t>Follow the worked trace for Reproducible Experiments, predict a step, then compare with its explanation.</w:t>
+      </w:r>
+    </w:p>
+    <w:p>
+      <w:pPr>
+        <w:spacing w:line="336" w:lineRule="auto" w:after="180"/>
+      </w:pPr>
+      <w:r>
+        <w:rPr>
+          <w:b/>
+        </w:rPr>
+        <w:t xml:space="preserve">WORKED </w:t>
+      </w:r>
+      <w:r>
+        <w:rPr>
+          <w:b/>
+        </w:rPr>
+        <w:t>EVIDENCE</w:t>
       </w:r>
     </w:p>
     <w:p>
@@ -1552,8 +2480,26 @@
       </w:r>
     </w:p>
     <w:p>
-      <w:r>
-        <w:t>Predict first. Then check each step. A correct answer without visible evidence cannot be audited.</w:t>
+      <w:pPr>
+        <w:spacing w:line="336" w:lineRule="auto" w:after="180"/>
+      </w:pPr>
+      <w:r>
+        <w:rPr>
+          <w:b w:val="0"/>
+        </w:rPr>
+        <w:t xml:space="preserve">Predict first. Then check each step. A correct answer without visible </w:t>
+      </w:r>
+      <w:r>
+        <w:rPr>
+          <w:b/>
+        </w:rPr>
+        <w:t>evidence</w:t>
+      </w:r>
+      <w:r>
+        <w:rPr>
+          <w:b w:val="0"/>
+        </w:rPr>
+        <w:t xml:space="preserve"> cannot be audited.</w:t>
       </w:r>
     </w:p>
     <w:p>
@@ -1593,33 +2539,178 @@
       </w:r>
     </w:p>
     <w:p>
-      <w:r>
-        <w:t>STEP 1  Record data=v2, split=grouped-s1, code=commit A7, seed=42.</w:t>
-      </w:r>
-    </w:p>
-    <w:p>
-      <w:r>
-        <w:t>STEP 2  Record preprocessing, features, model type, settings, and library versions.</w:t>
-      </w:r>
-    </w:p>
-    <w:p>
-      <w:r>
-        <w:t>STEP 3  Peer reruns and gets 16/20 correct, matching 80% accuracy.</w:t>
-      </w:r>
-    </w:p>
-    <w:p>
-      <w:r>
+      <w:pPr>
+        <w:pStyle w:val="Heading3"/>
+      </w:pPr>
+      <w:r>
+        <w:t>Step 1</w:t>
+      </w:r>
+    </w:p>
+    <w:p>
+      <w:pPr>
+        <w:spacing w:line="336" w:lineRule="auto" w:after="180"/>
+        <w:shd w:fill="F4F9FC"/>
+      </w:pPr>
+      <w:r>
+        <w:rPr>
+          <w:b w:val="0"/>
+        </w:rPr>
+        <w:t xml:space="preserve">STEP 1  Record data=v2, split=grouped-s1, code=commit A7, </w:t>
+      </w:r>
+      <w:r>
+        <w:rPr>
+          <w:b/>
+        </w:rPr>
+        <w:t>seed</w:t>
+      </w:r>
+      <w:r>
+        <w:rPr>
+          <w:b w:val="0"/>
+        </w:rPr>
+        <w:t>=42.</w:t>
+      </w:r>
+    </w:p>
+    <w:p>
+      <w:pPr>
+        <w:pStyle w:val="Heading3"/>
+      </w:pPr>
+      <w:r>
+        <w:t>Step 2</w:t>
+      </w:r>
+    </w:p>
+    <w:p>
+      <w:pPr>
+        <w:spacing w:line="336" w:lineRule="auto" w:after="180"/>
+        <w:shd w:fill="F4F9FC"/>
+      </w:pPr>
+      <w:r>
+        <w:rPr>
+          <w:b w:val="0"/>
+        </w:rPr>
+        <w:t>STEP 2  Record pre</w:t>
+      </w:r>
+      <w:r>
+        <w:rPr>
+          <w:b/>
+        </w:rPr>
+        <w:t>process</w:t>
+      </w:r>
+      <w:r>
+        <w:rPr>
+          <w:b w:val="0"/>
+        </w:rPr>
+        <w:t xml:space="preserve">ing, features, model type, settings, and library </w:t>
+      </w:r>
+      <w:r>
+        <w:rPr>
+          <w:b/>
+        </w:rPr>
+        <w:t>version</w:t>
+      </w:r>
+      <w:r>
+        <w:rPr>
+          <w:b w:val="0"/>
+        </w:rPr>
+        <w:t>s.</w:t>
+      </w:r>
+    </w:p>
+    <w:p>
+      <w:pPr>
+        <w:pStyle w:val="Heading3"/>
+      </w:pPr>
+      <w:r>
+        <w:t>Step 3</w:t>
+      </w:r>
+    </w:p>
+    <w:p>
+      <w:pPr>
+        <w:spacing w:line="336" w:lineRule="auto" w:after="180"/>
+        <w:shd w:fill="F4F9FC"/>
+      </w:pPr>
+      <w:r>
+        <w:rPr>
+          <w:b w:val="0"/>
+        </w:rPr>
+        <w:t xml:space="preserve">STEP 3  Peer reruns and gets 16/20 correct, matching </w:t>
+      </w:r>
+      <w:r>
+        <w:rPr>
+          <w:b/>
+        </w:rPr>
+        <w:t>80%</w:t>
+      </w:r>
+      <w:r>
+        <w:rPr>
+          <w:b w:val="0"/>
+        </w:rPr>
+        <w:t xml:space="preserve"> accuracy.</w:t>
+      </w:r>
+    </w:p>
+    <w:p>
+      <w:pPr>
+        <w:pStyle w:val="Heading3"/>
+      </w:pPr>
+      <w:r>
+        <w:t>Step 4</w:t>
+      </w:r>
+    </w:p>
+    <w:p>
+      <w:pPr>
+        <w:spacing w:line="336" w:lineRule="auto" w:after="180"/>
+        <w:shd w:fill="F4F9FC"/>
+      </w:pPr>
+      <w:r>
+        <w:rPr>
+          <w:b w:val="0"/>
+        </w:rPr>
         <w:t>STEP 4  A mismatch triggers environment and data comparison—not silent replacement.</w:t>
       </w:r>
     </w:p>
     <w:p>
-      <w:r>
-        <w:t>CHECK  Verify the denominator, unit, split, class definition, and data version before interpreting a score.</w:t>
-      </w:r>
-    </w:p>
-    <w:p>
-      <w:r>
-        <w:t>Recalculate, retrace, or restate the evidence independently:</w:t>
+      <w:pPr>
+        <w:spacing w:line="336" w:lineRule="auto" w:after="180"/>
+        <w:shd w:fill="EDF7F3"/>
+      </w:pPr>
+      <w:r>
+        <w:rPr>
+          <w:b w:val="0"/>
+        </w:rPr>
+        <w:t xml:space="preserve">CHECK  Verify the denominator, unit, split, class definition, and </w:t>
+      </w:r>
+      <w:r>
+        <w:rPr>
+          <w:b/>
+        </w:rPr>
+        <w:t>data version</w:t>
+      </w:r>
+      <w:r>
+        <w:rPr>
+          <w:b w:val="0"/>
+        </w:rPr>
+        <w:t xml:space="preserve"> before interpreting a score.</w:t>
+      </w:r>
+    </w:p>
+    <w:p>
+      <w:pPr>
+        <w:spacing w:line="336" w:lineRule="auto" w:after="180"/>
+      </w:pPr>
+      <w:r>
+        <w:rPr>
+          <w:b w:val="0"/>
+        </w:rPr>
+        <w:t xml:space="preserve">Recalculate, retrace, or restate the </w:t>
+      </w:r>
+      <w:r>
+        <w:rPr>
+          <w:b/>
+        </w:rPr>
+        <w:t>evidence</w:t>
+      </w:r>
+      <w:r>
+        <w:rPr>
+          <w:b w:val="0"/>
+        </w:rPr>
+        <w:t xml:space="preserve"> independently:</w:t>
       </w:r>
     </w:p>
     <w:p>
@@ -1869,7 +2960,13 @@
       </w:r>
     </w:p>
     <w:p>
-      <w:r>
+      <w:pPr>
+        <w:spacing w:line="336" w:lineRule="auto" w:after="180"/>
+      </w:pPr>
+      <w:r>
+        <w:rPr>
+          <w:b w:val="0"/>
+        </w:rPr>
         <w:t>Cover the result before checking it. Say what is given, choose the procedure, and follow one step at a time. Then uncover the result and explain your first mismatch. Ask why a step is allowed, not only what number it produces.</w:t>
       </w:r>
     </w:p>
@@ -1882,8 +2979,26 @@
       </w:r>
     </w:p>
     <w:p>
-      <w:r>
-        <w:t>Record variation across declared seeds instead of selecting the prettiest run.</w:t>
+      <w:pPr>
+        <w:spacing w:line="336" w:lineRule="auto" w:after="180"/>
+      </w:pPr>
+      <w:r>
+        <w:rPr>
+          <w:b w:val="0"/>
+        </w:rPr>
+        <w:t xml:space="preserve">Record variation across declared </w:t>
+      </w:r>
+      <w:r>
+        <w:rPr>
+          <w:b/>
+        </w:rPr>
+        <w:t>seed</w:t>
+      </w:r>
+      <w:r>
+        <w:rPr>
+          <w:b w:val="0"/>
+        </w:rPr>
+        <w:t>s instead of selecting the prettiest run.</w:t>
       </w:r>
     </w:p>
     <w:p>
@@ -1895,13 +3010,91 @@
       </w:r>
     </w:p>
     <w:p>
-      <w:r>
-        <w:t>Same fixed validation set of10 cases; declared runs seed 4=6 correct, seed 5=8, seed 6=7. All three are reported.</w:t>
-      </w:r>
-    </w:p>
-    <w:p>
-      <w:r>
-        <w:t>All inputs and outcomes in this worked example are invented classroom data; no real model run is claimed.</w:t>
+      <w:pPr>
+        <w:pStyle w:val="Heading3"/>
+      </w:pPr>
+      <w:r>
+        <w:t>Supplied facts</w:t>
+      </w:r>
+    </w:p>
+    <w:p>
+      <w:pPr>
+        <w:spacing w:line="336" w:lineRule="auto" w:after="180"/>
+        <w:shd w:fill="F1F6FC"/>
+      </w:pPr>
+      <w:r>
+        <w:rPr>
+          <w:b w:val="0"/>
+        </w:rPr>
+        <w:t xml:space="preserve">Same fixed validation set of10 cases; declared runs </w:t>
+      </w:r>
+      <w:r>
+        <w:rPr>
+          <w:b/>
+        </w:rPr>
+        <w:t>seed</w:t>
+      </w:r>
+      <w:r>
+        <w:rPr>
+          <w:b w:val="0"/>
+        </w:rPr>
+        <w:t xml:space="preserve"> 4=6 correct, </w:t>
+      </w:r>
+      <w:r>
+        <w:rPr>
+          <w:b/>
+        </w:rPr>
+        <w:t>seed</w:t>
+      </w:r>
+      <w:r>
+        <w:rPr>
+          <w:b w:val="0"/>
+        </w:rPr>
+        <w:t xml:space="preserve"> 5=8, </w:t>
+      </w:r>
+      <w:r>
+        <w:rPr>
+          <w:b/>
+        </w:rPr>
+        <w:t>seed</w:t>
+      </w:r>
+      <w:r>
+        <w:rPr>
+          <w:b w:val="0"/>
+        </w:rPr>
+        <w:t xml:space="preserve"> 6=7. All three are reported.</w:t>
+      </w:r>
+    </w:p>
+    <w:p>
+      <w:pPr>
+        <w:pStyle w:val="Heading3"/>
+      </w:pPr>
+      <w:r>
+        <w:t>Supplied facts</w:t>
+      </w:r>
+    </w:p>
+    <w:p>
+      <w:pPr>
+        <w:spacing w:line="336" w:lineRule="auto" w:after="180"/>
+        <w:shd w:fill="F1F6FC"/>
+      </w:pPr>
+      <w:r>
+        <w:rPr>
+          <w:b w:val="0"/>
+        </w:rPr>
+        <w:t xml:space="preserve">All </w:t>
+      </w:r>
+      <w:r>
+        <w:rPr>
+          <w:b/>
+        </w:rPr>
+        <w:t>input</w:t>
+      </w:r>
+      <w:r>
+        <w:rPr>
+          <w:b w:val="0"/>
+        </w:rPr>
+        <w:t>s and outcomes in this worked example are invented classroom data; no real model run is claimed.</w:t>
       </w:r>
     </w:p>
     <w:p>
@@ -2100,31 +3293,193 @@
       </w:r>
     </w:p>
     <w:p>
-      <w:r>
-        <w:t>Read the picture in order. Record data version, split, code, settings and seeds, not just the winning80%. The arrows show which recorded input or intermediate result each decision uses. Explain the deciding step aloud before checking the changed case; pointing to the final answer alone does not show how it follows.</w:t>
-      </w:r>
-    </w:p>
-    <w:p>
       <w:pPr>
         <w:pStyle w:val="Heading3"/>
       </w:pPr>
       <w:r>
+        <w:t>Why the result follows</w:t>
+      </w:r>
+    </w:p>
+    <w:p>
+      <w:pPr>
+        <w:spacing w:line="336" w:lineRule="auto" w:after="180"/>
+        <w:shd w:fill="F1F6FC"/>
+      </w:pPr>
+      <w:r>
+        <w:rPr>
+          <w:b w:val="0"/>
+        </w:rPr>
+        <w:t xml:space="preserve">Read the picture in order. Record </w:t>
+      </w:r>
+      <w:r>
+        <w:rPr>
+          <w:b/>
+        </w:rPr>
+        <w:t>data version</w:t>
+      </w:r>
+      <w:r>
+        <w:rPr>
+          <w:b w:val="0"/>
+        </w:rPr>
+        <w:t xml:space="preserve">, split, code, settings and </w:t>
+      </w:r>
+      <w:r>
+        <w:rPr>
+          <w:b/>
+        </w:rPr>
+        <w:t>seed</w:t>
+      </w:r>
+      <w:r>
+        <w:rPr>
+          <w:b w:val="0"/>
+        </w:rPr>
+        <w:t>s, not just the winning</w:t>
+      </w:r>
+      <w:r>
+        <w:rPr>
+          <w:b/>
+        </w:rPr>
+        <w:t>80%</w:t>
+      </w:r>
+      <w:r>
+        <w:rPr>
+          <w:b w:val="0"/>
+        </w:rPr>
+        <w:t xml:space="preserve">. The arrows show which recorded </w:t>
+      </w:r>
+      <w:r>
+        <w:rPr>
+          <w:b/>
+        </w:rPr>
+        <w:t>input</w:t>
+      </w:r>
+      <w:r>
+        <w:rPr>
+          <w:b w:val="0"/>
+        </w:rPr>
+        <w:t xml:space="preserve"> or intermediate result each decision uses.</w:t>
+      </w:r>
+    </w:p>
+    <w:p>
+      <w:pPr>
+        <w:spacing w:line="336" w:lineRule="auto" w:after="180"/>
+        <w:shd w:fill="F1F6FC"/>
+      </w:pPr>
+      <w:r>
+        <w:rPr>
+          <w:b w:val="0"/>
+        </w:rPr>
+        <w:t>Explain the deciding step aloud before checking the changed case; pointing to the final answer alone does not show how it follows.</w:t>
+      </w:r>
+    </w:p>
+    <w:p>
+      <w:pPr>
+        <w:pStyle w:val="Heading3"/>
+      </w:pPr>
+      <w:r>
         <w:t>What this example does not establish</w:t>
       </w:r>
     </w:p>
     <w:p>
-      <w:r>
-        <w:t>Seeds help reproduction but do not necessarily remove hardware or library nondeterminism; report the actual environment.</w:t>
-      </w:r>
-    </w:p>
-    <w:p>
-      <w:r>
-        <w:t>Read the labelled picture: What should accompany the mean 70%? Point to the relevant step in the picture, then write the changed result and the rule or evidence that supports it.</w:t>
-      </w:r>
-    </w:p>
-    <w:p>
-      <w:r>
-        <w:t>Change one thing: The report deletes the 60% run. Predict the result before checking the explanation. What remains the same?</w:t>
+      <w:pPr>
+        <w:pStyle w:val="Heading3"/>
+      </w:pPr>
+      <w:r>
+        <w:t>Keep the stated limit</w:t>
+      </w:r>
+    </w:p>
+    <w:p>
+      <w:pPr>
+        <w:spacing w:line="336" w:lineRule="auto" w:after="180"/>
+        <w:shd w:fill="FFF5E6"/>
+      </w:pPr>
+      <w:r>
+        <w:rPr>
+          <w:b/>
+        </w:rPr>
+        <w:t>Seed</w:t>
+      </w:r>
+      <w:r>
+        <w:rPr>
+          <w:b w:val="0"/>
+        </w:rPr>
+        <w:t>s help reproduction but do not necessarily remove hardware or library nondeterminism; report the actual environment.</w:t>
+      </w:r>
+    </w:p>
+    <w:p>
+      <w:pPr>
+        <w:pStyle w:val="Heading3"/>
+      </w:pPr>
+      <w:r>
+        <w:t>Keep the stated limit</w:t>
+      </w:r>
+    </w:p>
+    <w:p>
+      <w:pPr>
+        <w:spacing w:line="336" w:lineRule="auto" w:after="180"/>
+        <w:shd w:fill="FFF5E6"/>
+      </w:pPr>
+      <w:r>
+        <w:rPr>
+          <w:b w:val="0"/>
+        </w:rPr>
+        <w:t xml:space="preserve">Read the labelled picture: What should accompany the mean </w:t>
+      </w:r>
+      <w:r>
+        <w:rPr>
+          <w:b/>
+        </w:rPr>
+        <w:t>70%</w:t>
+      </w:r>
+      <w:r>
+        <w:rPr>
+          <w:b w:val="0"/>
+        </w:rPr>
+        <w:t xml:space="preserve">? Point to the relevant step in the picture, then write the changed result and the rule or </w:t>
+      </w:r>
+      <w:r>
+        <w:rPr>
+          <w:b/>
+        </w:rPr>
+        <w:t>evidence</w:t>
+      </w:r>
+      <w:r>
+        <w:rPr>
+          <w:b w:val="0"/>
+        </w:rPr>
+        <w:t xml:space="preserve"> that supports it.</w:t>
+      </w:r>
+    </w:p>
+    <w:p>
+      <w:pPr>
+        <w:pStyle w:val="Heading3"/>
+      </w:pPr>
+      <w:r>
+        <w:t>Keep the stated limit</w:t>
+      </w:r>
+    </w:p>
+    <w:p>
+      <w:pPr>
+        <w:spacing w:line="336" w:lineRule="auto" w:after="180"/>
+        <w:shd w:fill="FFF5E6"/>
+      </w:pPr>
+      <w:r>
+        <w:rPr>
+          <w:b w:val="0"/>
+        </w:rPr>
+        <w:t xml:space="preserve">Change one thing: The report deletes the </w:t>
+      </w:r>
+      <w:r>
+        <w:rPr>
+          <w:b/>
+        </w:rPr>
+        <w:t>60%</w:t>
+      </w:r>
+      <w:r>
+        <w:rPr>
+          <w:b w:val="0"/>
+        </w:rPr>
+        <w:t xml:space="preserve"> run. Predict the result before checking the explanation. What remains the same?</w:t>
       </w:r>
     </w:p>
     <w:p>
@@ -2137,6 +3492,26 @@
     </w:p>
     <w:p>
       <w:r>
+        <w:t>Find the unsupported step in the Reproducible Experiments claim and explain a repair using the supplied evidence.</w:t>
+      </w:r>
+    </w:p>
+    <w:p>
+      <w:pPr>
+        <w:pStyle w:val="Heading3"/>
+      </w:pPr>
+      <w:r>
+        <w:t>Find the first error</w:t>
+      </w:r>
+    </w:p>
+    <w:p>
+      <w:pPr>
+        <w:spacing w:line="336" w:lineRule="auto" w:after="180"/>
+        <w:shd w:fill="FFF5E6"/>
+      </w:pPr>
+      <w:r>
+        <w:rPr>
+          <w:b w:val="0"/>
+        </w:rPr>
         <w:t>ERROR DETECTIVE</w:t>
       </w:r>
     </w:p>
@@ -2149,7 +3524,13 @@
       </w:r>
     </w:p>
     <w:p>
-      <w:r>
+      <w:pPr>
+        <w:spacing w:line="336" w:lineRule="auto" w:after="180"/>
+      </w:pPr>
+      <w:r>
+        <w:rPr>
+          <w:b w:val="0"/>
+        </w:rPr>
         <w:t>Do not patch the answer. Find the earliest unsupported assumption, data problem, or experiment error.</w:t>
       </w:r>
     </w:p>
@@ -2400,12 +3781,25 @@
       </w:tr>
     </w:tbl>
     <w:p>
-      <w:r>
+      <w:pPr>
+        <w:spacing w:line="336" w:lineRule="auto" w:after="180"/>
+        <w:shd w:fill="FFF5E6"/>
+      </w:pPr>
+      <w:r>
+        <w:rPr>
+          <w:b w:val="0"/>
+        </w:rPr>
         <w:t>CLAIM TO CHALLENGE  Writing down the final accuracy makes an experiment reproducible.</w:t>
       </w:r>
     </w:p>
     <w:p>
-      <w:r>
+      <w:pPr>
+        <w:spacing w:line="336" w:lineRule="auto" w:after="180"/>
+      </w:pPr>
+      <w:r>
+        <w:rPr>
+          <w:b w:val="0"/>
+        </w:rPr>
         <w:t>Diagnose one cause and name the cleanest next experiment:</w:t>
       </w:r>
     </w:p>
@@ -2418,8 +3812,37 @@
       </w:r>
     </w:p>
     <w:p>
-      <w:r>
-        <w:t>When comparing two methods, use the same declared splits or seeds where appropriate and compare paired results. A mean across reused samples does not automatically provide a statistical confidence claim. Report the procedure and observed variation plainly.</w:t>
+      <w:pPr>
+        <w:spacing w:line="336" w:lineRule="auto" w:after="180"/>
+      </w:pPr>
+      <w:r>
+        <w:rPr>
+          <w:b w:val="0"/>
+        </w:rPr>
+        <w:t xml:space="preserve">When comparing two methods, use the same declared splits or </w:t>
+      </w:r>
+      <w:r>
+        <w:rPr>
+          <w:b/>
+        </w:rPr>
+        <w:t>seed</w:t>
+      </w:r>
+      <w:r>
+        <w:rPr>
+          <w:b w:val="0"/>
+        </w:rPr>
+        <w:t>s where appropriate and compare paired results. A mean across reused samples does not automatically provide a statistical confidence claim.</w:t>
+      </w:r>
+    </w:p>
+    <w:p>
+      <w:pPr>
+        <w:spacing w:line="336" w:lineRule="auto" w:after="180"/>
+      </w:pPr>
+      <w:r>
+        <w:rPr>
+          <w:b w:val="0"/>
+        </w:rPr>
+        <w:t>Report the procedure and observed variation plainly.</w:t>
       </w:r>
     </w:p>
     <w:p>
@@ -2459,8 +3882,62 @@
       </w:r>
     </w:p>
     <w:p>
-      <w:r>
-        <w:t>Once holdout results guide another change, those cases have become development evidence. A later independent evaluation needs new reserved cases. Small holdouts still provide limited evidence.</w:t>
+      <w:pPr>
+        <w:spacing w:line="336" w:lineRule="auto" w:after="180"/>
+      </w:pPr>
+      <w:r>
+        <w:rPr>
+          <w:b w:val="0"/>
+        </w:rPr>
+        <w:t xml:space="preserve">Once </w:t>
+      </w:r>
+      <w:r>
+        <w:rPr>
+          <w:b/>
+        </w:rPr>
+        <w:t>holdout</w:t>
+      </w:r>
+      <w:r>
+        <w:rPr>
+          <w:b w:val="0"/>
+        </w:rPr>
+        <w:t xml:space="preserve"> results guide another change, those cases have become development </w:t>
+      </w:r>
+      <w:r>
+        <w:rPr>
+          <w:b/>
+        </w:rPr>
+        <w:t>evidence</w:t>
+      </w:r>
+      <w:r>
+        <w:rPr>
+          <w:b w:val="0"/>
+        </w:rPr>
+        <w:t xml:space="preserve">. A later independent evaluation needs new reserved cases. Small </w:t>
+      </w:r>
+      <w:r>
+        <w:rPr>
+          <w:b/>
+        </w:rPr>
+        <w:t>holdout</w:t>
+      </w:r>
+      <w:r>
+        <w:rPr>
+          <w:b w:val="0"/>
+        </w:rPr>
+        <w:t xml:space="preserve">s still provide limited </w:t>
+      </w:r>
+      <w:r>
+        <w:rPr>
+          <w:b/>
+        </w:rPr>
+        <w:t>evidence</w:t>
+      </w:r>
+      <w:r>
+        <w:rPr>
+          <w:b w:val="0"/>
+        </w:rPr>
+        <w:t>.</w:t>
       </w:r>
     </w:p>
     <w:p>
@@ -2511,6 +3988,17 @@
     </w:p>
     <w:p>
       <w:r>
+        <w:t>Practise Reproducible Experiments with support, then explain the deciding step in your own words.</w:t>
+      </w:r>
+    </w:p>
+    <w:p>
+      <w:pPr>
+        <w:spacing w:line="336" w:lineRule="auto" w:after="180"/>
+      </w:pPr>
+      <w:r>
+        <w:rPr>
+          <w:b/>
+        </w:rPr>
         <w:t>ML STUDIO</w:t>
       </w:r>
     </w:p>
@@ -2523,7 +4011,13 @@
       </w:r>
     </w:p>
     <w:p>
-      <w:r>
+      <w:pPr>
+        <w:spacing w:line="336" w:lineRule="auto" w:after="180"/>
+      </w:pPr>
+      <w:r>
+        <w:rPr>
+          <w:b w:val="0"/>
+        </w:rPr>
         <w:t>A trustworthy result can be reproduced from the recorded data, code, settings, and evaluation rule.</w:t>
       </w:r>
     </w:p>
@@ -2572,37 +4066,118 @@
       </w:r>
     </w:p>
     <w:p>
-      <w:r>
+      <w:pPr>
+        <w:pStyle w:val="Heading3"/>
+      </w:pPr>
+      <w:r>
+        <w:t>Question to explain</w:t>
+      </w:r>
+    </w:p>
+    <w:p>
+      <w:pPr>
+        <w:spacing w:line="336" w:lineRule="auto" w:after="180"/>
+        <w:shd w:fill="F5F1FB"/>
+      </w:pPr>
+      <w:r>
+        <w:rPr>
+          <w:b w:val="0"/>
+        </w:rPr>
         <w:t>QUESTION + intended use + success threshold</w:t>
       </w:r>
     </w:p>
     <w:p>
-      <w:r>
-        <w:t>DATA version + grouped split + leakage check</w:t>
-      </w:r>
-    </w:p>
-    <w:p>
-      <w:r>
-        <w:t>CODE/preprocessing + features + model + settings + seed</w:t>
-      </w:r>
-    </w:p>
-    <w:p>
-      <w:r>
+      <w:pPr>
+        <w:spacing w:line="336" w:lineRule="auto" w:after="180"/>
+      </w:pPr>
+      <w:r>
+        <w:rPr>
+          <w:b/>
+        </w:rPr>
+        <w:t>DATA version</w:t>
+      </w:r>
+      <w:r>
+        <w:rPr>
+          <w:b w:val="0"/>
+        </w:rPr>
+        <w:t xml:space="preserve"> + grouped split + leakage check</w:t>
+      </w:r>
+    </w:p>
+    <w:p>
+      <w:pPr>
+        <w:spacing w:line="336" w:lineRule="auto" w:after="180"/>
+      </w:pPr>
+      <w:r>
+        <w:rPr>
+          <w:b w:val="0"/>
+        </w:rPr>
+        <w:t>CODE/pre</w:t>
+      </w:r>
+      <w:r>
+        <w:rPr>
+          <w:b/>
+        </w:rPr>
+        <w:t>process</w:t>
+      </w:r>
+      <w:r>
+        <w:rPr>
+          <w:b w:val="0"/>
+        </w:rPr>
+        <w:t xml:space="preserve">ing + features + model + settings + </w:t>
+      </w:r>
+      <w:r>
+        <w:rPr>
+          <w:b/>
+        </w:rPr>
+        <w:t>seed</w:t>
+      </w:r>
+    </w:p>
+    <w:p>
+      <w:pPr>
+        <w:spacing w:line="336" w:lineRule="auto" w:after="180"/>
+      </w:pPr>
+      <w:r>
+        <w:rPr>
+          <w:b w:val="0"/>
+        </w:rPr>
         <w:t>METRICS + positive class + units + denominators</w:t>
       </w:r>
     </w:p>
     <w:p>
-      <w:r>
-        <w:t>PREDICTIONS + errors + subgroup slices + limitations</w:t>
-      </w:r>
-    </w:p>
-    <w:p>
-      <w:r>
+      <w:pPr>
+        <w:spacing w:line="336" w:lineRule="auto" w:after="180"/>
+      </w:pPr>
+      <w:r>
+        <w:rPr>
+          <w:b/>
+        </w:rPr>
+        <w:t>PREDICTION</w:t>
+      </w:r>
+      <w:r>
+        <w:rPr>
+          <w:b w:val="0"/>
+        </w:rPr>
+        <w:t>S + errors + subgroup slices + limitations</w:t>
+      </w:r>
+    </w:p>
+    <w:p>
+      <w:pPr>
+        <w:spacing w:line="336" w:lineRule="auto" w:after="180"/>
+      </w:pPr>
+      <w:r>
+        <w:rPr>
+          <w:b w:val="0"/>
+        </w:rPr>
         <w:t>HUMAN reviewer + release, revise, limit, or stop decision</w:t>
       </w:r>
     </w:p>
     <w:p>
-      <w:r>
+      <w:pPr>
+        <w:spacing w:line="336" w:lineRule="auto" w:after="180"/>
+      </w:pPr>
+      <w:r>
+        <w:rPr>
+          <w:b w:val="0"/>
+        </w:rPr>
         <w:t>Write the minimum record needed to reproduce today's result:</w:t>
       </w:r>
     </w:p>
@@ -2615,8 +4190,73 @@
       </w:r>
     </w:p>
     <w:p>
-      <w:r>
-        <w:t>A small record can contain run ID, timestamp, dataset checksum, training and validation IDs, model settings, feature version, seed, predictions and notes. Keep personal information out of exported logs. Save failed runs with reasons instead of quietly removing them.</w:t>
+      <w:pPr>
+        <w:spacing w:line="336" w:lineRule="auto" w:after="180"/>
+      </w:pPr>
+      <w:r>
+        <w:rPr>
+          <w:b w:val="0"/>
+        </w:rPr>
+        <w:t xml:space="preserve">A small record can contain run ID, timestamp, dataset checksum, </w:t>
+      </w:r>
+      <w:r>
+        <w:rPr>
+          <w:b/>
+        </w:rPr>
+        <w:t>training</w:t>
+      </w:r>
+      <w:r>
+        <w:rPr>
+          <w:b w:val="0"/>
+        </w:rPr>
+        <w:t xml:space="preserve"> and validation IDs, model settings, feature </w:t>
+      </w:r>
+      <w:r>
+        <w:rPr>
+          <w:b/>
+        </w:rPr>
+        <w:t>version</w:t>
+      </w:r>
+      <w:r>
+        <w:rPr>
+          <w:b w:val="0"/>
+        </w:rPr>
+        <w:t xml:space="preserve">, </w:t>
+      </w:r>
+      <w:r>
+        <w:rPr>
+          <w:b/>
+        </w:rPr>
+        <w:t>seed</w:t>
+      </w:r>
+      <w:r>
+        <w:rPr>
+          <w:b w:val="0"/>
+        </w:rPr>
+        <w:t xml:space="preserve">, </w:t>
+      </w:r>
+      <w:r>
+        <w:rPr>
+          <w:b/>
+        </w:rPr>
+        <w:t>prediction</w:t>
+      </w:r>
+      <w:r>
+        <w:rPr>
+          <w:b w:val="0"/>
+        </w:rPr>
+        <w:t>s and notes. Keep personal information out of exported logs.</w:t>
+      </w:r>
+    </w:p>
+    <w:p>
+      <w:pPr>
+        <w:spacing w:line="336" w:lineRule="auto" w:after="180"/>
+      </w:pPr>
+      <w:r>
+        <w:rPr>
+          <w:b w:val="0"/>
+        </w:rPr>
+        <w:t>Save failed runs with reasons instead of quietly removing them.</w:t>
       </w:r>
     </w:p>
     <w:p>
@@ -2628,8 +4268,73 @@
       </w:r>
     </w:p>
     <w:p>
-      <w:r>
-        <w:t>Overwriting a file called latest removes the ability to reproduce earlier results unless versions are retained elsewhere. Save identifiable versions and a run log. Avoid editing a reserved final test after seeing its output to make the chosen version look better.</w:t>
+      <w:pPr>
+        <w:spacing w:line="336" w:lineRule="auto" w:after="180"/>
+      </w:pPr>
+      <w:r>
+        <w:rPr>
+          <w:b w:val="0"/>
+        </w:rPr>
+        <w:t xml:space="preserve">Overwriting a file called latest removes the ability to reproduce earlier results unless </w:t>
+      </w:r>
+      <w:r>
+        <w:rPr>
+          <w:b/>
+        </w:rPr>
+        <w:t>version</w:t>
+      </w:r>
+      <w:r>
+        <w:rPr>
+          <w:b w:val="0"/>
+        </w:rPr>
+        <w:t xml:space="preserve">s are retained elsewhere. Save identifiable </w:t>
+      </w:r>
+      <w:r>
+        <w:rPr>
+          <w:b/>
+        </w:rPr>
+        <w:t>version</w:t>
+      </w:r>
+      <w:r>
+        <w:rPr>
+          <w:b w:val="0"/>
+        </w:rPr>
+        <w:t>s and a run log.</w:t>
+      </w:r>
+    </w:p>
+    <w:p>
+      <w:pPr>
+        <w:spacing w:line="336" w:lineRule="auto" w:after="180"/>
+      </w:pPr>
+      <w:r>
+        <w:rPr>
+          <w:b w:val="0"/>
+        </w:rPr>
+        <w:t xml:space="preserve">Avoid editing a reserved final test after seeing its </w:t>
+      </w:r>
+      <w:r>
+        <w:rPr>
+          <w:b/>
+        </w:rPr>
+        <w:t>output</w:t>
+      </w:r>
+      <w:r>
+        <w:rPr>
+          <w:b w:val="0"/>
+        </w:rPr>
+        <w:t xml:space="preserve"> to make the chosen </w:t>
+      </w:r>
+      <w:r>
+        <w:rPr>
+          <w:b/>
+        </w:rPr>
+        <w:t>version</w:t>
+      </w:r>
+      <w:r>
+        <w:rPr>
+          <w:b w:val="0"/>
+        </w:rPr>
+        <w:t xml:space="preserve"> look better.</w:t>
       </w:r>
     </w:p>
     <w:p>
@@ -2641,8 +4346,38 @@
       </w:r>
     </w:p>
     <w:p>
-      <w:r>
-        <w:t>Use workbook W2 for the connected example “Experimental records and seeds”. First fill the input and rule boxes. Try the middle steps before asking for a hint. After a hint, try the next step yourself.</w:t>
+      <w:pPr>
+        <w:spacing w:line="336" w:lineRule="auto" w:after="180"/>
+      </w:pPr>
+      <w:r>
+        <w:rPr>
+          <w:b w:val="0"/>
+        </w:rPr>
+        <w:t xml:space="preserve">Use workbook W2 for the connected example “Experimental records and </w:t>
+      </w:r>
+      <w:r>
+        <w:rPr>
+          <w:b/>
+        </w:rPr>
+        <w:t>seed</w:t>
+      </w:r>
+      <w:r>
+        <w:rPr>
+          <w:b w:val="0"/>
+        </w:rPr>
+        <w:t xml:space="preserve">s”. First fill the </w:t>
+      </w:r>
+      <w:r>
+        <w:rPr>
+          <w:b/>
+        </w:rPr>
+        <w:t>input</w:t>
+      </w:r>
+      <w:r>
+        <w:rPr>
+          <w:b w:val="0"/>
+        </w:rPr>
+        <w:t xml:space="preserve"> and rule boxes. Try the middle steps before asking for a hint. After a hint, try the next step yourself.</w:t>
       </w:r>
     </w:p>
     <w:tbl>
@@ -2725,7 +4460,13 @@
       </w:tr>
     </w:tbl>
     <w:p>
-      <w:r>
+      <w:pPr>
+        <w:spacing w:line="336" w:lineRule="auto" w:after="180"/>
+      </w:pPr>
+      <w:r>
+        <w:rPr>
+          <w:b w:val="0"/>
+        </w:rPr>
         <w:t>Explain your trace to a partner. Your partner points to one step to check. Swap roles on the next case. Each person writes their own explanation.</w:t>
       </w:r>
     </w:p>
@@ -2738,12 +4479,47 @@
       </w:r>
     </w:p>
     <w:p>
-      <w:r>
-        <w:t>Use the worked case for Experimental records and seeds. Proposed explanation: “A final answer is enough”. Decide whether this explanation is supported. Point to the step or supplied fact that decides; explain your repair if needed.</w:t>
-      </w:r>
-    </w:p>
-    <w:p>
-      <w:r>
+      <w:pPr>
+        <w:spacing w:line="336" w:lineRule="auto" w:after="180"/>
+      </w:pPr>
+      <w:r>
+        <w:rPr>
+          <w:b w:val="0"/>
+        </w:rPr>
+        <w:t xml:space="preserve">Use the worked case for Experimental records and </w:t>
+      </w:r>
+      <w:r>
+        <w:rPr>
+          <w:b/>
+        </w:rPr>
+        <w:t>seed</w:t>
+      </w:r>
+      <w:r>
+        <w:rPr>
+          <w:b w:val="0"/>
+        </w:rPr>
+        <w:t>s. Proposed explanation: “A final answer is enough”. Decide whether this explanation is supported.</w:t>
+      </w:r>
+    </w:p>
+    <w:p>
+      <w:pPr>
+        <w:spacing w:line="336" w:lineRule="auto" w:after="180"/>
+      </w:pPr>
+      <w:r>
+        <w:rPr>
+          <w:b w:val="0"/>
+        </w:rPr>
+        <w:t>Point to the step or supplied fact that decides; explain your repair if needed.</w:t>
+      </w:r>
+    </w:p>
+    <w:p>
+      <w:pPr>
+        <w:spacing w:line="336" w:lineRule="auto" w:after="180"/>
+      </w:pPr>
+      <w:r>
+        <w:rPr>
+          <w:b w:val="0"/>
+        </w:rPr>
         <w:t>Answer on your own before discussion. If you are unsure, say which step you need help with.</w:t>
       </w:r>
     </w:p>
@@ -2756,8 +4532,26 @@
       </w:r>
     </w:p>
     <w:p>
-      <w:r>
-        <w:t>Use its named workbook W2. Identify the given inputs, try the middle steps with less help, then explain your trace. Check this claim before group discussion: A successful run proves the conclusion</w:t>
+      <w:pPr>
+        <w:spacing w:line="336" w:lineRule="auto" w:after="180"/>
+      </w:pPr>
+      <w:r>
+        <w:rPr>
+          <w:b w:val="0"/>
+        </w:rPr>
+        <w:t xml:space="preserve">Use its named workbook W2. Identify the given </w:t>
+      </w:r>
+      <w:r>
+        <w:rPr>
+          <w:b/>
+        </w:rPr>
+        <w:t>input</w:t>
+      </w:r>
+      <w:r>
+        <w:rPr>
+          <w:b w:val="0"/>
+        </w:rPr>
+        <w:t>s, try the middle steps with less help, then explain your trace. Check this claim before group discussion: A successful run proves the conclusion</w:t>
       </w:r>
     </w:p>
     <w:p>
@@ -2769,8 +4563,38 @@
       </w:r>
     </w:p>
     <w:p>
-      <w:r>
-        <w:t>What should accompany the mean 70%? Point to the relevant step in the picture, then write the changed result and the rule or evidence that supports it.</w:t>
+      <w:pPr>
+        <w:spacing w:line="336" w:lineRule="auto" w:after="180"/>
+      </w:pPr>
+      <w:r>
+        <w:rPr>
+          <w:b w:val="0"/>
+        </w:rPr>
+        <w:t xml:space="preserve">What should accompany the mean </w:t>
+      </w:r>
+      <w:r>
+        <w:rPr>
+          <w:b/>
+        </w:rPr>
+        <w:t>70%</w:t>
+      </w:r>
+      <w:r>
+        <w:rPr>
+          <w:b w:val="0"/>
+        </w:rPr>
+        <w:t xml:space="preserve">? Point to the relevant step in the picture, then write the changed result and the rule or </w:t>
+      </w:r>
+      <w:r>
+        <w:rPr>
+          <w:b/>
+        </w:rPr>
+        <w:t>evidence</w:t>
+      </w:r>
+      <w:r>
+        <w:rPr>
+          <w:b w:val="0"/>
+        </w:rPr>
+        <w:t xml:space="preserve"> that supports it.</w:t>
       </w:r>
     </w:p>
     <w:p>
@@ -2802,7 +4626,13 @@
       </w:r>
     </w:p>
     <w:p>
-      <w:r>
+      <w:pPr>
+        <w:spacing w:line="336" w:lineRule="auto" w:after="180"/>
+      </w:pPr>
+      <w:r>
+        <w:rPr>
+          <w:b w:val="0"/>
+        </w:rPr>
         <w:t>This is supported practice. Keep the separately named independent case for an attempt before feedback.</w:t>
       </w:r>
     </w:p>
@@ -2816,7 +4646,24 @@
     </w:p>
     <w:p>
       <w:r>
-        <w:t>EVIDENCE LAB</w:t>
+        <w:t>Investigate Reproducible Experiments. Record the prediction, actual observation or labelled paper trace, explanation and next test separately.</w:t>
+      </w:r>
+    </w:p>
+    <w:p>
+      <w:pPr>
+        <w:spacing w:line="336" w:lineRule="auto" w:after="180"/>
+      </w:pPr>
+      <w:r>
+        <w:rPr>
+          <w:b/>
+        </w:rPr>
+        <w:t>EVIDENCE</w:t>
+      </w:r>
+      <w:r>
+        <w:rPr>
+          <w:b/>
+        </w:rPr>
+        <w:t xml:space="preserve"> LAB</w:t>
       </w:r>
     </w:p>
     <w:p>
@@ -2828,7 +4675,13 @@
       </w:r>
     </w:p>
     <w:p>
-      <w:r>
+      <w:pPr>
+        <w:spacing w:line="336" w:lineRule="auto" w:after="180"/>
+      </w:pPr>
+      <w:r>
+        <w:rPr>
+          <w:b w:val="0"/>
+        </w:rPr>
         <w:t>Keep the test conditions fixed, record every result, and change only one planned factor.</w:t>
       </w:r>
     </w:p>
@@ -2869,27 +4722,74 @@
       </w:r>
     </w:p>
     <w:p>
-      <w:r>
-        <w:t>1.  Write the hypothesis and expected evidence before running.</w:t>
-      </w:r>
-    </w:p>
-    <w:p>
-      <w:r>
+      <w:pPr>
+        <w:spacing w:line="336" w:lineRule="auto" w:after="180"/>
+        <w:shd w:fill="F4F9FC"/>
+      </w:pPr>
+      <w:r>
+        <w:rPr>
+          <w:b w:val="0"/>
+        </w:rPr>
+        <w:t xml:space="preserve">1.  Write the hypothesis and expected </w:t>
+      </w:r>
+      <w:r>
+        <w:rPr>
+          <w:b/>
+        </w:rPr>
+        <w:t>evidence</w:t>
+      </w:r>
+      <w:r>
+        <w:rPr>
+          <w:b w:val="0"/>
+        </w:rPr>
+        <w:t xml:space="preserve"> before running.</w:t>
+      </w:r>
+    </w:p>
+    <w:p>
+      <w:pPr>
+        <w:spacing w:line="336" w:lineRule="auto" w:after="180"/>
+        <w:shd w:fill="F4F9FC"/>
+      </w:pPr>
+      <w:r>
+        <w:rPr>
+          <w:b w:val="0"/>
+        </w:rPr>
         <w:t>2.  Reproduction Swap: exchange incomplete experiment cards, identify missing fields, then reproduce and explain any mismatch.</w:t>
       </w:r>
     </w:p>
     <w:p>
-      <w:r>
+      <w:pPr>
+        <w:spacing w:line="336" w:lineRule="auto" w:after="180"/>
+        <w:shd w:fill="F4F9FC"/>
+      </w:pPr>
+      <w:r>
+        <w:rPr>
+          <w:b w:val="0"/>
+        </w:rPr>
         <w:t>3.  Run one normal, one boundary, one missing, and one shifted case.</w:t>
       </w:r>
     </w:p>
     <w:p>
-      <w:r>
+      <w:pPr>
+        <w:spacing w:line="336" w:lineRule="auto" w:after="180"/>
+        <w:shd w:fill="F4F9FC"/>
+      </w:pPr>
+      <w:r>
+        <w:rPr>
+          <w:b w:val="0"/>
+        </w:rPr>
         <w:t>4.  Calculate the metric from raw counts or row-level errors.</w:t>
       </w:r>
     </w:p>
     <w:p>
-      <w:r>
+      <w:pPr>
+        <w:spacing w:line="336" w:lineRule="auto" w:after="180"/>
+        <w:shd w:fill="F4F9FC"/>
+      </w:pPr>
+      <w:r>
+        <w:rPr>
+          <w:b w:val="0"/>
+        </w:rPr>
         <w:t>5.  Interpret what changed, what did not, and what remains unsafe or unknown.</w:t>
       </w:r>
     </w:p>
@@ -3147,7 +5047,13 @@
       </w:r>
     </w:p>
     <w:p>
-      <w:r>
+      <w:pPr>
+        <w:spacing w:line="336" w:lineRule="auto" w:after="180"/>
+      </w:pPr>
+      <w:r>
+        <w:rPr>
+          <w:b w:val="0"/>
+        </w:rPr>
         <w:t>Before trying: what do I expect, and why? While trying: which step could first go wrong? Afterwards: what did I actually observe, and what should change? Keep “not run” if you only traced the procedure.</w:t>
       </w:r>
     </w:p>
@@ -3161,6 +5067,17 @@
     </w:p>
     <w:p>
       <w:r>
+        <w:t>Move from recall to tracing, diagnosis and transfer in Reproducible Experiments. Explain why each step is justified.</w:t>
+      </w:r>
+    </w:p>
+    <w:p>
+      <w:pPr>
+        <w:spacing w:line="336" w:lineRule="auto" w:after="180"/>
+      </w:pPr>
+      <w:r>
+        <w:rPr>
+          <w:b/>
+        </w:rPr>
         <w:t>MASTERY</w:t>
       </w:r>
     </w:p>
@@ -3173,8 +5090,26 @@
       </w:r>
     </w:p>
     <w:p>
-      <w:r>
-        <w:t>Move upward only when you can produce evidence without copying the example.</w:t>
+      <w:pPr>
+        <w:spacing w:line="336" w:lineRule="auto" w:after="180"/>
+      </w:pPr>
+      <w:r>
+        <w:rPr>
+          <w:b w:val="0"/>
+        </w:rPr>
+        <w:t xml:space="preserve">Move upward only when you can produce </w:t>
+      </w:r>
+      <w:r>
+        <w:rPr>
+          <w:b/>
+        </w:rPr>
+        <w:t>evidence</w:t>
+      </w:r>
+      <w:r>
+        <w:rPr>
+          <w:b w:val="0"/>
+        </w:rPr>
+        <w:t xml:space="preserve"> without copying the example.</w:t>
       </w:r>
     </w:p>
     <w:p>
@@ -3214,42 +5149,167 @@
       </w:r>
     </w:p>
     <w:p>
-      <w:r>
-        <w:t>DEFINE  Use all four terms precisely: reproducibility, data version, random seed, experiment record.</w:t>
-      </w:r>
-    </w:p>
-    <w:p>
-      <w:r>
-        <w:t>CALCULATE  Reproduce the worked evidence with units and denominator.</w:t>
-      </w:r>
-    </w:p>
-    <w:p>
-      <w:r>
+      <w:pPr>
+        <w:spacing w:line="336" w:lineRule="auto" w:after="180"/>
+      </w:pPr>
+      <w:r>
+        <w:rPr>
+          <w:b w:val="0"/>
+        </w:rPr>
+        <w:t xml:space="preserve">DEFINE  Use all four terms precisely: </w:t>
+      </w:r>
+      <w:r>
+        <w:rPr>
+          <w:b/>
+        </w:rPr>
+        <w:t>reproducibility</w:t>
+      </w:r>
+      <w:r>
+        <w:rPr>
+          <w:b w:val="0"/>
+        </w:rPr>
+        <w:t xml:space="preserve">, </w:t>
+      </w:r>
+      <w:r>
+        <w:rPr>
+          <w:b/>
+        </w:rPr>
+        <w:t>data version</w:t>
+      </w:r>
+      <w:r>
+        <w:rPr>
+          <w:b w:val="0"/>
+        </w:rPr>
+        <w:t xml:space="preserve">, </w:t>
+      </w:r>
+      <w:r>
+        <w:rPr>
+          <w:b/>
+        </w:rPr>
+        <w:t>random seed</w:t>
+      </w:r>
+      <w:r>
+        <w:rPr>
+          <w:b w:val="0"/>
+        </w:rPr>
+        <w:t xml:space="preserve">, </w:t>
+      </w:r>
+      <w:r>
+        <w:rPr>
+          <w:b/>
+        </w:rPr>
+        <w:t>experiment record</w:t>
+      </w:r>
+      <w:r>
+        <w:rPr>
+          <w:b w:val="0"/>
+        </w:rPr>
+        <w:t>.</w:t>
+      </w:r>
+    </w:p>
+    <w:p>
+      <w:pPr>
+        <w:spacing w:line="336" w:lineRule="auto" w:after="180"/>
+      </w:pPr>
+      <w:r>
+        <w:rPr>
+          <w:b w:val="0"/>
+        </w:rPr>
+        <w:t xml:space="preserve">CALCULATE  Reproduce the worked </w:t>
+      </w:r>
+      <w:r>
+        <w:rPr>
+          <w:b/>
+        </w:rPr>
+        <w:t>evidence</w:t>
+      </w:r>
+      <w:r>
+        <w:rPr>
+          <w:b w:val="0"/>
+        </w:rPr>
+        <w:t xml:space="preserve"> with units and denominator.</w:t>
+      </w:r>
+    </w:p>
+    <w:p>
+      <w:pPr>
+        <w:spacing w:line="336" w:lineRule="auto" w:after="180"/>
+        <w:shd w:fill="F4F9FC"/>
+      </w:pPr>
+      <w:r>
+        <w:rPr>
+          <w:b w:val="0"/>
+        </w:rPr>
         <w:t>TRACE  Explain the data, code or decision path.</w:t>
       </w:r>
     </w:p>
     <w:p>
-      <w:r>
+      <w:pPr>
+        <w:spacing w:line="336" w:lineRule="auto" w:after="180"/>
+        <w:shd w:fill="F4F9FC"/>
+      </w:pPr>
+      <w:r>
+        <w:rPr>
+          <w:b w:val="0"/>
+        </w:rPr>
         <w:t>DIAGNOSE  Writing down the final accuracy makes an experiment reproducible.</w:t>
       </w:r>
     </w:p>
     <w:p>
-      <w:r>
+      <w:pPr>
+        <w:spacing w:line="336" w:lineRule="auto" w:after="180"/>
+        <w:shd w:fill="F4F9FC"/>
+      </w:pPr>
+      <w:r>
+        <w:rPr>
+          <w:b w:val="0"/>
+        </w:rPr>
         <w:t>TRANSFER  Solve a fresh dataset or model case.</w:t>
       </w:r>
     </w:p>
     <w:p>
-      <w:r>
-        <w:t>IMPROVE  Change one cause and rerun fixed evidence.</w:t>
-      </w:r>
-    </w:p>
-    <w:p>
-      <w:r>
+      <w:pPr>
+        <w:spacing w:line="336" w:lineRule="auto" w:after="180"/>
+      </w:pPr>
+      <w:r>
+        <w:rPr>
+          <w:b w:val="0"/>
+        </w:rPr>
+        <w:t xml:space="preserve">IMPROVE  Change one cause and rerun fixed </w:t>
+      </w:r>
+      <w:r>
+        <w:rPr>
+          <w:b/>
+        </w:rPr>
+        <w:t>evidence</w:t>
+      </w:r>
+      <w:r>
+        <w:rPr>
+          <w:b w:val="0"/>
+        </w:rPr>
+        <w:t>.</w:t>
+      </w:r>
+    </w:p>
+    <w:p>
+      <w:pPr>
+        <w:spacing w:line="336" w:lineRule="auto" w:after="180"/>
+        <w:shd w:fill="F4F9FC"/>
+      </w:pPr>
+      <w:r>
+        <w:rPr>
+          <w:b w:val="0"/>
+        </w:rPr>
         <w:t>DEFEND  State intended use, metric, limitation, and human responsibility.</w:t>
       </w:r>
     </w:p>
     <w:p>
-      <w:r>
+      <w:pPr>
+        <w:spacing w:line="336" w:lineRule="auto" w:after="180"/>
+        <w:shd w:fill="F1F6F8"/>
+      </w:pPr>
+      <w:r>
+        <w:rPr>
+          <w:b w:val="0"/>
+        </w:rPr>
         <w:t>MASTERY RULE  A coached calculation becomes mastery only after a different case is completed independently.</w:t>
       </w:r>
     </w:p>
@@ -3263,6 +5323,17 @@
     </w:p>
     <w:p>
       <w:r>
+        <w:t>Apply this week’s idea to Responsible Plant Classifier. Keep an annotated decision and the evidence supporting it.</w:t>
+      </w:r>
+    </w:p>
+    <w:p>
+      <w:pPr>
+        <w:spacing w:line="336" w:lineRule="auto" w:after="180"/>
+      </w:pPr>
+      <w:r>
+        <w:rPr>
+          <w:b/>
+        </w:rPr>
         <w:t>CUMULATIVE PROJECT</w:t>
       </w:r>
     </w:p>
@@ -3275,8 +5346,26 @@
       </w:r>
     </w:p>
     <w:p>
-      <w:r>
-        <w:t>Every week adds one reviewable artifact to the same evidence-based capstone.</w:t>
+      <w:pPr>
+        <w:spacing w:line="336" w:lineRule="auto" w:after="180"/>
+      </w:pPr>
+      <w:r>
+        <w:rPr>
+          <w:b w:val="0"/>
+        </w:rPr>
+        <w:t xml:space="preserve">Every week adds one reviewable artifact to the same </w:t>
+      </w:r>
+      <w:r>
+        <w:rPr>
+          <w:b/>
+        </w:rPr>
+        <w:t>evidence</w:t>
+      </w:r>
+      <w:r>
+        <w:rPr>
+          <w:b w:val="0"/>
+        </w:rPr>
+        <w:t>-based capstone.</w:t>
       </w:r>
     </w:p>
     <w:p>
@@ -3316,43 +5405,134 @@
       </w:r>
     </w:p>
     <w:p>
-      <w:r>
-        <w:t>THIS WEEK'S CHECKPOINT  Give every Plant Classifier experiment an ID and immutable record linking dataset, split, code, settings, predictions, and metrics.</w:t>
-      </w:r>
-    </w:p>
-    <w:p>
-      <w:r>
+      <w:pPr>
+        <w:spacing w:line="336" w:lineRule="auto" w:after="180"/>
+        <w:shd w:fill="EDF7F3"/>
+      </w:pPr>
+      <w:r>
+        <w:rPr>
+          <w:b w:val="0"/>
+        </w:rPr>
+        <w:t xml:space="preserve">THIS WEEK'S CHECKPOINT  Give every Plant Classifier experiment an ID and immutable record linking dataset, split, code, settings, </w:t>
+      </w:r>
+      <w:r>
+        <w:rPr>
+          <w:b/>
+        </w:rPr>
+        <w:t>prediction</w:t>
+      </w:r>
+      <w:r>
+        <w:rPr>
+          <w:b w:val="0"/>
+        </w:rPr>
+        <w:t>s, and metrics.</w:t>
+      </w:r>
+    </w:p>
+    <w:p>
+      <w:pPr>
+        <w:spacing w:line="336" w:lineRule="auto" w:after="180"/>
+        <w:shd w:fill="F5F1FB"/>
+      </w:pPr>
+      <w:r>
+        <w:rPr>
+          <w:b w:val="0"/>
+        </w:rPr>
         <w:t>Which requirement or risk does this artifact address?</w:t>
       </w:r>
     </w:p>
     <w:p>
-      <w:r>
-        <w:t>Which dataset, split, code, and metric version does it use?</w:t>
-      </w:r>
-    </w:p>
-    <w:p>
-      <w:r>
+      <w:pPr>
+        <w:spacing w:line="336" w:lineRule="auto" w:after="180"/>
+        <w:shd w:fill="F5F1FB"/>
+      </w:pPr>
+      <w:r>
+        <w:rPr>
+          <w:b w:val="0"/>
+        </w:rPr>
+        <w:t xml:space="preserve">Which dataset, split, code, and metric </w:t>
+      </w:r>
+      <w:r>
+        <w:rPr>
+          <w:b/>
+        </w:rPr>
+        <w:t>version</w:t>
+      </w:r>
+      <w:r>
+        <w:rPr>
+          <w:b w:val="0"/>
+        </w:rPr>
+        <w:t xml:space="preserve"> does it use?</w:t>
+      </w:r>
+    </w:p>
+    <w:p>
+      <w:pPr>
+        <w:spacing w:line="336" w:lineRule="auto" w:after="180"/>
+        <w:shd w:fill="F5F1FB"/>
+      </w:pPr>
+      <w:r>
+        <w:rPr>
+          <w:b w:val="0"/>
+        </w:rPr>
         <w:t>What normal and shifted cases were tested?</w:t>
       </w:r>
     </w:p>
     <w:p>
-      <w:r>
+      <w:pPr>
+        <w:spacing w:line="336" w:lineRule="auto" w:after="180"/>
+        <w:shd w:fill="F5F1FB"/>
+      </w:pPr>
+      <w:r>
+        <w:rPr>
+          <w:b w:val="0"/>
+        </w:rPr>
         <w:t>What remains uncertain or weak?</w:t>
       </w:r>
     </w:p>
     <w:p>
-      <w:r>
+      <w:pPr>
+        <w:spacing w:line="336" w:lineRule="auto" w:after="180"/>
+        <w:shd w:fill="F5F1FB"/>
+      </w:pPr>
+      <w:r>
+        <w:rPr>
+          <w:b w:val="0"/>
+        </w:rPr>
         <w:t>What decision still belongs to a teacher or qualified human?</w:t>
       </w:r>
     </w:p>
     <w:p>
-      <w:r>
+      <w:pPr>
+        <w:spacing w:line="336" w:lineRule="auto" w:after="180"/>
+        <w:shd w:fill="FFF5E6"/>
+      </w:pPr>
+      <w:r>
+        <w:rPr>
+          <w:b w:val="0"/>
+        </w:rPr>
         <w:t>RESPONSIBLE RELEASE  Never use this classroom prototype for medical, pesticide, agricultural, or other consequential decisions.</w:t>
       </w:r>
     </w:p>
     <w:p>
-      <w:r>
-        <w:t>My evidence-linked project decision:</w:t>
+      <w:pPr>
+        <w:spacing w:line="336" w:lineRule="auto" w:after="180"/>
+      </w:pPr>
+      <w:r>
+        <w:rPr>
+          <w:b w:val="0"/>
+        </w:rPr>
+        <w:t xml:space="preserve">My </w:t>
+      </w:r>
+      <w:r>
+        <w:rPr>
+          <w:b/>
+        </w:rPr>
+        <w:t>evidence</w:t>
+      </w:r>
+      <w:r>
+        <w:rPr>
+          <w:b w:val="0"/>
+        </w:rPr>
+        <w:t>-linked project decision:</w:t>
       </w:r>
     </w:p>
     <w:p>
@@ -3364,8 +5544,37 @@
       </w:r>
     </w:p>
     <w:p>
-      <w:r>
-        <w:t>For your Responsible Plant Classifier, save the input, procedure, observed result and limitation of this check. Label this worked example as practice; use a different, previously unreviewed case when checking independent understanding.</w:t>
+      <w:pPr>
+        <w:spacing w:line="336" w:lineRule="auto" w:after="180"/>
+      </w:pPr>
+      <w:r>
+        <w:rPr>
+          <w:b w:val="0"/>
+        </w:rPr>
+        <w:t xml:space="preserve">For your Responsible Plant Classifier, save the </w:t>
+      </w:r>
+      <w:r>
+        <w:rPr>
+          <w:b/>
+        </w:rPr>
+        <w:t>input</w:t>
+      </w:r>
+      <w:r>
+        <w:rPr>
+          <w:b w:val="0"/>
+        </w:rPr>
+        <w:t>, procedure, observed result and limitation of this check.</w:t>
+      </w:r>
+    </w:p>
+    <w:p>
+      <w:pPr>
+        <w:spacing w:line="336" w:lineRule="auto" w:after="180"/>
+      </w:pPr>
+      <w:r>
+        <w:rPr>
+          <w:b w:val="0"/>
+        </w:rPr>
+        <w:t>Label this worked example as practice; use a different, previously unreviewed case when checking independent understanding.</w:t>
       </w:r>
     </w:p>
     <w:p>
@@ -3378,6 +5587,17 @@
     </w:p>
     <w:p>
       <w:r>
+        <w:t>Use a genuinely new case for independent evidence. Previously discussed examples remain practice; use the separately named independent case before feedback.</w:t>
+      </w:r>
+    </w:p>
+    <w:p>
+      <w:pPr>
+        <w:spacing w:line="336" w:lineRule="auto" w:after="180"/>
+      </w:pPr>
+      <w:r>
+        <w:rPr>
+          <w:b/>
+        </w:rPr>
         <w:t>INDEPENDENT PROOF</w:t>
       </w:r>
     </w:p>
@@ -3390,7 +5610,13 @@
       </w:r>
     </w:p>
     <w:p>
-      <w:r>
+      <w:pPr>
+        <w:spacing w:line="336" w:lineRule="auto" w:after="180"/>
+      </w:pPr>
+      <w:r>
+        <w:rPr>
+          <w:b w:val="0"/>
+        </w:rPr>
         <w:t>Complete this with a fresh case after guided practice and compare it with the mastery criteria.</w:t>
       </w:r>
     </w:p>
@@ -3431,48 +5657,168 @@
       </w:r>
     </w:p>
     <w:p>
-      <w:r>
+      <w:pPr>
+        <w:pStyle w:val="Heading3"/>
+      </w:pPr>
+      <w:r>
+        <w:t>What success looks like</w:t>
+      </w:r>
+    </w:p>
+    <w:p>
+      <w:pPr>
+        <w:spacing w:line="336" w:lineRule="auto" w:after="180"/>
+        <w:shd w:fill="EDF7F3"/>
+      </w:pPr>
+      <w:r>
+        <w:rPr>
+          <w:b w:val="0"/>
+        </w:rPr>
         <w:t>REQUIRED PROOF  Reproduce a peer's run from an experiment card.</w:t>
       </w:r>
     </w:p>
     <w:p>
-      <w:r>
+      <w:pPr>
+        <w:spacing w:line="336" w:lineRule="auto" w:after="180"/>
+      </w:pPr>
+      <w:r>
+        <w:rPr>
+          <w:b w:val="0"/>
+        </w:rPr>
         <w:t>□ Define the task, feature/target roles, and intended-use boundary.</w:t>
       </w:r>
     </w:p>
     <w:p>
-      <w:r>
-        <w:t>□ Show the calculation, code trace, or experiment record.</w:t>
-      </w:r>
-    </w:p>
-    <w:p>
-      <w:r>
+      <w:pPr>
+        <w:spacing w:line="336" w:lineRule="auto" w:after="180"/>
+      </w:pPr>
+      <w:r>
+        <w:rPr>
+          <w:b w:val="0"/>
+        </w:rPr>
+        <w:t xml:space="preserve">□ Show the calculation, code trace, or </w:t>
+      </w:r>
+      <w:r>
+        <w:rPr>
+          <w:b/>
+        </w:rPr>
+        <w:t>experiment record</w:t>
+      </w:r>
+      <w:r>
+        <w:rPr>
+          <w:b w:val="0"/>
+        </w:rPr>
+        <w:t>.</w:t>
+      </w:r>
+    </w:p>
+    <w:p>
+      <w:pPr>
+        <w:spacing w:line="336" w:lineRule="auto" w:after="180"/>
+      </w:pPr>
+      <w:r>
+        <w:rPr>
+          <w:b w:val="0"/>
+        </w:rPr>
         <w:t>□ Test a normal case and one revealing boundary, missing, or shifted case.</w:t>
       </w:r>
     </w:p>
     <w:p>
-      <w:r>
+      <w:pPr>
+        <w:spacing w:line="336" w:lineRule="auto" w:after="180"/>
+      </w:pPr>
+      <w:r>
+        <w:rPr>
+          <w:b w:val="0"/>
+        </w:rPr>
         <w:t>□ Diagnose one failure without changing several factors at once.</w:t>
       </w:r>
     </w:p>
     <w:p>
-      <w:r>
+      <w:pPr>
+        <w:spacing w:line="336" w:lineRule="auto" w:after="180"/>
+      </w:pPr>
+      <w:r>
+        <w:rPr>
+          <w:b w:val="0"/>
+        </w:rPr>
         <w:t>□ Name a limitation, fairness concern, and the human-review action.</w:t>
       </w:r>
     </w:p>
     <w:p>
-      <w:r>
-        <w:t>Independent evidence and defense:</w:t>
-      </w:r>
-    </w:p>
-    <w:p>
-      <w:r>
+      <w:pPr>
+        <w:spacing w:line="336" w:lineRule="auto" w:after="180"/>
+      </w:pPr>
+      <w:r>
+        <w:rPr>
+          <w:b w:val="0"/>
+        </w:rPr>
+        <w:t xml:space="preserve">Independent </w:t>
+      </w:r>
+      <w:r>
+        <w:rPr>
+          <w:b/>
+        </w:rPr>
+        <w:t>evidence</w:t>
+      </w:r>
+      <w:r>
+        <w:rPr>
+          <w:b w:val="0"/>
+        </w:rPr>
+        <w:t xml:space="preserve"> and defense:</w:t>
+      </w:r>
+    </w:p>
+    <w:p>
+      <w:pPr>
+        <w:spacing w:line="336" w:lineRule="auto" w:after="180"/>
+      </w:pPr>
+      <w:r>
+        <w:rPr>
+          <w:b w:val="0"/>
+        </w:rPr>
         <w:t>My level:  □ Not yet  □ With one hint  □ Independently  □ I can teach and defend it</w:t>
       </w:r>
     </w:p>
     <w:p>
-      <w:r>
-        <w:t>NEXT BRIDGE  Carry the experiment evidence into: Overfitting.</w:t>
+      <w:pPr>
+        <w:pStyle w:val="Heading3"/>
+      </w:pPr>
+      <w:r>
+        <w:t>Connect to the next lesson</w:t>
+      </w:r>
+    </w:p>
+    <w:p>
+      <w:pPr>
+        <w:spacing w:line="336" w:lineRule="auto" w:after="180"/>
+        <w:shd w:fill="F1F6F8"/>
+      </w:pPr>
+      <w:r>
+        <w:rPr>
+          <w:b w:val="0"/>
+        </w:rPr>
+        <w:t xml:space="preserve">NEXT BRIDGE  Carry the experiment </w:t>
+      </w:r>
+      <w:r>
+        <w:rPr>
+          <w:b/>
+        </w:rPr>
+        <w:t>evidence</w:t>
+      </w:r>
+      <w:r>
+        <w:rPr>
+          <w:b w:val="0"/>
+        </w:rPr>
+        <w:t xml:space="preserve"> into: Over</w:t>
+      </w:r>
+      <w:r>
+        <w:rPr>
+          <w:b/>
+        </w:rPr>
+        <w:t>fitting</w:t>
+      </w:r>
+      <w:r>
+        <w:rPr>
+          <w:b w:val="0"/>
+        </w:rPr>
+        <w:t>.</w:t>
       </w:r>
     </w:p>
     <w:p>
@@ -3484,6 +5830,11 @@
       </w:r>
     </w:p>
     <w:p>
+      <w:r>
+        <w:t>Revisit the complete Reproducible Experiments case for supported practice. Repeated examples do not become fresh assessments.</w:t>
+      </w:r>
+    </w:p>
+    <w:p>
       <w:pPr>
         <w:pStyle w:val="Heading3"/>
       </w:pPr>
@@ -3492,7 +5843,13 @@
       </w:r>
     </w:p>
     <w:p>
-      <w:r>
+      <w:pPr>
+        <w:spacing w:line="336" w:lineRule="auto" w:after="180"/>
+      </w:pPr>
+      <w:r>
+        <w:rPr>
+          <w:b w:val="0"/>
+        </w:rPr>
         <w:t>Use the supplied details to practise the weekly concept before attempting the independent question. This case extends the illustrated lesson.</w:t>
       </w:r>
     </w:p>
@@ -3505,8 +5862,50 @@
       </w:r>
     </w:p>
     <w:p>
-      <w:r>
-        <w:t>A report says accuracy85% without data split, code version, seed or preprocessing.</w:t>
+      <w:pPr>
+        <w:spacing w:line="336" w:lineRule="auto" w:after="180"/>
+      </w:pPr>
+      <w:r>
+        <w:rPr>
+          <w:b w:val="0"/>
+        </w:rPr>
+        <w:t xml:space="preserve">A report says accuracy85% without data split, code </w:t>
+      </w:r>
+      <w:r>
+        <w:rPr>
+          <w:b/>
+        </w:rPr>
+        <w:t>version</w:t>
+      </w:r>
+      <w:r>
+        <w:rPr>
+          <w:b w:val="0"/>
+        </w:rPr>
+        <w:t xml:space="preserve">, </w:t>
+      </w:r>
+      <w:r>
+        <w:rPr>
+          <w:b/>
+        </w:rPr>
+        <w:t>seed</w:t>
+      </w:r>
+      <w:r>
+        <w:rPr>
+          <w:b w:val="0"/>
+        </w:rPr>
+        <w:t xml:space="preserve"> or pre</w:t>
+      </w:r>
+      <w:r>
+        <w:rPr>
+          <w:b/>
+        </w:rPr>
+        <w:t>process</w:t>
+      </w:r>
+      <w:r>
+        <w:rPr>
+          <w:b w:val="0"/>
+        </w:rPr>
+        <w:t>ing.</w:t>
       </w:r>
     </w:p>
     <w:p>
@@ -3518,8 +5917,26 @@
       </w:r>
     </w:p>
     <w:p>
-      <w:r>
-        <w:t>Specify reproducibility records.</w:t>
+      <w:pPr>
+        <w:spacing w:line="336" w:lineRule="auto" w:after="180"/>
+      </w:pPr>
+      <w:r>
+        <w:rPr>
+          <w:b w:val="0"/>
+        </w:rPr>
+        <w:t xml:space="preserve">Specify </w:t>
+      </w:r>
+      <w:r>
+        <w:rPr>
+          <w:b/>
+        </w:rPr>
+        <w:t>reproducibility</w:t>
+      </w:r>
+      <w:r>
+        <w:rPr>
+          <w:b w:val="0"/>
+        </w:rPr>
+        <w:t xml:space="preserve"> records.</w:t>
       </w:r>
     </w:p>
     <w:p>
@@ -3531,8 +5948,74 @@
       </w:r>
     </w:p>
     <w:p>
-      <w:r>
-        <w:t>Record data identity, group/split IDs, code/dependency versions, preprocessing, features, settings, seeds where relevant, metric definition and raw predictions. Seed alone is insufficient.</w:t>
+      <w:pPr>
+        <w:spacing w:line="336" w:lineRule="auto" w:after="180"/>
+      </w:pPr>
+      <w:r>
+        <w:rPr>
+          <w:b w:val="0"/>
+        </w:rPr>
+        <w:t xml:space="preserve">Record data identity, group/split IDs, code/dependency </w:t>
+      </w:r>
+      <w:r>
+        <w:rPr>
+          <w:b/>
+        </w:rPr>
+        <w:t>version</w:t>
+      </w:r>
+      <w:r>
+        <w:rPr>
+          <w:b w:val="0"/>
+        </w:rPr>
+        <w:t>s, pre</w:t>
+      </w:r>
+      <w:r>
+        <w:rPr>
+          <w:b/>
+        </w:rPr>
+        <w:t>process</w:t>
+      </w:r>
+      <w:r>
+        <w:rPr>
+          <w:b w:val="0"/>
+        </w:rPr>
+        <w:t xml:space="preserve">ing, features, settings, </w:t>
+      </w:r>
+      <w:r>
+        <w:rPr>
+          <w:b/>
+        </w:rPr>
+        <w:t>seed</w:t>
+      </w:r>
+      <w:r>
+        <w:rPr>
+          <w:b w:val="0"/>
+        </w:rPr>
+        <w:t xml:space="preserve">s where relevant, metric definition and raw </w:t>
+      </w:r>
+      <w:r>
+        <w:rPr>
+          <w:b/>
+        </w:rPr>
+        <w:t>prediction</w:t>
+      </w:r>
+      <w:r>
+        <w:rPr>
+          <w:b w:val="0"/>
+        </w:rPr>
+        <w:t xml:space="preserve">s. </w:t>
+      </w:r>
+      <w:r>
+        <w:rPr>
+          <w:b/>
+        </w:rPr>
+        <w:t>Seed</w:t>
+      </w:r>
+      <w:r>
+        <w:rPr>
+          <w:b w:val="0"/>
+        </w:rPr>
+        <w:t xml:space="preserve"> alone is insufficient.</w:t>
       </w:r>
     </w:p>
     <w:p>
@@ -3544,7 +6027,14 @@
       </w:r>
     </w:p>
     <w:p>
-      <w:r>
+      <w:pPr>
+        <w:spacing w:line="336" w:lineRule="auto" w:after="180"/>
+        <w:shd w:fill="F5F1FB"/>
+      </w:pPr>
+      <w:r>
+        <w:rPr>
+          <w:b w:val="0"/>
+        </w:rPr>
         <w:t>Which detail supports the answer, and why does it matter?</w:t>
       </w:r>
     </w:p>
@@ -3722,18 +6212,144 @@
       </w:tr>
     </w:tbl>
     <w:p>
-      <w:r>
-        <w:t>A report says accuracy85% without data split, code version, seed or preprocessing.</w:t>
-      </w:r>
-    </w:p>
-    <w:p>
-      <w:r>
-        <w:t>Specify reproducibility records.</w:t>
-      </w:r>
-    </w:p>
-    <w:p>
-      <w:r>
-        <w:t>Record data identity, group/split IDs, code/dependency versions, preprocessing, features, settings, seeds where relevant, metric definition and raw predictions. Seed alone is insufficient.</w:t>
+      <w:pPr>
+        <w:spacing w:line="336" w:lineRule="auto" w:after="180"/>
+      </w:pPr>
+      <w:r>
+        <w:rPr>
+          <w:b w:val="0"/>
+        </w:rPr>
+        <w:t xml:space="preserve">A report says accuracy85% without data split, code </w:t>
+      </w:r>
+      <w:r>
+        <w:rPr>
+          <w:b/>
+        </w:rPr>
+        <w:t>version</w:t>
+      </w:r>
+      <w:r>
+        <w:rPr>
+          <w:b w:val="0"/>
+        </w:rPr>
+        <w:t xml:space="preserve">, </w:t>
+      </w:r>
+      <w:r>
+        <w:rPr>
+          <w:b/>
+        </w:rPr>
+        <w:t>seed</w:t>
+      </w:r>
+      <w:r>
+        <w:rPr>
+          <w:b w:val="0"/>
+        </w:rPr>
+        <w:t xml:space="preserve"> or pre</w:t>
+      </w:r>
+      <w:r>
+        <w:rPr>
+          <w:b/>
+        </w:rPr>
+        <w:t>process</w:t>
+      </w:r>
+      <w:r>
+        <w:rPr>
+          <w:b w:val="0"/>
+        </w:rPr>
+        <w:t>ing.</w:t>
+      </w:r>
+    </w:p>
+    <w:p>
+      <w:pPr>
+        <w:spacing w:line="336" w:lineRule="auto" w:after="180"/>
+      </w:pPr>
+      <w:r>
+        <w:rPr>
+          <w:b w:val="0"/>
+        </w:rPr>
+        <w:t xml:space="preserve">Specify </w:t>
+      </w:r>
+      <w:r>
+        <w:rPr>
+          <w:b/>
+        </w:rPr>
+        <w:t>reproducibility</w:t>
+      </w:r>
+      <w:r>
+        <w:rPr>
+          <w:b w:val="0"/>
+        </w:rPr>
+        <w:t xml:space="preserve"> records.</w:t>
+      </w:r>
+    </w:p>
+    <w:p>
+      <w:pPr>
+        <w:spacing w:line="336" w:lineRule="auto" w:after="180"/>
+      </w:pPr>
+      <w:r>
+        <w:rPr>
+          <w:b w:val="0"/>
+        </w:rPr>
+        <w:t xml:space="preserve">Record data identity, group/split IDs, code/dependency </w:t>
+      </w:r>
+      <w:r>
+        <w:rPr>
+          <w:b/>
+        </w:rPr>
+        <w:t>version</w:t>
+      </w:r>
+      <w:r>
+        <w:rPr>
+          <w:b w:val="0"/>
+        </w:rPr>
+        <w:t>s, pre</w:t>
+      </w:r>
+      <w:r>
+        <w:rPr>
+          <w:b/>
+        </w:rPr>
+        <w:t>process</w:t>
+      </w:r>
+      <w:r>
+        <w:rPr>
+          <w:b w:val="0"/>
+        </w:rPr>
+        <w:t xml:space="preserve">ing, features, settings, </w:t>
+      </w:r>
+      <w:r>
+        <w:rPr>
+          <w:b/>
+        </w:rPr>
+        <w:t>seed</w:t>
+      </w:r>
+      <w:r>
+        <w:rPr>
+          <w:b w:val="0"/>
+        </w:rPr>
+        <w:t xml:space="preserve">s where relevant, metric definition and raw </w:t>
+      </w:r>
+      <w:r>
+        <w:rPr>
+          <w:b/>
+        </w:rPr>
+        <w:t>prediction</w:t>
+      </w:r>
+      <w:r>
+        <w:rPr>
+          <w:b w:val="0"/>
+        </w:rPr>
+        <w:t xml:space="preserve">s. </w:t>
+      </w:r>
+      <w:r>
+        <w:rPr>
+          <w:b/>
+        </w:rPr>
+        <w:t>Seed</w:t>
+      </w:r>
+      <w:r>
+        <w:rPr>
+          <w:b w:val="0"/>
+        </w:rPr>
+        <w:t xml:space="preserve"> alone is insufficient.</w:t>
       </w:r>
     </w:p>
     <w:p>
@@ -3745,6 +6361,11 @@
       </w:r>
     </w:p>
     <w:p>
+      <w:r>
+        <w:t>Attempt the reserved new case before feedback. Record support; the earlier examples below remain additional practice.</w:t>
+      </w:r>
+    </w:p>
+    <w:p>
       <w:pPr>
         <w:pStyle w:val="Heading3"/>
       </w:pPr>
@@ -3753,8 +6374,26 @@
       </w:r>
     </w:p>
     <w:p>
-      <w:r>
-        <w:t>Declared seeds 1, 2, 3 produce 9/12, 8/12, 10/12 correct. Compute the mean accuracy and range.</w:t>
+      <w:pPr>
+        <w:spacing w:line="336" w:lineRule="auto" w:after="180"/>
+      </w:pPr>
+      <w:r>
+        <w:rPr>
+          <w:b w:val="0"/>
+        </w:rPr>
+        <w:t xml:space="preserve">Declared </w:t>
+      </w:r>
+      <w:r>
+        <w:rPr>
+          <w:b/>
+        </w:rPr>
+        <w:t>seed</w:t>
+      </w:r>
+      <w:r>
+        <w:rPr>
+          <w:b w:val="0"/>
+        </w:rPr>
+        <w:t>s 1, 2, 3 produce 9/12, 8/12, 10/12 correct. Compute the mean accuracy and range.</w:t>
       </w:r>
     </w:p>
     <w:p>
@@ -3801,7 +6440,13 @@
       </w:r>
     </w:p>
     <w:p>
-      <w:r>
+      <w:pPr>
+        <w:spacing w:line="336" w:lineRule="auto" w:after="180"/>
+      </w:pPr>
+      <w:r>
+        <w:rPr>
+          <w:b w:val="0"/>
+        </w:rPr>
         <w:t>Attempt this case before feedback. Record any help. Earlier examples below are further practice; a case already practised with feedback cannot establish fresh transfer.</w:t>
       </w:r>
     </w:p>
@@ -3814,18 +6459,43 @@
       </w:r>
     </w:p>
     <w:p>
-      <w:r>
+      <w:pPr>
+        <w:spacing w:line="336" w:lineRule="auto" w:after="180"/>
+      </w:pPr>
+      <w:r>
+        <w:rPr>
+          <w:b w:val="0"/>
+        </w:rPr>
         <w:t>Close the worked explanation. Apply the idea to this different question without copying.</w:t>
       </w:r>
     </w:p>
     <w:p>
-      <w:r>
+      <w:pPr>
+        <w:spacing w:line="336" w:lineRule="auto" w:after="180"/>
+        <w:shd w:fill="F5F1FB"/>
+      </w:pPr>
+      <w:r>
+        <w:rPr>
+          <w:b w:val="0"/>
+        </w:rPr>
         <w:t>Two runs use different random splits and different feature sets. Their scores differ. What must be recorded, and why is the cause unclear?</w:t>
       </w:r>
     </w:p>
     <w:p>
-      <w:r>
-        <w:t>My answer, with a trace, calculation or supporting evidence</w:t>
+      <w:pPr>
+        <w:spacing w:line="336" w:lineRule="auto" w:after="180"/>
+      </w:pPr>
+      <w:r>
+        <w:rPr>
+          <w:b w:val="0"/>
+        </w:rPr>
+        <w:t xml:space="preserve">My answer, with a trace, calculation or supporting </w:t>
+      </w:r>
+      <w:r>
+        <w:rPr>
+          <w:b/>
+        </w:rPr>
+        <w:t>evidence</w:t>
       </w:r>
     </w:p>
     <w:p>
@@ -3870,13 +6540,37 @@
       </w:r>
     </w:p>
     <w:p>
-      <w:r>
+      <w:pPr>
+        <w:spacing w:line="336" w:lineRule="auto" w:after="180"/>
+      </w:pPr>
+      <w:r>
+        <w:rPr>
+          <w:b w:val="0"/>
+        </w:rPr>
         <w:t>Change one relevant detail. Predict the result before testing. Include a boundary or missing-information case when it helps reveal a limit.</w:t>
       </w:r>
     </w:p>
     <w:p>
-      <w:r>
-        <w:t>My changed input and expected result</w:t>
+      <w:pPr>
+        <w:spacing w:line="336" w:lineRule="auto" w:after="180"/>
+      </w:pPr>
+      <w:r>
+        <w:rPr>
+          <w:b w:val="0"/>
+        </w:rPr>
+        <w:t xml:space="preserve">My changed </w:t>
+      </w:r>
+      <w:r>
+        <w:rPr>
+          <w:b/>
+        </w:rPr>
+        <w:t>input</w:t>
+      </w:r>
+      <w:r>
+        <w:rPr>
+          <w:b w:val="0"/>
+        </w:rPr>
+        <w:t xml:space="preserve"> and expected result</w:t>
       </w:r>
     </w:p>
     <w:p>
@@ -3921,13 +6615,49 @@
       </w:r>
     </w:p>
     <w:p>
-      <w:r>
-        <w:t>Give every Plant Classifier experiment an ID and immutable record linking dataset, split, code, settings, predictions, and metrics.</w:t>
-      </w:r>
-    </w:p>
-    <w:p>
-      <w:r>
-        <w:t>The evidence I will keep</w:t>
+      <w:pPr>
+        <w:spacing w:line="336" w:lineRule="auto" w:after="180"/>
+      </w:pPr>
+      <w:r>
+        <w:rPr>
+          <w:b w:val="0"/>
+        </w:rPr>
+        <w:t xml:space="preserve">Give every Plant Classifier experiment an ID and immutable record linking dataset, split, code, settings, </w:t>
+      </w:r>
+      <w:r>
+        <w:rPr>
+          <w:b/>
+        </w:rPr>
+        <w:t>prediction</w:t>
+      </w:r>
+      <w:r>
+        <w:rPr>
+          <w:b w:val="0"/>
+        </w:rPr>
+        <w:t>s, and metrics.</w:t>
+      </w:r>
+    </w:p>
+    <w:p>
+      <w:pPr>
+        <w:spacing w:line="336" w:lineRule="auto" w:after="180"/>
+      </w:pPr>
+      <w:r>
+        <w:rPr>
+          <w:b w:val="0"/>
+        </w:rPr>
+        <w:t xml:space="preserve">The </w:t>
+      </w:r>
+      <w:r>
+        <w:rPr>
+          <w:b/>
+        </w:rPr>
+        <w:t>evidence</w:t>
+      </w:r>
+      <w:r>
+        <w:rPr>
+          <w:b w:val="0"/>
+        </w:rPr>
+        <w:t xml:space="preserve"> I will keep</w:t>
       </w:r>
     </w:p>
     <w:p>
@@ -3964,8 +6694,26 @@
       </w:r>
     </w:p>
     <w:p>
-      <w:r>
-        <w:t>Your teacher has the independent answer and scoring criteria. Complete the matching workbook week to keep your practice evidence together.</w:t>
+      <w:pPr>
+        <w:spacing w:line="336" w:lineRule="auto" w:after="180"/>
+      </w:pPr>
+      <w:r>
+        <w:rPr>
+          <w:b w:val="0"/>
+        </w:rPr>
+        <w:t xml:space="preserve">Your teacher has the independent answer and scoring criteria. Complete the matching workbook week to keep your practice </w:t>
+      </w:r>
+      <w:r>
+        <w:rPr>
+          <w:b/>
+        </w:rPr>
+        <w:t>evidence</w:t>
+      </w:r>
+      <w:r>
+        <w:rPr>
+          <w:b w:val="0"/>
+        </w:rPr>
+        <w:t xml:space="preserve"> together.</w:t>
       </w:r>
     </w:p>
     <w:p>
@@ -3977,8 +6725,26 @@
       </w:r>
     </w:p>
     <w:p>
-      <w:r>
-        <w:t>Two teams use the same random seed but different label files. Their results differ. List the records needed to reproduce the experiment.</w:t>
+      <w:pPr>
+        <w:spacing w:line="336" w:lineRule="auto" w:after="180"/>
+      </w:pPr>
+      <w:r>
+        <w:rPr>
+          <w:b w:val="0"/>
+        </w:rPr>
+        <w:t xml:space="preserve">Two teams use the same </w:t>
+      </w:r>
+      <w:r>
+        <w:rPr>
+          <w:b/>
+        </w:rPr>
+        <w:t>random seed</w:t>
+      </w:r>
+      <w:r>
+        <w:rPr>
+          <w:b w:val="0"/>
+        </w:rPr>
+        <w:t xml:space="preserve"> but different label files. Their results differ. List the records needed to reproduce the experiment.</w:t>
       </w:r>
     </w:p>
     <w:p>
@@ -4033,8 +6799,25 @@
       </w:r>
     </w:p>
     <w:p>
-      <w:r>
-        <w:t>Attempt the independent case before hints. Record whether you worked alone, used a hint or followed a model. After feedback, fix the first unsupported step and explain why it changed. A later check uses a changed case, not a copied answer.</w:t>
+      <w:pPr>
+        <w:spacing w:line="336" w:lineRule="auto" w:after="180"/>
+      </w:pPr>
+      <w:r>
+        <w:rPr>
+          <w:b w:val="0"/>
+        </w:rPr>
+        <w:t>Attempt the independent case before hints. Record whether you worked alone, used a hint or followed a model. After feedback, fix the first unsupported step and explain why it changed.</w:t>
+      </w:r>
+    </w:p>
+    <w:p>
+      <w:pPr>
+        <w:spacing w:line="336" w:lineRule="auto" w:after="180"/>
+      </w:pPr>
+      <w:r>
+        <w:rPr>
+          <w:b w:val="0"/>
+        </w:rPr>
+        <w:t>A later check uses a changed case, not a copied answer.</w:t>
       </w:r>
     </w:p>
     <w:p>
@@ -4047,7 +6830,30 @@
     </w:p>
     <w:p>
       <w:r>
-        <w:t>Start with this question: Record variation across declared seeds instead of selecting the prettiest run.</w:t>
+        <w:t>Use this map to navigate Reproducible Experiments, connect the goals to tasks and keep one evidence record for each attempt.</w:t>
+      </w:r>
+    </w:p>
+    <w:p>
+      <w:pPr>
+        <w:spacing w:line="336" w:lineRule="auto" w:after="180"/>
+      </w:pPr>
+      <w:r>
+        <w:rPr>
+          <w:b w:val="0"/>
+        </w:rPr>
+        <w:t xml:space="preserve">Start with this question: Record variation across declared </w:t>
+      </w:r>
+      <w:r>
+        <w:rPr>
+          <w:b/>
+        </w:rPr>
+        <w:t>seed</w:t>
+      </w:r>
+      <w:r>
+        <w:rPr>
+          <w:b w:val="0"/>
+        </w:rPr>
+        <w:t>s instead of selecting the prettiest run.</w:t>
       </w:r>
     </w:p>
     <w:tbl>
@@ -4153,13 +6959,61 @@
       </w:tr>
     </w:tbl>
     <w:p>
-      <w:r>
-        <w:t>Remember → watch and explain → try with help → investigate → try independently → keep project evidence. Your teacher may spread this lesson across several classes.</w:t>
-      </w:r>
-    </w:p>
-    <w:p>
-      <w:r>
-        <w:t>Keep your first prediction. Compare it with what the evidence shows and explain any change.</w:t>
+      <w:pPr>
+        <w:spacing w:line="336" w:lineRule="auto" w:after="180"/>
+      </w:pPr>
+      <w:r>
+        <w:rPr>
+          <w:b w:val="0"/>
+        </w:rPr>
+        <w:t xml:space="preserve">Remember → watch and explain → try with help → investigate → try independently → keep project </w:t>
+      </w:r>
+      <w:r>
+        <w:rPr>
+          <w:b/>
+        </w:rPr>
+        <w:t>evidence</w:t>
+      </w:r>
+      <w:r>
+        <w:rPr>
+          <w:b w:val="0"/>
+        </w:rPr>
+        <w:t>. Your teacher may spread this lesson across several classes.</w:t>
+      </w:r>
+    </w:p>
+    <w:p>
+      <w:pPr>
+        <w:spacing w:line="336" w:lineRule="auto" w:after="180"/>
+      </w:pPr>
+      <w:r>
+        <w:rPr>
+          <w:b w:val="0"/>
+        </w:rPr>
+        <w:t xml:space="preserve">Keep your first </w:t>
+      </w:r>
+      <w:r>
+        <w:rPr>
+          <w:b/>
+        </w:rPr>
+        <w:t>prediction</w:t>
+      </w:r>
+      <w:r>
+        <w:rPr>
+          <w:b w:val="0"/>
+        </w:rPr>
+        <w:t xml:space="preserve">. Compare it with what the </w:t>
+      </w:r>
+      <w:r>
+        <w:rPr>
+          <w:b/>
+        </w:rPr>
+        <w:t>evidence</w:t>
+      </w:r>
+      <w:r>
+        <w:rPr>
+          <w:b w:val="0"/>
+        </w:rPr>
+        <w:t xml:space="preserve"> shows and explain any change.</w:t>
       </w:r>
     </w:p>
     <w:p>
@@ -4172,6 +7026,17 @@
     </w:p>
     <w:p>
       <w:r>
+        <w:t>Explain Reproducible Experiments without notes, identify a remaining question and plan a later check with a changed case.</w:t>
+      </w:r>
+    </w:p>
+    <w:p>
+      <w:pPr>
+        <w:spacing w:line="336" w:lineRule="auto" w:after="180"/>
+      </w:pPr>
+      <w:r>
+        <w:rPr>
+          <w:b w:val="0"/>
+        </w:rPr>
         <w:t>Close your notes. Explain this goal in your own words: Record enough detail to reproduce a run</w:t>
       </w:r>
     </w:p>
@@ -4209,13 +7074,61 @@
       </w:r>
     </w:p>
     <w:p>
-      <w:r>
-        <w:t>If you are unsure, return to the worked picture and explain one arrow. If you are ready, change an input or assumption and justify your prediction.</w:t>
-      </w:r>
-    </w:p>
-    <w:p>
-      <w:r>
-        <w:t>Save your workbook evidence. At the next review, try a different case before opening your old answer.</w:t>
+      <w:pPr>
+        <w:spacing w:line="336" w:lineRule="auto" w:after="180"/>
+      </w:pPr>
+      <w:r>
+        <w:rPr>
+          <w:b w:val="0"/>
+        </w:rPr>
+        <w:t xml:space="preserve">If you are unsure, return to the worked picture and explain one arrow. If you are ready, change an </w:t>
+      </w:r>
+      <w:r>
+        <w:rPr>
+          <w:b/>
+        </w:rPr>
+        <w:t>input</w:t>
+      </w:r>
+      <w:r>
+        <w:rPr>
+          <w:b w:val="0"/>
+        </w:rPr>
+        <w:t xml:space="preserve"> or assumption and justify your </w:t>
+      </w:r>
+      <w:r>
+        <w:rPr>
+          <w:b/>
+        </w:rPr>
+        <w:t>prediction</w:t>
+      </w:r>
+      <w:r>
+        <w:rPr>
+          <w:b w:val="0"/>
+        </w:rPr>
+        <w:t>.</w:t>
+      </w:r>
+    </w:p>
+    <w:p>
+      <w:pPr>
+        <w:spacing w:line="336" w:lineRule="auto" w:after="180"/>
+      </w:pPr>
+      <w:r>
+        <w:rPr>
+          <w:b w:val="0"/>
+        </w:rPr>
+        <w:t xml:space="preserve">Save your workbook </w:t>
+      </w:r>
+      <w:r>
+        <w:rPr>
+          <w:b/>
+        </w:rPr>
+        <w:t>evidence</w:t>
+      </w:r>
+      <w:r>
+        <w:rPr>
+          <w:b w:val="0"/>
+        </w:rPr>
+        <w:t>. At the next review, try a different case before opening your old answer.</w:t>
       </w:r>
     </w:p>
     <w:p>
@@ -4228,12 +7141,41 @@
     </w:p>
     <w:p>
       <w:r>
+        <w:t>Attempt supported questions before using hints or feedback. Review a missing building block, then keep the completed work.</w:t>
+      </w:r>
+    </w:p>
+    <w:p>
+      <w:pPr>
+        <w:spacing w:line="336" w:lineRule="auto" w:after="180"/>
+      </w:pPr>
+      <w:r>
+        <w:rPr>
+          <w:b w:val="0"/>
+        </w:rPr>
         <w:t>Use this supported practice once, in the browser or on paper. Keep the reserved independent assessment for a separate first attempt before teacher feedback.</w:t>
       </w:r>
     </w:p>
     <w:p>
-      <w:r>
-        <w:t>Record variation across declared seeds instead of selecting the prettiest run.</w:t>
+      <w:pPr>
+        <w:spacing w:line="336" w:lineRule="auto" w:after="180"/>
+      </w:pPr>
+      <w:r>
+        <w:rPr>
+          <w:b w:val="0"/>
+        </w:rPr>
+        <w:t xml:space="preserve">Record variation across declared </w:t>
+      </w:r>
+      <w:r>
+        <w:rPr>
+          <w:b/>
+        </w:rPr>
+        <w:t>seed</w:t>
+      </w:r>
+      <w:r>
+        <w:rPr>
+          <w:b w:val="0"/>
+        </w:rPr>
+        <w:t>s instead of selecting the prettiest run.</w:t>
       </w:r>
     </w:p>
     <w:p>
@@ -4245,22 +7187,85 @@
       </w:r>
     </w:p>
     <w:p>
-      <w:r>
-        <w:t>Which labelled step matches this detail? Record data version, split, code, settings and seeds, not just the winning80%.</w:t>
-      </w:r>
-    </w:p>
-    <w:p>
-      <w:r>
+      <w:pPr>
+        <w:spacing w:line="336" w:lineRule="auto" w:after="180"/>
+      </w:pPr>
+      <w:r>
+        <w:rPr>
+          <w:b w:val="0"/>
+        </w:rPr>
+        <w:t xml:space="preserve">Which labelled step matches this detail? Record </w:t>
+      </w:r>
+      <w:r>
+        <w:rPr>
+          <w:b/>
+        </w:rPr>
+        <w:t>data version</w:t>
+      </w:r>
+      <w:r>
+        <w:rPr>
+          <w:b w:val="0"/>
+        </w:rPr>
+        <w:t xml:space="preserve">, split, code, settings and </w:t>
+      </w:r>
+      <w:r>
+        <w:rPr>
+          <w:b/>
+        </w:rPr>
+        <w:t>seed</w:t>
+      </w:r>
+      <w:r>
+        <w:rPr>
+          <w:b w:val="0"/>
+        </w:rPr>
+        <w:t>s, not just the winning</w:t>
+      </w:r>
+      <w:r>
+        <w:rPr>
+          <w:b/>
+        </w:rPr>
+        <w:t>80%</w:t>
+      </w:r>
+      <w:r>
+        <w:rPr>
+          <w:b w:val="0"/>
+        </w:rPr>
+        <w:t>.</w:t>
+      </w:r>
+    </w:p>
+    <w:p>
+      <w:pPr>
+        <w:spacing w:line="336" w:lineRule="auto" w:after="180"/>
+        <w:shd w:fill="F4F9FC"/>
+      </w:pPr>
+      <w:r>
+        <w:rPr>
+          <w:b w:val="0"/>
+        </w:rPr>
         <w:t>1. Preserve context</w:t>
       </w:r>
     </w:p>
     <w:p>
-      <w:r>
+      <w:pPr>
+        <w:spacing w:line="336" w:lineRule="auto" w:after="180"/>
+        <w:shd w:fill="F4F9FC"/>
+      </w:pPr>
+      <w:r>
+        <w:rPr>
+          <w:b w:val="0"/>
+        </w:rPr>
         <w:t>2. Keep run identities</w:t>
       </w:r>
     </w:p>
     <w:p>
-      <w:r>
+      <w:pPr>
+        <w:spacing w:line="336" w:lineRule="auto" w:after="180"/>
+        <w:shd w:fill="F4F9FC"/>
+      </w:pPr>
+      <w:r>
+        <w:rPr>
+          <w:b w:val="0"/>
+        </w:rPr>
         <w:t>3. Summarise variation</w:t>
       </w:r>
     </w:p>
@@ -4298,41 +7303,251 @@
       </w:r>
     </w:p>
     <w:p>
-      <w:r>
+      <w:pPr>
+        <w:pStyle w:val="Heading3"/>
+      </w:pPr>
+      <w:r>
+        <w:t>Hint · try first</w:t>
+      </w:r>
+    </w:p>
+    <w:p>
+      <w:pPr>
+        <w:spacing w:line="336" w:lineRule="auto" w:after="180"/>
+        <w:shd w:fill="F1F6F8"/>
+      </w:pPr>
+      <w:r>
+        <w:rPr>
+          <w:b w:val="0"/>
+        </w:rPr>
         <w:t>Hint if needed: Read the steps in the pictorial case. Match the supplied detail to the stage that performs or records it.</w:t>
       </w:r>
     </w:p>
     <w:p>
-      <w:r>
-        <w:t>After your attempt, compare with the supported explanation: Preserve context Record data version, split, code, settings and seeds, not just the winning80%. Read the picture in order. Record data version, split, code, settings and seeds, not just the winning80%. The arrows show which recorded input or intermediate result each decision uses. Explain the deciding step aloud before checking the changed case; pointing to the final answer alone does not show how it follows.</w:t>
-      </w:r>
-    </w:p>
-    <w:p>
       <w:pPr>
         <w:pStyle w:val="Heading3"/>
       </w:pPr>
       <w:r>
+        <w:t>Feedback · compare after trying</w:t>
+      </w:r>
+    </w:p>
+    <w:p>
+      <w:pPr>
+        <w:spacing w:line="336" w:lineRule="auto" w:after="180"/>
+        <w:shd w:fill="F1F6FC"/>
+      </w:pPr>
+      <w:r>
+        <w:rPr>
+          <w:b w:val="0"/>
+        </w:rPr>
+        <w:t xml:space="preserve">After your attempt, compare with the supported explanation: Preserve context Record </w:t>
+      </w:r>
+      <w:r>
+        <w:rPr>
+          <w:b/>
+        </w:rPr>
+        <w:t>data version</w:t>
+      </w:r>
+      <w:r>
+        <w:rPr>
+          <w:b w:val="0"/>
+        </w:rPr>
+        <w:t xml:space="preserve">, split, code, settings and </w:t>
+      </w:r>
+      <w:r>
+        <w:rPr>
+          <w:b/>
+        </w:rPr>
+        <w:t>seed</w:t>
+      </w:r>
+      <w:r>
+        <w:rPr>
+          <w:b w:val="0"/>
+        </w:rPr>
+        <w:t>s, not just the winning</w:t>
+      </w:r>
+      <w:r>
+        <w:rPr>
+          <w:b/>
+        </w:rPr>
+        <w:t>80%</w:t>
+      </w:r>
+      <w:r>
+        <w:rPr>
+          <w:b w:val="0"/>
+        </w:rPr>
+        <w:t>. Read the picture in order.</w:t>
+      </w:r>
+    </w:p>
+    <w:p>
+      <w:pPr>
+        <w:spacing w:line="336" w:lineRule="auto" w:after="180"/>
+        <w:shd w:fill="F1F6FC"/>
+      </w:pPr>
+      <w:r>
+        <w:rPr>
+          <w:b w:val="0"/>
+        </w:rPr>
+        <w:t xml:space="preserve">Record </w:t>
+      </w:r>
+      <w:r>
+        <w:rPr>
+          <w:b/>
+        </w:rPr>
+        <w:t>data version</w:t>
+      </w:r>
+      <w:r>
+        <w:rPr>
+          <w:b w:val="0"/>
+        </w:rPr>
+        <w:t xml:space="preserve">, split, code, settings and </w:t>
+      </w:r>
+      <w:r>
+        <w:rPr>
+          <w:b/>
+        </w:rPr>
+        <w:t>seed</w:t>
+      </w:r>
+      <w:r>
+        <w:rPr>
+          <w:b w:val="0"/>
+        </w:rPr>
+        <w:t>s, not just the winning</w:t>
+      </w:r>
+      <w:r>
+        <w:rPr>
+          <w:b/>
+        </w:rPr>
+        <w:t>80%</w:t>
+      </w:r>
+      <w:r>
+        <w:rPr>
+          <w:b w:val="0"/>
+        </w:rPr>
+        <w:t xml:space="preserve">. The arrows show which recorded </w:t>
+      </w:r>
+      <w:r>
+        <w:rPr>
+          <w:b/>
+        </w:rPr>
+        <w:t>input</w:t>
+      </w:r>
+      <w:r>
+        <w:rPr>
+          <w:b w:val="0"/>
+        </w:rPr>
+        <w:t xml:space="preserve"> or intermediate result each decision uses.</w:t>
+      </w:r>
+    </w:p>
+    <w:p>
+      <w:pPr>
+        <w:spacing w:line="336" w:lineRule="auto" w:after="180"/>
+        <w:shd w:fill="F1F6FC"/>
+      </w:pPr>
+      <w:r>
+        <w:rPr>
+          <w:b w:val="0"/>
+        </w:rPr>
+        <w:t>Explain the deciding step aloud before checking the changed case; pointing to the final answer alone does not show how it follows.</w:t>
+      </w:r>
+    </w:p>
+    <w:p>
+      <w:pPr>
+        <w:pStyle w:val="Heading3"/>
+      </w:pPr>
+      <w:r>
         <w:t>Practice 2: explain the deciding evidence</w:t>
       </w:r>
     </w:p>
     <w:p>
-      <w:r>
-        <w:t>Changed-case practice: The report deletes the 60% run. Which conclusion is supported by the supplied facts?</w:t>
-      </w:r>
-    </w:p>
-    <w:p>
-      <w:r>
+      <w:pPr>
+        <w:pStyle w:val="Heading3"/>
+      </w:pPr>
+      <w:r>
+        <w:t>Changed case · predict first</w:t>
+      </w:r>
+    </w:p>
+    <w:p>
+      <w:pPr>
+        <w:spacing w:line="336" w:lineRule="auto" w:after="180"/>
+        <w:shd w:fill="F5F1FB"/>
+      </w:pPr>
+      <w:r>
+        <w:rPr>
+          <w:b w:val="0"/>
+        </w:rPr>
+        <w:t xml:space="preserve">Changed-case practice: The report deletes the </w:t>
+      </w:r>
+      <w:r>
+        <w:rPr>
+          <w:b/>
+        </w:rPr>
+        <w:t>60%</w:t>
+      </w:r>
+      <w:r>
+        <w:rPr>
+          <w:b w:val="0"/>
+        </w:rPr>
+        <w:t xml:space="preserve"> run. Which conclusion is supported by the supplied facts?</w:t>
+      </w:r>
+    </w:p>
+    <w:p>
+      <w:pPr>
+        <w:spacing w:line="336" w:lineRule="auto" w:after="180"/>
+        <w:shd w:fill="F4F9FC"/>
+      </w:pPr>
+      <w:r>
+        <w:rPr>
+          <w:b w:val="0"/>
+        </w:rPr>
         <w:t>1. The remaining mean rises to75%, but the reported comparison becomes selectively incomplete.</w:t>
       </w:r>
     </w:p>
     <w:p>
-      <w:r>
-        <w:t>2. This one example guarantees correct results for every future input.</w:t>
-      </w:r>
-    </w:p>
-    <w:p>
-      <w:r>
-        <w:t>3. We can decide the result without examining the changed input or the procedure.</w:t>
+      <w:pPr>
+        <w:spacing w:line="336" w:lineRule="auto" w:after="180"/>
+        <w:shd w:fill="F4F9FC"/>
+      </w:pPr>
+      <w:r>
+        <w:rPr>
+          <w:b w:val="0"/>
+        </w:rPr>
+        <w:t xml:space="preserve">2. This one example guarantees correct results for every future </w:t>
+      </w:r>
+      <w:r>
+        <w:rPr>
+          <w:b/>
+        </w:rPr>
+        <w:t>input</w:t>
+      </w:r>
+      <w:r>
+        <w:rPr>
+          <w:b w:val="0"/>
+        </w:rPr>
+        <w:t>.</w:t>
+      </w:r>
+    </w:p>
+    <w:p>
+      <w:pPr>
+        <w:spacing w:line="336" w:lineRule="auto" w:after="180"/>
+        <w:shd w:fill="F4F9FC"/>
+      </w:pPr>
+      <w:r>
+        <w:rPr>
+          <w:b w:val="0"/>
+        </w:rPr>
+        <w:t xml:space="preserve">3. We can decide the result without examining the changed </w:t>
+      </w:r>
+      <w:r>
+        <w:rPr>
+          <w:b/>
+        </w:rPr>
+        <w:t>input</w:t>
+      </w:r>
+      <w:r>
+        <w:rPr>
+          <w:b w:val="0"/>
+        </w:rPr>
+        <w:t xml:space="preserve"> or the procedure.</w:t>
       </w:r>
     </w:p>
     <w:p>
@@ -4369,36 +7584,201 @@
       </w:r>
     </w:p>
     <w:p>
-      <w:r>
+      <w:pPr>
+        <w:pStyle w:val="Heading3"/>
+      </w:pPr>
+      <w:r>
+        <w:t>Hint · try first</w:t>
+      </w:r>
+    </w:p>
+    <w:p>
+      <w:pPr>
+        <w:spacing w:line="336" w:lineRule="auto" w:after="180"/>
+        <w:shd w:fill="F1F6F8"/>
+      </w:pPr>
+      <w:r>
+        <w:rPr>
+          <w:b w:val="0"/>
+        </w:rPr>
         <w:t>Hint if needed: Use the changed condition and the deciding step in the pictorial trace. The answer must say what follows from those facts.</w:t>
       </w:r>
     </w:p>
     <w:p>
-      <w:r>
-        <w:t>After your attempt, compare with the supported explanation: The remaining mean rises to75%, but the reported comparison becomes selectively incomplete. Removing an unfavourable declared run changes the evidence rather than improving the method.</w:t>
-      </w:r>
-    </w:p>
-    <w:p>
       <w:pPr>
         <w:pStyle w:val="Heading3"/>
       </w:pPr>
       <w:r>
+        <w:t>Feedback · compare after trying</w:t>
+      </w:r>
+    </w:p>
+    <w:p>
+      <w:pPr>
+        <w:spacing w:line="336" w:lineRule="auto" w:after="180"/>
+        <w:shd w:fill="F1F6FC"/>
+      </w:pPr>
+      <w:r>
+        <w:rPr>
+          <w:b w:val="0"/>
+        </w:rPr>
+        <w:t>After your attempt, compare with the supported explanation: The remaining mean rises to75%, but the reported comparison becomes selectively incomplete.</w:t>
+      </w:r>
+    </w:p>
+    <w:p>
+      <w:pPr>
+        <w:spacing w:line="336" w:lineRule="auto" w:after="180"/>
+        <w:shd w:fill="F1F6FC"/>
+      </w:pPr>
+      <w:r>
+        <w:rPr>
+          <w:b w:val="0"/>
+        </w:rPr>
+        <w:t xml:space="preserve">Removing an unfavourable declared run changes the </w:t>
+      </w:r>
+      <w:r>
+        <w:rPr>
+          <w:b/>
+        </w:rPr>
+        <w:t>evidence</w:t>
+      </w:r>
+      <w:r>
+        <w:rPr>
+          <w:b w:val="0"/>
+        </w:rPr>
+        <w:t xml:space="preserve"> rather than improving the method.</w:t>
+      </w:r>
+    </w:p>
+    <w:p>
+      <w:pPr>
+        <w:pStyle w:val="Heading3"/>
+      </w:pPr>
+      <w:r>
         <w:t>Repair a missing building block</w:t>
       </w:r>
     </w:p>
     <w:p>
-      <w:r>
-        <w:t>Review Metrics Match Consequences (ai-4/25). Goal: Apply a declared score threshold including equality. Short practice: Which labels determine the false-alarm count at threshold 0.4? Point to the relevant step in the picture, then write the changed result and the rule or evidence that supports it.. Return to this week and explain what you changed.</w:t>
-      </w:r>
-    </w:p>
-    <w:p>
-      <w:r>
-        <w:t>Review Hold Out Test Data (ai-4/23). Goal: Freeze the full evaluation procedure before testing. Short practice: What is needed for an honest final claim about the revised version? Point to the relevant step in the picture, then write the changed result and the rule or evidence that supports it.. Return to this week and explain what you changed.</w:t>
-      </w:r>
-    </w:p>
-    <w:p>
-      <w:r>
-        <w:t>Review Mean, Median, and Baselines (ai-4/20). Goal: Fit mean and median constant baselines on training targets. Short practice: Does either original baseline win under evaluation MAE? Point to the relevant step in the picture, then write the changed result and the rule or evidence that supports it.. Return to this week and explain what you changed.</w:t>
+      <w:pPr>
+        <w:spacing w:line="336" w:lineRule="auto" w:after="180"/>
+      </w:pPr>
+      <w:r>
+        <w:rPr>
+          <w:b w:val="0"/>
+        </w:rPr>
+        <w:t>Review Metrics Match Consequences (ai-4/25). Goal: Apply a declared score threshold including equality. Short practice: Which labels determine the false-alarm count at threshold 0.4?</w:t>
+      </w:r>
+    </w:p>
+    <w:p>
+      <w:pPr>
+        <w:spacing w:line="336" w:lineRule="auto" w:after="180"/>
+      </w:pPr>
+      <w:r>
+        <w:rPr>
+          <w:b w:val="0"/>
+        </w:rPr>
+        <w:t xml:space="preserve">Point to the relevant step in the picture, then write the changed result and the rule or </w:t>
+      </w:r>
+      <w:r>
+        <w:rPr>
+          <w:b/>
+        </w:rPr>
+        <w:t>evidence</w:t>
+      </w:r>
+      <w:r>
+        <w:rPr>
+          <w:b w:val="0"/>
+        </w:rPr>
+        <w:t xml:space="preserve"> that supports it.. Return to this week and explain what you changed.</w:t>
+      </w:r>
+    </w:p>
+    <w:p>
+      <w:pPr>
+        <w:spacing w:line="336" w:lineRule="auto" w:after="180"/>
+      </w:pPr>
+      <w:r>
+        <w:rPr>
+          <w:b w:val="0"/>
+        </w:rPr>
+        <w:t xml:space="preserve">Review Hold Out Test Data (ai-4/23). Goal: Freeze the full evaluation procedure before testing. Short practice: What is needed for an honest final claim about the revised </w:t>
+      </w:r>
+      <w:r>
+        <w:rPr>
+          <w:b/>
+        </w:rPr>
+        <w:t>version</w:t>
+      </w:r>
+      <w:r>
+        <w:rPr>
+          <w:b w:val="0"/>
+        </w:rPr>
+        <w:t>?</w:t>
+      </w:r>
+    </w:p>
+    <w:p>
+      <w:pPr>
+        <w:spacing w:line="336" w:lineRule="auto" w:after="180"/>
+      </w:pPr>
+      <w:r>
+        <w:rPr>
+          <w:b w:val="0"/>
+        </w:rPr>
+        <w:t xml:space="preserve">Point to the relevant step in the picture, then write the changed result and the rule or </w:t>
+      </w:r>
+      <w:r>
+        <w:rPr>
+          <w:b/>
+        </w:rPr>
+        <w:t>evidence</w:t>
+      </w:r>
+      <w:r>
+        <w:rPr>
+          <w:b w:val="0"/>
+        </w:rPr>
+        <w:t xml:space="preserve"> that supports it.. Return to this week and explain what you changed.</w:t>
+      </w:r>
+    </w:p>
+    <w:p>
+      <w:pPr>
+        <w:spacing w:line="336" w:lineRule="auto" w:after="180"/>
+      </w:pPr>
+      <w:r>
+        <w:rPr>
+          <w:b w:val="0"/>
+        </w:rPr>
+        <w:t xml:space="preserve">Review Mean, Median, and Baselines (ai-4/20). Goal: Fit mean and median constant baselines on </w:t>
+      </w:r>
+      <w:r>
+        <w:rPr>
+          <w:b/>
+        </w:rPr>
+        <w:t>training</w:t>
+      </w:r>
+      <w:r>
+        <w:rPr>
+          <w:b w:val="0"/>
+        </w:rPr>
+        <w:t xml:space="preserve"> targets. Short practice: Does either original baseline win under evaluation MAE?</w:t>
+      </w:r>
+    </w:p>
+    <w:p>
+      <w:pPr>
+        <w:spacing w:line="336" w:lineRule="auto" w:after="180"/>
+      </w:pPr>
+      <w:r>
+        <w:rPr>
+          <w:b w:val="0"/>
+        </w:rPr>
+        <w:t xml:space="preserve">Point to the relevant step in the picture, then write the changed result and the rule or </w:t>
+      </w:r>
+      <w:r>
+        <w:rPr>
+          <w:b/>
+        </w:rPr>
+        <w:t>evidence</w:t>
+      </w:r>
+      <w:r>
+        <w:rPr>
+          <w:b w:val="0"/>
+        </w:rPr>
+        <w:t xml:space="preserve"> that supports it.. Return to this week and explain what you changed.</w:t>
       </w:r>
     </w:p>
     <w:p>
@@ -4410,8 +7790,61 @@
       </w:r>
     </w:p>
     <w:p>
-      <w:r>
-        <w:t>The browser lab lets you edit the supported Python examples already included in this lesson. Predict first, run, inspect the actual output or error, change one input, then run again. Keep code, predictions, actual results and a reasoned revision together. On paper, label your result as a trace rather than an execution.</w:t>
+      <w:pPr>
+        <w:spacing w:line="336" w:lineRule="auto" w:after="180"/>
+      </w:pPr>
+      <w:r>
+        <w:rPr>
+          <w:b w:val="0"/>
+        </w:rPr>
+        <w:t xml:space="preserve">The browser lab lets you edit the supported Python examples already included in this lesson. Predict first, run, inspect the actual </w:t>
+      </w:r>
+      <w:r>
+        <w:rPr>
+          <w:b/>
+        </w:rPr>
+        <w:t>output</w:t>
+      </w:r>
+      <w:r>
+        <w:rPr>
+          <w:b w:val="0"/>
+        </w:rPr>
+        <w:t xml:space="preserve"> or error, change one </w:t>
+      </w:r>
+      <w:r>
+        <w:rPr>
+          <w:b/>
+        </w:rPr>
+        <w:t>input</w:t>
+      </w:r>
+      <w:r>
+        <w:rPr>
+          <w:b w:val="0"/>
+        </w:rPr>
+        <w:t>, then run again.</w:t>
+      </w:r>
+    </w:p>
+    <w:p>
+      <w:pPr>
+        <w:spacing w:line="336" w:lineRule="auto" w:after="180"/>
+      </w:pPr>
+      <w:r>
+        <w:rPr>
+          <w:b w:val="0"/>
+        </w:rPr>
+        <w:t xml:space="preserve">Keep code, </w:t>
+      </w:r>
+      <w:r>
+        <w:rPr>
+          <w:b/>
+        </w:rPr>
+        <w:t>prediction</w:t>
+      </w:r>
+      <w:r>
+        <w:rPr>
+          <w:b w:val="0"/>
+        </w:rPr>
+        <w:t>s, actual results and a reasoned revision together. On paper, label your result as a trace rather than an execution.</w:t>
       </w:r>
     </w:p>
     <w:p>
@@ -4423,8 +7856,902 @@
       </w:r>
     </w:p>
     <w:p>
-      <w:r>
-        <w:t>Use Download completed work in the hosted lesson to export your answers, reflections, practice feedback and code-run evidence. Open the HTML copy to read or print it. Drafts stay in this browser when storage is available; clear drafts on a shared device.</w:t>
+      <w:pPr>
+        <w:spacing w:line="336" w:lineRule="auto" w:after="180"/>
+      </w:pPr>
+      <w:r>
+        <w:rPr>
+          <w:b w:val="0"/>
+        </w:rPr>
+        <w:t xml:space="preserve">Use Download completed work in the hosted lesson to export your answers, reflections, practice feedback and code-run </w:t>
+      </w:r>
+      <w:r>
+        <w:rPr>
+          <w:b/>
+        </w:rPr>
+        <w:t>evidence</w:t>
+      </w:r>
+      <w:r>
+        <w:rPr>
+          <w:b w:val="0"/>
+        </w:rPr>
+        <w:t>. Open the HTML copy to read or print it.</w:t>
+      </w:r>
+    </w:p>
+    <w:p>
+      <w:pPr>
+        <w:spacing w:line="336" w:lineRule="auto" w:after="180"/>
+      </w:pPr>
+      <w:r>
+        <w:rPr>
+          <w:b w:val="0"/>
+        </w:rPr>
+        <w:t>Drafts stay in this browser when storage is available; clear drafts on a shared device.</w:t>
+      </w:r>
+    </w:p>
+    <w:p>
+      <w:pPr>
+        <w:pStyle w:val="Heading1"/>
+      </w:pPr>
+      <w:r>
+        <w:t>18. Visual concept journey</w:t>
+      </w:r>
+    </w:p>
+    <w:p>
+      <w:r>
+        <w:t>Explain each Reproducible Experiments graphic using its labels, deciding evidence and relevant limitation.</w:t>
+      </w:r>
+    </w:p>
+    <w:p>
+      <w:pPr>
+        <w:pStyle w:val="Heading3"/>
+      </w:pPr>
+      <w:r>
+        <w:t>01. Reproducible Experiments: the case</w:t>
+      </w:r>
+    </w:p>
+    <w:p>
+      <w:r>
+        <w:drawing>
+          <wp:inline xmlns:a="http://schemas.openxmlformats.org/drawingml/2006/main" xmlns:pic="http://schemas.openxmlformats.org/drawingml/2006/picture">
+            <wp:extent cx="5486400" cy="2990088"/>
+            <wp:docPr id="23" name="Picture 23" descr="Record variation across declared seeds instead of selecting the prettiest run. Supplied facts: Same fixed validation set of10 cases; declared runs seed 4=6 correct, seed 5=8, seed 6=7. All three are reported. All inputs and outcomes in this worked example are invented classroom data; no real model run is claimed."/>
+            <wp:cNvGraphicFramePr>
+              <a:graphicFrameLocks noChangeAspect="1"/>
+            </wp:cNvGraphicFramePr>
+            <a:graphic>
+              <a:graphicData uri="http://schemas.openxmlformats.org/drawingml/2006/picture">
+                <pic:pic>
+                  <pic:nvPicPr>
+                    <pic:cNvPr id="0" name="academy-story-ai-4-26-01.png"/>
+                    <pic:cNvPicPr/>
+                  </pic:nvPicPr>
+                  <pic:blipFill>
+                    <a:blip r:embed="rId30"/>
+                    <a:stretch>
+                      <a:fillRect/>
+                    </a:stretch>
+                  </pic:blipFill>
+                  <pic:spPr>
+                    <a:xfrm>
+                      <a:off x="0" y="0"/>
+                      <a:ext cx="5486400" cy="2990088"/>
+                    </a:xfrm>
+                    <a:prstGeom prst="rect"/>
+                  </pic:spPr>
+                </pic:pic>
+              </a:graphicData>
+            </a:graphic>
+          </wp:inline>
+        </w:drawing>
+      </w:r>
+    </w:p>
+    <w:p>
+      <w:pPr>
+        <w:spacing w:line="336" w:lineRule="auto" w:after="180"/>
+      </w:pPr>
+      <w:r>
+        <w:rPr>
+          <w:b w:val="0"/>
+        </w:rPr>
+        <w:t xml:space="preserve">Record variation across declared </w:t>
+      </w:r>
+      <w:r>
+        <w:rPr>
+          <w:b/>
+        </w:rPr>
+        <w:t>seed</w:t>
+      </w:r>
+      <w:r>
+        <w:rPr>
+          <w:b w:val="0"/>
+        </w:rPr>
+        <w:t xml:space="preserve">s instead of selecting the prettiest run. Supplied facts: Same fixed validation set of10 cases; declared runs </w:t>
+      </w:r>
+      <w:r>
+        <w:rPr>
+          <w:b/>
+        </w:rPr>
+        <w:t>seed</w:t>
+      </w:r>
+      <w:r>
+        <w:rPr>
+          <w:b w:val="0"/>
+        </w:rPr>
+        <w:t xml:space="preserve"> 4=6 correct, </w:t>
+      </w:r>
+      <w:r>
+        <w:rPr>
+          <w:b/>
+        </w:rPr>
+        <w:t>seed</w:t>
+      </w:r>
+      <w:r>
+        <w:rPr>
+          <w:b w:val="0"/>
+        </w:rPr>
+        <w:t xml:space="preserve"> 5=8, </w:t>
+      </w:r>
+      <w:r>
+        <w:rPr>
+          <w:b/>
+        </w:rPr>
+        <w:t>seed</w:t>
+      </w:r>
+      <w:r>
+        <w:rPr>
+          <w:b w:val="0"/>
+        </w:rPr>
+        <w:t xml:space="preserve"> 6=7. All three are reported.</w:t>
+      </w:r>
+    </w:p>
+    <w:p>
+      <w:pPr>
+        <w:spacing w:line="336" w:lineRule="auto" w:after="180"/>
+      </w:pPr>
+      <w:r>
+        <w:rPr>
+          <w:b w:val="0"/>
+        </w:rPr>
+        <w:t xml:space="preserve">All </w:t>
+      </w:r>
+      <w:r>
+        <w:rPr>
+          <w:b/>
+        </w:rPr>
+        <w:t>input</w:t>
+      </w:r>
+      <w:r>
+        <w:rPr>
+          <w:b w:val="0"/>
+        </w:rPr>
+        <w:t>s and outcomes in this worked example are invented classroom data; no real model run is claimed.</w:t>
+      </w:r>
+    </w:p>
+    <w:p>
+      <w:pPr>
+        <w:spacing w:line="336" w:lineRule="auto" w:after="180"/>
+        <w:shd w:fill="F5F1FB"/>
+      </w:pPr>
+      <w:r>
+        <w:rPr>
+          <w:b w:val="0"/>
+        </w:rPr>
+        <w:t>Point to the given fact that matters most. Explain why it matters.</w:t>
+      </w:r>
+    </w:p>
+    <w:p>
+      <w:pPr>
+        <w:pStyle w:val="Heading3"/>
+      </w:pPr>
+      <w:r>
+        <w:t>02. Follow the deciding steps</w:t>
+      </w:r>
+    </w:p>
+    <w:p>
+      <w:r>
+        <w:drawing>
+          <wp:inline xmlns:a="http://schemas.openxmlformats.org/drawingml/2006/main" xmlns:pic="http://schemas.openxmlformats.org/drawingml/2006/picture">
+            <wp:extent cx="5486400" cy="3182112"/>
+            <wp:docPr id="24" name="Picture 24" descr="Keep run identities: Record seeds4, 5, 6 with 6/10, 8/10, 7/10. → Summarise variation: Mean accuracy is 70%; range is 60% to80%. → Preserve context: Record data version, split, code, settings and seeds, not just the winning80%."/>
+            <wp:cNvGraphicFramePr>
+              <a:graphicFrameLocks noChangeAspect="1"/>
+            </wp:cNvGraphicFramePr>
+            <a:graphic>
+              <a:graphicData uri="http://schemas.openxmlformats.org/drawingml/2006/picture">
+                <pic:pic>
+                  <pic:nvPicPr>
+                    <pic:cNvPr id="0" name="academy-story-ai-4-26-02.png"/>
+                    <pic:cNvPicPr/>
+                  </pic:nvPicPr>
+                  <pic:blipFill>
+                    <a:blip r:embed="rId31"/>
+                    <a:stretch>
+                      <a:fillRect/>
+                    </a:stretch>
+                  </pic:blipFill>
+                  <pic:spPr>
+                    <a:xfrm>
+                      <a:off x="0" y="0"/>
+                      <a:ext cx="5486400" cy="3182112"/>
+                    </a:xfrm>
+                    <a:prstGeom prst="rect"/>
+                  </pic:spPr>
+                </pic:pic>
+              </a:graphicData>
+            </a:graphic>
+          </wp:inline>
+        </w:drawing>
+      </w:r>
+    </w:p>
+    <w:p>
+      <w:pPr>
+        <w:spacing w:line="336" w:lineRule="auto" w:after="180"/>
+      </w:pPr>
+      <w:r>
+        <w:rPr>
+          <w:b w:val="0"/>
+        </w:rPr>
+        <w:t xml:space="preserve">Keep run identities: Record </w:t>
+      </w:r>
+      <w:r>
+        <w:rPr>
+          <w:b/>
+        </w:rPr>
+        <w:t>seed</w:t>
+      </w:r>
+      <w:r>
+        <w:rPr>
+          <w:b w:val="0"/>
+        </w:rPr>
+        <w:t xml:space="preserve">s4, 5, 6 with 6/10, 8/10, 7/10. → Summarise variation: Mean accuracy is </w:t>
+      </w:r>
+      <w:r>
+        <w:rPr>
+          <w:b/>
+        </w:rPr>
+        <w:t>70%</w:t>
+      </w:r>
+      <w:r>
+        <w:rPr>
+          <w:b w:val="0"/>
+        </w:rPr>
+        <w:t xml:space="preserve">; range is </w:t>
+      </w:r>
+      <w:r>
+        <w:rPr>
+          <w:b/>
+        </w:rPr>
+        <w:t>60%</w:t>
+      </w:r>
+      <w:r>
+        <w:rPr>
+          <w:b w:val="0"/>
+        </w:rPr>
+        <w:t xml:space="preserve"> to</w:t>
+      </w:r>
+      <w:r>
+        <w:rPr>
+          <w:b/>
+        </w:rPr>
+        <w:t>80%</w:t>
+      </w:r>
+      <w:r>
+        <w:rPr>
+          <w:b w:val="0"/>
+        </w:rPr>
+        <w:t xml:space="preserve">. → Preserve context: Record </w:t>
+      </w:r>
+      <w:r>
+        <w:rPr>
+          <w:b/>
+        </w:rPr>
+        <w:t>data version</w:t>
+      </w:r>
+      <w:r>
+        <w:rPr>
+          <w:b w:val="0"/>
+        </w:rPr>
+        <w:t xml:space="preserve">, split, code, settings and </w:t>
+      </w:r>
+      <w:r>
+        <w:rPr>
+          <w:b/>
+        </w:rPr>
+        <w:t>seed</w:t>
+      </w:r>
+      <w:r>
+        <w:rPr>
+          <w:b w:val="0"/>
+        </w:rPr>
+        <w:t>s, not just the winning</w:t>
+      </w:r>
+      <w:r>
+        <w:rPr>
+          <w:b/>
+        </w:rPr>
+        <w:t>80%</w:t>
+      </w:r>
+      <w:r>
+        <w:rPr>
+          <w:b w:val="0"/>
+        </w:rPr>
+        <w:t>.</w:t>
+      </w:r>
+    </w:p>
+    <w:p>
+      <w:pPr>
+        <w:spacing w:line="336" w:lineRule="auto" w:after="180"/>
+        <w:shd w:fill="F5F1FB"/>
+      </w:pPr>
+      <w:r>
+        <w:rPr>
+          <w:b w:val="0"/>
+        </w:rPr>
+        <w:t xml:space="preserve">Point to each numbered stage and explain which recorded </w:t>
+      </w:r>
+      <w:r>
+        <w:rPr>
+          <w:b/>
+        </w:rPr>
+        <w:t>input</w:t>
+      </w:r>
+      <w:r>
+        <w:rPr>
+          <w:b w:val="0"/>
+        </w:rPr>
+        <w:t xml:space="preserve"> it uses.</w:t>
+      </w:r>
+    </w:p>
+    <w:p>
+      <w:pPr>
+        <w:pStyle w:val="Heading3"/>
+      </w:pPr>
+      <w:r>
+        <w:t>03. All declared seeds</w:t>
+      </w:r>
+    </w:p>
+    <w:p>
+      <w:r>
+        <w:drawing>
+          <wp:inline xmlns:a="http://schemas.openxmlformats.org/drawingml/2006/main" xmlns:pic="http://schemas.openxmlformats.org/drawingml/2006/picture">
+            <wp:extent cx="5486400" cy="3145536"/>
+            <wp:docPr id="25" name="Picture 25" descr="All declared seeds. Units: accuracy percent. seed 4: 60. seed 5: 80. seed 6: 70."/>
+            <wp:cNvGraphicFramePr>
+              <a:graphicFrameLocks noChangeAspect="1"/>
+            </wp:cNvGraphicFramePr>
+            <a:graphic>
+              <a:graphicData uri="http://schemas.openxmlformats.org/drawingml/2006/picture">
+                <pic:pic>
+                  <pic:nvPicPr>
+                    <pic:cNvPr id="0" name="academy-story-ai-4-26-03.png"/>
+                    <pic:cNvPicPr/>
+                  </pic:nvPicPr>
+                  <pic:blipFill>
+                    <a:blip r:embed="rId32"/>
+                    <a:stretch>
+                      <a:fillRect/>
+                    </a:stretch>
+                  </pic:blipFill>
+                  <pic:spPr>
+                    <a:xfrm>
+                      <a:off x="0" y="0"/>
+                      <a:ext cx="5486400" cy="3145536"/>
+                    </a:xfrm>
+                    <a:prstGeom prst="rect"/>
+                  </pic:spPr>
+                </pic:pic>
+              </a:graphicData>
+            </a:graphic>
+          </wp:inline>
+        </w:drawing>
+      </w:r>
+    </w:p>
+    <w:p>
+      <w:pPr>
+        <w:spacing w:line="336" w:lineRule="auto" w:after="180"/>
+      </w:pPr>
+      <w:r>
+        <w:rPr>
+          <w:b w:val="0"/>
+        </w:rPr>
+        <w:t xml:space="preserve">All declared </w:t>
+      </w:r>
+      <w:r>
+        <w:rPr>
+          <w:b/>
+        </w:rPr>
+        <w:t>seed</w:t>
+      </w:r>
+      <w:r>
+        <w:rPr>
+          <w:b w:val="0"/>
+        </w:rPr>
+        <w:t xml:space="preserve">s. Units: accuracy percent. </w:t>
+      </w:r>
+      <w:r>
+        <w:rPr>
+          <w:b/>
+        </w:rPr>
+        <w:t>seed</w:t>
+      </w:r>
+      <w:r>
+        <w:rPr>
+          <w:b w:val="0"/>
+        </w:rPr>
+        <w:t xml:space="preserve"> 4: 60. </w:t>
+      </w:r>
+      <w:r>
+        <w:rPr>
+          <w:b/>
+        </w:rPr>
+        <w:t>seed</w:t>
+      </w:r>
+      <w:r>
+        <w:rPr>
+          <w:b w:val="0"/>
+        </w:rPr>
+        <w:t xml:space="preserve"> 5: 80. </w:t>
+      </w:r>
+      <w:r>
+        <w:rPr>
+          <w:b/>
+        </w:rPr>
+        <w:t>seed</w:t>
+      </w:r>
+      <w:r>
+        <w:rPr>
+          <w:b w:val="0"/>
+        </w:rPr>
+        <w:t xml:space="preserve"> 6: 70.</w:t>
+      </w:r>
+    </w:p>
+    <w:p>
+      <w:pPr>
+        <w:spacing w:line="336" w:lineRule="auto" w:after="180"/>
+        <w:shd w:fill="F5F1FB"/>
+      </w:pPr>
+      <w:r>
+        <w:rPr>
+          <w:b w:val="0"/>
+        </w:rPr>
+        <w:t>Read the labels and values. Explain the relationship the model shows.</w:t>
+      </w:r>
+    </w:p>
+    <w:p>
+      <w:pPr>
+        <w:pStyle w:val="Heading3"/>
+      </w:pPr>
+      <w:r>
+        <w:t>04. Change one thing. Trace what follows.</w:t>
+      </w:r>
+    </w:p>
+    <w:p>
+      <w:r>
+        <w:drawing>
+          <wp:inline xmlns:a="http://schemas.openxmlformats.org/drawingml/2006/main" xmlns:pic="http://schemas.openxmlformats.org/drawingml/2006/picture">
+            <wp:extent cx="5486400" cy="3179064"/>
+            <wp:docPr id="26" name="Picture 26" descr="Original case: Record data version, split, code, settings and seeds, not just the winning80%. Changed condition: The report deletes the 60% run. Expected result: The remaining mean rises to75%, but the reported comparison becomes selectively incomplete. Reason: Removing an unfavourable declared run changes the evidence rather than improving the method."/>
+            <wp:cNvGraphicFramePr>
+              <a:graphicFrameLocks noChangeAspect="1"/>
+            </wp:cNvGraphicFramePr>
+            <a:graphic>
+              <a:graphicData uri="http://schemas.openxmlformats.org/drawingml/2006/picture">
+                <pic:pic>
+                  <pic:nvPicPr>
+                    <pic:cNvPr id="0" name="academy-story-ai-4-26-04.png"/>
+                    <pic:cNvPicPr/>
+                  </pic:nvPicPr>
+                  <pic:blipFill>
+                    <a:blip r:embed="rId33"/>
+                    <a:stretch>
+                      <a:fillRect/>
+                    </a:stretch>
+                  </pic:blipFill>
+                  <pic:spPr>
+                    <a:xfrm>
+                      <a:off x="0" y="0"/>
+                      <a:ext cx="5486400" cy="3179064"/>
+                    </a:xfrm>
+                    <a:prstGeom prst="rect"/>
+                  </pic:spPr>
+                </pic:pic>
+              </a:graphicData>
+            </a:graphic>
+          </wp:inline>
+        </w:drawing>
+      </w:r>
+    </w:p>
+    <w:p>
+      <w:pPr>
+        <w:spacing w:line="336" w:lineRule="auto" w:after="180"/>
+      </w:pPr>
+      <w:r>
+        <w:rPr>
+          <w:b w:val="0"/>
+        </w:rPr>
+        <w:t xml:space="preserve">Original case: Record </w:t>
+      </w:r>
+      <w:r>
+        <w:rPr>
+          <w:b/>
+        </w:rPr>
+        <w:t>data version</w:t>
+      </w:r>
+      <w:r>
+        <w:rPr>
+          <w:b w:val="0"/>
+        </w:rPr>
+        <w:t xml:space="preserve">, split, code, settings and </w:t>
+      </w:r>
+      <w:r>
+        <w:rPr>
+          <w:b/>
+        </w:rPr>
+        <w:t>seed</w:t>
+      </w:r>
+      <w:r>
+        <w:rPr>
+          <w:b w:val="0"/>
+        </w:rPr>
+        <w:t>s, not just the winning</w:t>
+      </w:r>
+      <w:r>
+        <w:rPr>
+          <w:b/>
+        </w:rPr>
+        <w:t>80%</w:t>
+      </w:r>
+      <w:r>
+        <w:rPr>
+          <w:b w:val="0"/>
+        </w:rPr>
+        <w:t xml:space="preserve">. Changed condition: The report deletes the </w:t>
+      </w:r>
+      <w:r>
+        <w:rPr>
+          <w:b/>
+        </w:rPr>
+        <w:t>60%</w:t>
+      </w:r>
+      <w:r>
+        <w:rPr>
+          <w:b w:val="0"/>
+        </w:rPr>
+        <w:t xml:space="preserve"> run.</w:t>
+      </w:r>
+    </w:p>
+    <w:p>
+      <w:pPr>
+        <w:spacing w:line="336" w:lineRule="auto" w:after="180"/>
+      </w:pPr>
+      <w:r>
+        <w:rPr>
+          <w:b w:val="0"/>
+        </w:rPr>
+        <w:t xml:space="preserve">Expected result: The remaining mean rises to75%, but the reported comparison becomes selectively incomplete. Reason: Removing an unfavourable declared run changes the </w:t>
+      </w:r>
+      <w:r>
+        <w:rPr>
+          <w:b/>
+        </w:rPr>
+        <w:t>evidence</w:t>
+      </w:r>
+      <w:r>
+        <w:rPr>
+          <w:b w:val="0"/>
+        </w:rPr>
+        <w:t xml:space="preserve"> rather than improving the method.</w:t>
+      </w:r>
+    </w:p>
+    <w:p>
+      <w:pPr>
+        <w:spacing w:line="336" w:lineRule="auto" w:after="180"/>
+        <w:shd w:fill="F5F1FB"/>
+      </w:pPr>
+      <w:r>
+        <w:rPr>
+          <w:b w:val="0"/>
+        </w:rPr>
+        <w:t>Predict before checking the worked changed-case result. Name what changed and what the supplied facts allow you to conclude.</w:t>
+      </w:r>
+    </w:p>
+    <w:p>
+      <w:pPr>
+        <w:pStyle w:val="Heading3"/>
+      </w:pPr>
+      <w:r>
+        <w:t>05. Connect the explanation to its limit</w:t>
+      </w:r>
+    </w:p>
+    <w:p>
+      <w:r>
+        <w:drawing>
+          <wp:inline xmlns:a="http://schemas.openxmlformats.org/drawingml/2006/main" xmlns:pic="http://schemas.openxmlformats.org/drawingml/2006/picture">
+            <wp:extent cx="5486400" cy="2834640"/>
+            <wp:docPr id="27" name="Picture 27" descr="Read the picture in order. Record data version, split, code, settings and seeds, not just the winning80%. The arrows show which recorded input or intermediate result each decision uses. Explain the deciding step aloud before checking the changed case; pointing to the final answer alone does not show how it follows. Limit: Seeds help reproduction but do not necessarily remove hardware or library nondeterminism; report the actual environment."/>
+            <wp:cNvGraphicFramePr>
+              <a:graphicFrameLocks noChangeAspect="1"/>
+            </wp:cNvGraphicFramePr>
+            <a:graphic>
+              <a:graphicData uri="http://schemas.openxmlformats.org/drawingml/2006/picture">
+                <pic:pic>
+                  <pic:nvPicPr>
+                    <pic:cNvPr id="0" name="academy-story-ai-4-26-05.png"/>
+                    <pic:cNvPicPr/>
+                  </pic:nvPicPr>
+                  <pic:blipFill>
+                    <a:blip r:embed="rId34"/>
+                    <a:stretch>
+                      <a:fillRect/>
+                    </a:stretch>
+                  </pic:blipFill>
+                  <pic:spPr>
+                    <a:xfrm>
+                      <a:off x="0" y="0"/>
+                      <a:ext cx="5486400" cy="2834640"/>
+                    </a:xfrm>
+                    <a:prstGeom prst="rect"/>
+                  </pic:spPr>
+                </pic:pic>
+              </a:graphicData>
+            </a:graphic>
+          </wp:inline>
+        </w:drawing>
+      </w:r>
+    </w:p>
+    <w:p>
+      <w:pPr>
+        <w:spacing w:line="336" w:lineRule="auto" w:after="180"/>
+      </w:pPr>
+      <w:r>
+        <w:rPr>
+          <w:b w:val="0"/>
+        </w:rPr>
+        <w:t xml:space="preserve">Read the picture in order. Record </w:t>
+      </w:r>
+      <w:r>
+        <w:rPr>
+          <w:b/>
+        </w:rPr>
+        <w:t>data version</w:t>
+      </w:r>
+      <w:r>
+        <w:rPr>
+          <w:b w:val="0"/>
+        </w:rPr>
+        <w:t xml:space="preserve">, split, code, settings and </w:t>
+      </w:r>
+      <w:r>
+        <w:rPr>
+          <w:b/>
+        </w:rPr>
+        <w:t>seed</w:t>
+      </w:r>
+      <w:r>
+        <w:rPr>
+          <w:b w:val="0"/>
+        </w:rPr>
+        <w:t>s, not just the winning</w:t>
+      </w:r>
+      <w:r>
+        <w:rPr>
+          <w:b/>
+        </w:rPr>
+        <w:t>80%</w:t>
+      </w:r>
+      <w:r>
+        <w:rPr>
+          <w:b w:val="0"/>
+        </w:rPr>
+        <w:t xml:space="preserve">. The arrows show which recorded </w:t>
+      </w:r>
+      <w:r>
+        <w:rPr>
+          <w:b/>
+        </w:rPr>
+        <w:t>input</w:t>
+      </w:r>
+      <w:r>
+        <w:rPr>
+          <w:b w:val="0"/>
+        </w:rPr>
+        <w:t xml:space="preserve"> or intermediate result each decision uses.</w:t>
+      </w:r>
+    </w:p>
+    <w:p>
+      <w:pPr>
+        <w:spacing w:line="336" w:lineRule="auto" w:after="180"/>
+      </w:pPr>
+      <w:r>
+        <w:rPr>
+          <w:b w:val="0"/>
+        </w:rPr>
+        <w:t>Explain the deciding step aloud before checking the changed case; pointing to the final answer alone does not show how it follows.</w:t>
+      </w:r>
+    </w:p>
+    <w:p>
+      <w:pPr>
+        <w:spacing w:line="336" w:lineRule="auto" w:after="180"/>
+      </w:pPr>
+      <w:r>
+        <w:rPr>
+          <w:b w:val="0"/>
+        </w:rPr>
+        <w:t xml:space="preserve">Limit: </w:t>
+      </w:r>
+      <w:r>
+        <w:rPr>
+          <w:b/>
+        </w:rPr>
+        <w:t>Seed</w:t>
+      </w:r>
+      <w:r>
+        <w:rPr>
+          <w:b w:val="0"/>
+        </w:rPr>
+        <w:t>s help reproduction but do not necessarily remove hardware or library nondeterminism; report the actual environment.</w:t>
+      </w:r>
+    </w:p>
+    <w:p>
+      <w:pPr>
+        <w:spacing w:line="336" w:lineRule="auto" w:after="180"/>
+        <w:shd w:fill="F5F1FB"/>
+      </w:pPr>
+      <w:r>
+        <w:rPr>
+          <w:b w:val="0"/>
+        </w:rPr>
+        <w:t>Explain the case, then point to a limit on the claim.</w:t>
+      </w:r>
+    </w:p>
+    <w:p>
+      <w:pPr>
+        <w:pStyle w:val="Heading3"/>
+      </w:pPr>
+      <w:r>
+        <w:t>06. Make the idea visible in your project</w:t>
+      </w:r>
+    </w:p>
+    <w:p>
+      <w:r>
+        <w:drawing>
+          <wp:inline xmlns:a="http://schemas.openxmlformats.org/drawingml/2006/main" xmlns:pic="http://schemas.openxmlformats.org/drawingml/2006/picture">
+            <wp:extent cx="5486400" cy="3681984"/>
+            <wp:docPr id="28" name="Picture 28" descr="For your Responsible Plant Classifier, save the input, procedure, observed result and limitation of this check. Label this worked example as practice; use a different, previously unreviewed case when checking independent understanding. Draw your input, deciding step, result and limit. Supported question: What should accompany the mean 70%? Point to the relevant step in the picture, then write the changed result and the rule or evidence that supports it."/>
+            <wp:cNvGraphicFramePr>
+              <a:graphicFrameLocks noChangeAspect="1"/>
+            </wp:cNvGraphicFramePr>
+            <a:graphic>
+              <a:graphicData uri="http://schemas.openxmlformats.org/drawingml/2006/picture">
+                <pic:pic>
+                  <pic:nvPicPr>
+                    <pic:cNvPr id="0" name="academy-story-ai-4-26-06.png"/>
+                    <pic:cNvPicPr/>
+                  </pic:nvPicPr>
+                  <pic:blipFill>
+                    <a:blip r:embed="rId35"/>
+                    <a:stretch>
+                      <a:fillRect/>
+                    </a:stretch>
+                  </pic:blipFill>
+                  <pic:spPr>
+                    <a:xfrm>
+                      <a:off x="0" y="0"/>
+                      <a:ext cx="5486400" cy="3681984"/>
+                    </a:xfrm>
+                    <a:prstGeom prst="rect"/>
+                  </pic:spPr>
+                </pic:pic>
+              </a:graphicData>
+            </a:graphic>
+          </wp:inline>
+        </w:drawing>
+      </w:r>
+    </w:p>
+    <w:p>
+      <w:pPr>
+        <w:spacing w:line="336" w:lineRule="auto" w:after="180"/>
+      </w:pPr>
+      <w:r>
+        <w:rPr>
+          <w:b w:val="0"/>
+        </w:rPr>
+        <w:t xml:space="preserve">For your Responsible Plant Classifier, save the </w:t>
+      </w:r>
+      <w:r>
+        <w:rPr>
+          <w:b/>
+        </w:rPr>
+        <w:t>input</w:t>
+      </w:r>
+      <w:r>
+        <w:rPr>
+          <w:b w:val="0"/>
+        </w:rPr>
+        <w:t>, procedure, observed result and limitation of this check.</w:t>
+      </w:r>
+    </w:p>
+    <w:p>
+      <w:pPr>
+        <w:spacing w:line="336" w:lineRule="auto" w:after="180"/>
+      </w:pPr>
+      <w:r>
+        <w:rPr>
+          <w:b w:val="0"/>
+        </w:rPr>
+        <w:t xml:space="preserve">Label this worked example as practice; use a different, previously unreviewed case when checking independent understanding. Draw your </w:t>
+      </w:r>
+      <w:r>
+        <w:rPr>
+          <w:b/>
+        </w:rPr>
+        <w:t>input</w:t>
+      </w:r>
+      <w:r>
+        <w:rPr>
+          <w:b w:val="0"/>
+        </w:rPr>
+        <w:t>, deciding step, result and limit.</w:t>
+      </w:r>
+    </w:p>
+    <w:p>
+      <w:pPr>
+        <w:spacing w:line="336" w:lineRule="auto" w:after="180"/>
+      </w:pPr>
+      <w:r>
+        <w:rPr>
+          <w:b w:val="0"/>
+        </w:rPr>
+        <w:t xml:space="preserve">Supported question: What should accompany the mean </w:t>
+      </w:r>
+      <w:r>
+        <w:rPr>
+          <w:b/>
+        </w:rPr>
+        <w:t>70%</w:t>
+      </w:r>
+      <w:r>
+        <w:rPr>
+          <w:b w:val="0"/>
+        </w:rPr>
+        <w:t xml:space="preserve">? Point to the relevant step in the picture, then write the changed result and the rule or </w:t>
+      </w:r>
+      <w:r>
+        <w:rPr>
+          <w:b/>
+        </w:rPr>
+        <w:t>evidence</w:t>
+      </w:r>
+      <w:r>
+        <w:rPr>
+          <w:b w:val="0"/>
+        </w:rPr>
+        <w:t xml:space="preserve"> that supports it.</w:t>
+      </w:r>
+    </w:p>
+    <w:p>
+      <w:pPr>
+        <w:spacing w:line="336" w:lineRule="auto" w:after="180"/>
+        <w:shd w:fill="F5F1FB"/>
+      </w:pPr>
+      <w:r>
+        <w:rPr>
+          <w:b w:val="0"/>
+        </w:rPr>
+        <w:t xml:space="preserve">Draw your project trace and justify the deciding step using </w:t>
+      </w:r>
+      <w:r>
+        <w:rPr>
+          <w:b/>
+        </w:rPr>
+        <w:t>evidence</w:t>
+      </w:r>
+      <w:r>
+        <w:rPr>
+          <w:b w:val="0"/>
+        </w:rPr>
+        <w:t>.</w:t>
       </w:r>
     </w:p>
     <w:sectPr>
